--- a/db_2_normalization/db_normalization_2.docx
+++ b/db_2_normalization/db_normalization_2.docx
@@ -940,16 +940,573 @@
           <w:szCs w:val="28"/>
           <w:lang w:val="en-US"/>
         </w:rPr>
-        <w:t>UQ_Buyer</w:t>
-      </w:r>
-      <w:r>
-        <w:rPr>
-          <w:rFonts w:cstheme="minorHAnsi"/>
-          <w:sz w:val="28"/>
-          <w:szCs w:val="28"/>
-          <w:lang w:val="en-US"/>
-        </w:rPr>
-        <w:t>Email</w:t>
+        <w:t>UQ_BuyerEmail</w:t>
+      </w:r>
+      <w:proofErr w:type="spellEnd"/>
+      <w:r>
+        <w:rPr>
+          <w:rFonts w:cstheme="minorHAnsi"/>
+          <w:sz w:val="28"/>
+          <w:szCs w:val="28"/>
+          <w:lang w:val="en-US"/>
+        </w:rPr>
+        <w:t>: UNIQUE (Email)</w:t>
+      </w:r>
+    </w:p>
+    <w:p>
+      <w:pPr>
+        <w:pStyle w:val="a7"/>
+        <w:numPr>
+          <w:ilvl w:val="0"/>
+          <w:numId w:val="4"/>
+        </w:numPr>
+        <w:rPr>
+          <w:rFonts w:cstheme="minorHAnsi"/>
+          <w:b/>
+          <w:bCs/>
+          <w:sz w:val="28"/>
+          <w:szCs w:val="28"/>
+        </w:rPr>
+      </w:pPr>
+      <w:r>
+        <w:rPr>
+          <w:rFonts w:cstheme="minorHAnsi"/>
+          <w:b/>
+          <w:bCs/>
+          <w:sz w:val="28"/>
+          <w:szCs w:val="28"/>
+          <w:lang w:val="en-US"/>
+        </w:rPr>
+        <w:t>Table Name: Supplier</w:t>
+      </w:r>
+    </w:p>
+    <w:p>
+      <w:pPr>
+        <w:pStyle w:val="a7"/>
+        <w:numPr>
+          <w:ilvl w:val="1"/>
+          <w:numId w:val="4"/>
+        </w:numPr>
+        <w:rPr>
+          <w:rFonts w:cstheme="minorHAnsi"/>
+          <w:sz w:val="28"/>
+          <w:szCs w:val="28"/>
+        </w:rPr>
+      </w:pPr>
+      <w:r>
+        <w:rPr>
+          <w:rFonts w:cstheme="minorHAnsi"/>
+          <w:b/>
+          <w:bCs/>
+          <w:sz w:val="28"/>
+          <w:szCs w:val="28"/>
+          <w:lang w:val="en-US"/>
+        </w:rPr>
+        <w:t>Description</w:t>
+      </w:r>
+      <w:r>
+        <w:rPr>
+          <w:rFonts w:cstheme="minorHAnsi"/>
+          <w:b/>
+          <w:bCs/>
+          <w:sz w:val="28"/>
+          <w:szCs w:val="28"/>
+        </w:rPr>
+        <w:t>:</w:t>
+      </w:r>
+      <w:r>
+        <w:rPr>
+          <w:rFonts w:cstheme="minorHAnsi"/>
+          <w:sz w:val="28"/>
+          <w:szCs w:val="28"/>
+        </w:rPr>
+        <w:t xml:space="preserve"> </w:t>
+      </w:r>
+      <w:r>
+        <w:rPr>
+          <w:rFonts w:cstheme="minorHAnsi"/>
+          <w:sz w:val="28"/>
+          <w:szCs w:val="28"/>
+        </w:rPr>
+        <w:t>Хранит информацию о поставщике</w:t>
+      </w:r>
+    </w:p>
+    <w:p>
+      <w:pPr>
+        <w:pStyle w:val="a7"/>
+        <w:numPr>
+          <w:ilvl w:val="1"/>
+          <w:numId w:val="4"/>
+        </w:numPr>
+        <w:rPr>
+          <w:rFonts w:cstheme="minorHAnsi"/>
+          <w:sz w:val="28"/>
+          <w:szCs w:val="28"/>
+        </w:rPr>
+      </w:pPr>
+      <w:r>
+        <w:rPr>
+          <w:rFonts w:cstheme="minorHAnsi"/>
+          <w:b/>
+          <w:bCs/>
+          <w:sz w:val="28"/>
+          <w:szCs w:val="28"/>
+          <w:lang w:val="en-US"/>
+        </w:rPr>
+        <w:t>Attributes:</w:t>
+      </w:r>
+    </w:p>
+    <w:p>
+      <w:pPr>
+        <w:pStyle w:val="a7"/>
+        <w:numPr>
+          <w:ilvl w:val="2"/>
+          <w:numId w:val="4"/>
+        </w:numPr>
+        <w:rPr>
+          <w:rFonts w:cstheme="minorHAnsi"/>
+          <w:sz w:val="28"/>
+          <w:szCs w:val="28"/>
+          <w:lang w:val="en-US"/>
+        </w:rPr>
+      </w:pPr>
+      <w:proofErr w:type="spellStart"/>
+      <w:r>
+        <w:rPr>
+          <w:rFonts w:cstheme="minorHAnsi"/>
+          <w:sz w:val="28"/>
+          <w:szCs w:val="28"/>
+          <w:lang w:val="en-US"/>
+        </w:rPr>
+        <w:t>SupplierID</w:t>
+      </w:r>
+      <w:proofErr w:type="spellEnd"/>
+      <w:r>
+        <w:rPr>
+          <w:rFonts w:cstheme="minorHAnsi"/>
+          <w:sz w:val="28"/>
+          <w:szCs w:val="28"/>
+          <w:lang w:val="en-US"/>
+        </w:rPr>
+        <w:t>: INTEGER, PK, NOT NULL, UNIQUE</w:t>
+      </w:r>
+    </w:p>
+    <w:p>
+      <w:pPr>
+        <w:pStyle w:val="a7"/>
+        <w:numPr>
+          <w:ilvl w:val="2"/>
+          <w:numId w:val="4"/>
+        </w:numPr>
+        <w:rPr>
+          <w:rFonts w:cstheme="minorHAnsi"/>
+          <w:sz w:val="28"/>
+          <w:szCs w:val="28"/>
+          <w:lang w:val="en-US"/>
+        </w:rPr>
+      </w:pPr>
+      <w:proofErr w:type="spellStart"/>
+      <w:r>
+        <w:rPr>
+          <w:rFonts w:cstheme="minorHAnsi"/>
+          <w:sz w:val="28"/>
+          <w:szCs w:val="28"/>
+          <w:lang w:val="en-US"/>
+        </w:rPr>
+        <w:t>SupplierName</w:t>
+      </w:r>
+      <w:proofErr w:type="spellEnd"/>
+      <w:r>
+        <w:rPr>
+          <w:rFonts w:cstheme="minorHAnsi"/>
+          <w:sz w:val="28"/>
+          <w:szCs w:val="28"/>
+          <w:lang w:val="en-US"/>
+        </w:rPr>
+        <w:t xml:space="preserve">: </w:t>
+      </w:r>
+      <w:proofErr w:type="gramStart"/>
+      <w:r>
+        <w:rPr>
+          <w:rFonts w:cstheme="minorHAnsi"/>
+          <w:sz w:val="28"/>
+          <w:szCs w:val="28"/>
+          <w:lang w:val="en-US"/>
+        </w:rPr>
+        <w:t>VARCHAR(</w:t>
+      </w:r>
+      <w:proofErr w:type="gramEnd"/>
+      <w:r>
+        <w:rPr>
+          <w:rFonts w:cstheme="minorHAnsi"/>
+          <w:sz w:val="28"/>
+          <w:szCs w:val="28"/>
+          <w:lang w:val="en-US"/>
+        </w:rPr>
+        <w:t>10</w:t>
+      </w:r>
+      <w:r>
+        <w:rPr>
+          <w:rFonts w:cstheme="minorHAnsi"/>
+          <w:sz w:val="28"/>
+          <w:szCs w:val="28"/>
+          <w:lang w:val="en-US"/>
+        </w:rPr>
+        <w:t>0), NOT NULL</w:t>
+      </w:r>
+    </w:p>
+    <w:p>
+      <w:pPr>
+        <w:pStyle w:val="a7"/>
+        <w:numPr>
+          <w:ilvl w:val="2"/>
+          <w:numId w:val="4"/>
+        </w:numPr>
+        <w:rPr>
+          <w:rFonts w:cstheme="minorHAnsi"/>
+          <w:sz w:val="28"/>
+          <w:szCs w:val="28"/>
+          <w:lang w:val="en-US"/>
+        </w:rPr>
+      </w:pPr>
+      <w:proofErr w:type="spellStart"/>
+      <w:r>
+        <w:rPr>
+          <w:rFonts w:cstheme="minorHAnsi"/>
+          <w:sz w:val="28"/>
+          <w:szCs w:val="28"/>
+          <w:lang w:val="en-US"/>
+        </w:rPr>
+        <w:t>SupplierAddress</w:t>
+      </w:r>
+      <w:proofErr w:type="spellEnd"/>
+      <w:r>
+        <w:rPr>
+          <w:rFonts w:cstheme="minorHAnsi"/>
+          <w:sz w:val="28"/>
+          <w:szCs w:val="28"/>
+          <w:lang w:val="en-US"/>
+        </w:rPr>
+        <w:t xml:space="preserve">: </w:t>
+      </w:r>
+      <w:proofErr w:type="gramStart"/>
+      <w:r>
+        <w:rPr>
+          <w:rFonts w:cstheme="minorHAnsi"/>
+          <w:sz w:val="28"/>
+          <w:szCs w:val="28"/>
+          <w:lang w:val="en-US"/>
+        </w:rPr>
+        <w:t>VARCHAR(</w:t>
+      </w:r>
+      <w:proofErr w:type="gramEnd"/>
+      <w:r>
+        <w:rPr>
+          <w:rFonts w:cstheme="minorHAnsi"/>
+          <w:sz w:val="28"/>
+          <w:szCs w:val="28"/>
+          <w:lang w:val="en-US"/>
+        </w:rPr>
+        <w:t>255</w:t>
+      </w:r>
+      <w:r>
+        <w:rPr>
+          <w:rFonts w:cstheme="minorHAnsi"/>
+          <w:sz w:val="28"/>
+          <w:szCs w:val="28"/>
+          <w:lang w:val="en-US"/>
+        </w:rPr>
+        <w:t>), NOT NULL</w:t>
+      </w:r>
+    </w:p>
+    <w:p>
+      <w:pPr>
+        <w:pStyle w:val="a7"/>
+        <w:numPr>
+          <w:ilvl w:val="2"/>
+          <w:numId w:val="4"/>
+        </w:numPr>
+        <w:rPr>
+          <w:rFonts w:cstheme="minorHAnsi"/>
+          <w:sz w:val="28"/>
+          <w:szCs w:val="28"/>
+          <w:lang w:val="en-US"/>
+        </w:rPr>
+      </w:pPr>
+      <w:proofErr w:type="spellStart"/>
+      <w:r>
+        <w:rPr>
+          <w:rFonts w:cstheme="minorHAnsi"/>
+          <w:sz w:val="28"/>
+          <w:szCs w:val="28"/>
+          <w:lang w:val="en-US"/>
+        </w:rPr>
+        <w:t>PhoneNumber</w:t>
+      </w:r>
+      <w:proofErr w:type="spellEnd"/>
+      <w:r>
+        <w:rPr>
+          <w:rFonts w:cstheme="minorHAnsi"/>
+          <w:sz w:val="28"/>
+          <w:szCs w:val="28"/>
+          <w:lang w:val="en-US"/>
+        </w:rPr>
+        <w:t xml:space="preserve">: </w:t>
+      </w:r>
+      <w:proofErr w:type="gramStart"/>
+      <w:r>
+        <w:rPr>
+          <w:rFonts w:cstheme="minorHAnsi"/>
+          <w:sz w:val="28"/>
+          <w:szCs w:val="28"/>
+          <w:lang w:val="en-US"/>
+        </w:rPr>
+        <w:t>VARCHAR(</w:t>
+      </w:r>
+      <w:proofErr w:type="gramEnd"/>
+      <w:r>
+        <w:rPr>
+          <w:rFonts w:cstheme="minorHAnsi"/>
+          <w:sz w:val="28"/>
+          <w:szCs w:val="28"/>
+          <w:lang w:val="en-US"/>
+        </w:rPr>
+        <w:t>20</w:t>
+      </w:r>
+      <w:r>
+        <w:rPr>
+          <w:rFonts w:cstheme="minorHAnsi"/>
+          <w:sz w:val="28"/>
+          <w:szCs w:val="28"/>
+          <w:lang w:val="en-US"/>
+        </w:rPr>
+        <w:t>), NOT NULL, UNIQUE</w:t>
+      </w:r>
+    </w:p>
+    <w:p>
+      <w:pPr>
+        <w:pStyle w:val="a7"/>
+        <w:numPr>
+          <w:ilvl w:val="2"/>
+          <w:numId w:val="4"/>
+        </w:numPr>
+        <w:rPr>
+          <w:rFonts w:cstheme="minorHAnsi"/>
+          <w:sz w:val="28"/>
+          <w:szCs w:val="28"/>
+          <w:lang w:val="en-US"/>
+        </w:rPr>
+      </w:pPr>
+      <w:r>
+        <w:rPr>
+          <w:rFonts w:cstheme="minorHAnsi"/>
+          <w:sz w:val="28"/>
+          <w:szCs w:val="28"/>
+          <w:lang w:val="en-US"/>
+        </w:rPr>
+        <w:t>Ema</w:t>
+      </w:r>
+      <w:r>
+        <w:rPr>
+          <w:rFonts w:cstheme="minorHAnsi"/>
+          <w:sz w:val="28"/>
+          <w:szCs w:val="28"/>
+          <w:lang w:val="en-US"/>
+        </w:rPr>
+        <w:t>il</w:t>
+      </w:r>
+      <w:r>
+        <w:rPr>
+          <w:rFonts w:cstheme="minorHAnsi"/>
+          <w:sz w:val="28"/>
+          <w:szCs w:val="28"/>
+          <w:lang w:val="en-US"/>
+        </w:rPr>
+        <w:t xml:space="preserve">: </w:t>
+      </w:r>
+      <w:proofErr w:type="gramStart"/>
+      <w:r>
+        <w:rPr>
+          <w:rFonts w:cstheme="minorHAnsi"/>
+          <w:sz w:val="28"/>
+          <w:szCs w:val="28"/>
+          <w:lang w:val="en-US"/>
+        </w:rPr>
+        <w:t>VARCHAR(</w:t>
+      </w:r>
+      <w:proofErr w:type="gramEnd"/>
+      <w:r>
+        <w:rPr>
+          <w:rFonts w:cstheme="minorHAnsi"/>
+          <w:sz w:val="28"/>
+          <w:szCs w:val="28"/>
+          <w:lang w:val="en-US"/>
+        </w:rPr>
+        <w:t>100), NOT NULL, UNIQUE</w:t>
+      </w:r>
+    </w:p>
+    <w:p>
+      <w:pPr>
+        <w:pStyle w:val="a7"/>
+        <w:numPr>
+          <w:ilvl w:val="1"/>
+          <w:numId w:val="4"/>
+        </w:numPr>
+        <w:rPr>
+          <w:rFonts w:cstheme="minorHAnsi"/>
+          <w:b/>
+          <w:bCs/>
+          <w:sz w:val="28"/>
+          <w:szCs w:val="28"/>
+          <w:lang w:val="en-US"/>
+        </w:rPr>
+      </w:pPr>
+      <w:r>
+        <w:rPr>
+          <w:rFonts w:cstheme="minorHAnsi"/>
+          <w:b/>
+          <w:bCs/>
+          <w:sz w:val="28"/>
+          <w:szCs w:val="28"/>
+          <w:lang w:val="en-US"/>
+        </w:rPr>
+        <w:t>Constraints:</w:t>
+      </w:r>
+    </w:p>
+    <w:p>
+      <w:pPr>
+        <w:pStyle w:val="a7"/>
+        <w:numPr>
+          <w:ilvl w:val="2"/>
+          <w:numId w:val="4"/>
+        </w:numPr>
+        <w:rPr>
+          <w:rFonts w:cstheme="minorHAnsi"/>
+          <w:sz w:val="28"/>
+          <w:szCs w:val="28"/>
+          <w:lang w:val="en-US"/>
+        </w:rPr>
+      </w:pPr>
+      <w:proofErr w:type="spellStart"/>
+      <w:r>
+        <w:rPr>
+          <w:rFonts w:cstheme="minorHAnsi"/>
+          <w:sz w:val="28"/>
+          <w:szCs w:val="28"/>
+          <w:lang w:val="en-US"/>
+        </w:rPr>
+        <w:t>PK_Supplier</w:t>
+      </w:r>
+      <w:proofErr w:type="spellEnd"/>
+      <w:r>
+        <w:rPr>
+          <w:rFonts w:cstheme="minorHAnsi"/>
+          <w:sz w:val="28"/>
+          <w:szCs w:val="28"/>
+          <w:lang w:val="en-US"/>
+        </w:rPr>
+        <w:t>: PRIMARY KEY (</w:t>
+      </w:r>
+      <w:proofErr w:type="spellStart"/>
+      <w:r>
+        <w:rPr>
+          <w:rFonts w:cstheme="minorHAnsi"/>
+          <w:sz w:val="28"/>
+          <w:szCs w:val="28"/>
+          <w:lang w:val="en-US"/>
+        </w:rPr>
+        <w:t>SupplierID</w:t>
+      </w:r>
+      <w:proofErr w:type="spellEnd"/>
+      <w:r>
+        <w:rPr>
+          <w:rFonts w:cstheme="minorHAnsi"/>
+          <w:sz w:val="28"/>
+          <w:szCs w:val="28"/>
+          <w:lang w:val="en-US"/>
+        </w:rPr>
+        <w:t>)</w:t>
+      </w:r>
+    </w:p>
+    <w:p>
+      <w:pPr>
+        <w:pStyle w:val="a7"/>
+        <w:numPr>
+          <w:ilvl w:val="2"/>
+          <w:numId w:val="4"/>
+        </w:numPr>
+        <w:rPr>
+          <w:rFonts w:cstheme="minorHAnsi"/>
+          <w:sz w:val="28"/>
+          <w:szCs w:val="28"/>
+          <w:lang w:val="en-US"/>
+        </w:rPr>
+      </w:pPr>
+      <w:proofErr w:type="spellStart"/>
+      <w:r>
+        <w:rPr>
+          <w:rFonts w:cstheme="minorHAnsi"/>
+          <w:sz w:val="28"/>
+          <w:szCs w:val="28"/>
+          <w:lang w:val="en-US"/>
+        </w:rPr>
+        <w:lastRenderedPageBreak/>
+        <w:t>UQ_SupplierPhoneNumber</w:t>
+      </w:r>
+      <w:proofErr w:type="spellEnd"/>
+      <w:r>
+        <w:rPr>
+          <w:rFonts w:cstheme="minorHAnsi"/>
+          <w:sz w:val="28"/>
+          <w:szCs w:val="28"/>
+          <w:lang w:val="en-US"/>
+        </w:rPr>
+        <w:t>: UNIQUE (</w:t>
+      </w:r>
+      <w:proofErr w:type="spellStart"/>
+      <w:r>
+        <w:rPr>
+          <w:rFonts w:cstheme="minorHAnsi"/>
+          <w:sz w:val="28"/>
+          <w:szCs w:val="28"/>
+          <w:lang w:val="en-US"/>
+        </w:rPr>
+        <w:t>PhoneNumber</w:t>
+      </w:r>
+      <w:proofErr w:type="spellEnd"/>
+      <w:r>
+        <w:rPr>
+          <w:rFonts w:cstheme="minorHAnsi"/>
+          <w:sz w:val="28"/>
+          <w:szCs w:val="28"/>
+          <w:lang w:val="en-US"/>
+        </w:rPr>
+        <w:t>)</w:t>
+      </w:r>
+    </w:p>
+    <w:p>
+      <w:pPr>
+        <w:pStyle w:val="a7"/>
+        <w:numPr>
+          <w:ilvl w:val="2"/>
+          <w:numId w:val="4"/>
+        </w:numPr>
+        <w:rPr>
+          <w:rFonts w:cstheme="minorHAnsi"/>
+          <w:sz w:val="28"/>
+          <w:szCs w:val="28"/>
+          <w:lang w:val="en-US"/>
+        </w:rPr>
+      </w:pPr>
+      <w:proofErr w:type="spellStart"/>
+      <w:r>
+        <w:rPr>
+          <w:rFonts w:cstheme="minorHAnsi"/>
+          <w:sz w:val="28"/>
+          <w:szCs w:val="28"/>
+          <w:lang w:val="en-US"/>
+        </w:rPr>
+        <w:t>UQ_SupplierEmail</w:t>
       </w:r>
       <w:proofErr w:type="spellEnd"/>
       <w:r>
@@ -989,33 +1546,38 @@
         </w:numPr>
         <w:rPr>
           <w:rFonts w:cstheme="minorHAnsi"/>
-          <w:b/>
-          <w:bCs/>
-          <w:sz w:val="28"/>
-          <w:szCs w:val="28"/>
-        </w:rPr>
-      </w:pPr>
-      <w:r>
-        <w:rPr>
-          <w:rFonts w:cstheme="minorHAnsi"/>
-          <w:b/>
-          <w:bCs/>
-          <w:sz w:val="28"/>
-          <w:szCs w:val="28"/>
-          <w:lang w:val="en-US"/>
-        </w:rPr>
-        <w:t xml:space="preserve">Table Name: </w:t>
-      </w:r>
-      <w:r>
-        <w:rPr>
-          <w:rFonts w:cstheme="minorHAnsi"/>
-          <w:b/>
-          <w:bCs/>
-          <w:sz w:val="28"/>
-          <w:szCs w:val="28"/>
-          <w:lang w:val="en-US"/>
-        </w:rPr>
-        <w:t>Supplier</w:t>
+          <w:sz w:val="28"/>
+          <w:szCs w:val="28"/>
+        </w:rPr>
+      </w:pPr>
+      <w:r>
+        <w:rPr>
+          <w:rFonts w:cstheme="minorHAnsi"/>
+          <w:b/>
+          <w:bCs/>
+          <w:sz w:val="28"/>
+          <w:szCs w:val="28"/>
+          <w:lang w:val="en-US"/>
+        </w:rPr>
+        <w:t>Table Name:</w:t>
+      </w:r>
+      <w:r>
+        <w:rPr>
+          <w:rFonts w:cstheme="minorHAnsi"/>
+          <w:sz w:val="28"/>
+          <w:szCs w:val="28"/>
+          <w:lang w:val="en-US"/>
+        </w:rPr>
+        <w:t xml:space="preserve"> </w:t>
+      </w:r>
+      <w:r>
+        <w:rPr>
+          <w:rFonts w:cstheme="minorHAnsi"/>
+          <w:sz w:val="28"/>
+          <w:szCs w:val="28"/>
+          <w:lang w:val="en-US"/>
+        </w:rPr>
+        <w:t>Category</w:t>
       </w:r>
     </w:p>
     <w:p>
@@ -1066,15 +1628,15 @@
           <w:sz w:val="28"/>
           <w:szCs w:val="28"/>
         </w:rPr>
-        <w:t>Хранит информацию о</w:t>
-      </w:r>
-      <w:r>
-        <w:rPr>
-          <w:rFonts w:cstheme="minorHAnsi"/>
-          <w:sz w:val="28"/>
-          <w:szCs w:val="28"/>
-        </w:rPr>
-        <w:t xml:space="preserve"> поставщике</w:t>
+        <w:t xml:space="preserve">Хранит информацию о </w:t>
+      </w:r>
+      <w:r>
+        <w:rPr>
+          <w:rFonts w:cstheme="minorHAnsi"/>
+          <w:sz w:val="28"/>
+          <w:szCs w:val="28"/>
+        </w:rPr>
+        <w:t>категориях товаров</w:t>
       </w:r>
     </w:p>
     <w:p>
@@ -1124,7 +1686,7 @@
           <w:szCs w:val="28"/>
           <w:lang w:val="en-US"/>
         </w:rPr>
-        <w:t>Supplier</w:t>
+        <w:t>Category</w:t>
       </w:r>
       <w:r>
         <w:rPr>
@@ -1168,7 +1730,7 @@
           <w:szCs w:val="28"/>
           <w:lang w:val="en-US"/>
         </w:rPr>
-        <w:t>Supplier</w:t>
+        <w:t>Category</w:t>
       </w:r>
       <w:r>
         <w:rPr>
@@ -1207,7 +1769,7 @@
           <w:szCs w:val="28"/>
           <w:lang w:val="en-US"/>
         </w:rPr>
-        <w:t>10</w:t>
+        <w:t>5</w:t>
       </w:r>
       <w:r>
         <w:rPr>
@@ -1218,6 +1780,39 @@
         </w:rPr>
         <w:t>0), NOT NULL</w:t>
       </w:r>
+      <w:r>
+        <w:rPr>
+          <w:rFonts w:cstheme="minorHAnsi"/>
+          <w:sz w:val="28"/>
+          <w:szCs w:val="28"/>
+          <w:lang w:val="en-US"/>
+        </w:rPr>
+        <w:t>, UNIQUE</w:t>
+      </w:r>
+    </w:p>
+    <w:p>
+      <w:pPr>
+        <w:pStyle w:val="a7"/>
+        <w:numPr>
+          <w:ilvl w:val="1"/>
+          <w:numId w:val="4"/>
+        </w:numPr>
+        <w:rPr>
+          <w:rFonts w:cstheme="minorHAnsi"/>
+          <w:sz w:val="28"/>
+          <w:szCs w:val="28"/>
+          <w:lang w:val="en-US"/>
+        </w:rPr>
+      </w:pPr>
+      <w:r>
+        <w:rPr>
+          <w:rFonts w:cstheme="minorHAnsi"/>
+          <w:sz w:val="28"/>
+          <w:szCs w:val="28"/>
+          <w:lang w:val="en-US"/>
+        </w:rPr>
+        <w:t>Constraints:</w:t>
+      </w:r>
     </w:p>
     <w:p>
       <w:pPr>
@@ -1241,7 +1836,1127 @@
           <w:szCs w:val="28"/>
           <w:lang w:val="en-US"/>
         </w:rPr>
-        <w:t>SupplierAddress</w:t>
+        <w:t>PK_</w:t>
+      </w:r>
+      <w:r>
+        <w:rPr>
+          <w:rFonts w:cstheme="minorHAnsi"/>
+          <w:sz w:val="28"/>
+          <w:szCs w:val="28"/>
+          <w:lang w:val="en-US"/>
+        </w:rPr>
+        <w:t>Category</w:t>
+      </w:r>
+      <w:proofErr w:type="spellEnd"/>
+      <w:r>
+        <w:rPr>
+          <w:rFonts w:cstheme="minorHAnsi"/>
+          <w:sz w:val="28"/>
+          <w:szCs w:val="28"/>
+          <w:lang w:val="en-US"/>
+        </w:rPr>
+        <w:t>: PRIMARY KEY (</w:t>
+      </w:r>
+      <w:proofErr w:type="spellStart"/>
+      <w:r>
+        <w:rPr>
+          <w:rFonts w:cstheme="minorHAnsi"/>
+          <w:sz w:val="28"/>
+          <w:szCs w:val="28"/>
+          <w:lang w:val="en-US"/>
+        </w:rPr>
+        <w:t>Category</w:t>
+      </w:r>
+      <w:r>
+        <w:rPr>
+          <w:rFonts w:cstheme="minorHAnsi"/>
+          <w:sz w:val="28"/>
+          <w:szCs w:val="28"/>
+          <w:lang w:val="en-US"/>
+        </w:rPr>
+        <w:t>ID</w:t>
+      </w:r>
+      <w:proofErr w:type="spellEnd"/>
+      <w:r>
+        <w:rPr>
+          <w:rFonts w:cstheme="minorHAnsi"/>
+          <w:sz w:val="28"/>
+          <w:szCs w:val="28"/>
+          <w:lang w:val="en-US"/>
+        </w:rPr>
+        <w:t>)</w:t>
+      </w:r>
+    </w:p>
+    <w:p>
+      <w:pPr>
+        <w:pStyle w:val="a7"/>
+        <w:numPr>
+          <w:ilvl w:val="2"/>
+          <w:numId w:val="4"/>
+        </w:numPr>
+        <w:rPr>
+          <w:rFonts w:cstheme="minorHAnsi"/>
+          <w:sz w:val="28"/>
+          <w:szCs w:val="28"/>
+          <w:lang w:val="en-US"/>
+        </w:rPr>
+      </w:pPr>
+      <w:proofErr w:type="spellStart"/>
+      <w:r>
+        <w:rPr>
+          <w:rFonts w:cstheme="minorHAnsi"/>
+          <w:sz w:val="28"/>
+          <w:szCs w:val="28"/>
+          <w:lang w:val="en-US"/>
+        </w:rPr>
+        <w:t>UQ_</w:t>
+      </w:r>
+      <w:r>
+        <w:rPr>
+          <w:rFonts w:cstheme="minorHAnsi"/>
+          <w:sz w:val="28"/>
+          <w:szCs w:val="28"/>
+          <w:lang w:val="en-US"/>
+        </w:rPr>
+        <w:t>CategoryName</w:t>
+      </w:r>
+      <w:proofErr w:type="spellEnd"/>
+      <w:r>
+        <w:rPr>
+          <w:rFonts w:cstheme="minorHAnsi"/>
+          <w:sz w:val="28"/>
+          <w:szCs w:val="28"/>
+          <w:lang w:val="en-US"/>
+        </w:rPr>
+        <w:t>: UNIQUE (</w:t>
+      </w:r>
+      <w:proofErr w:type="spellStart"/>
+      <w:r>
+        <w:rPr>
+          <w:rFonts w:cstheme="minorHAnsi"/>
+          <w:sz w:val="28"/>
+          <w:szCs w:val="28"/>
+          <w:lang w:val="en-US"/>
+        </w:rPr>
+        <w:t>CategoryName</w:t>
+      </w:r>
+      <w:proofErr w:type="spellEnd"/>
+      <w:r>
+        <w:rPr>
+          <w:rFonts w:cstheme="minorHAnsi"/>
+          <w:sz w:val="28"/>
+          <w:szCs w:val="28"/>
+          <w:lang w:val="en-US"/>
+        </w:rPr>
+        <w:t>)</w:t>
+      </w:r>
+    </w:p>
+    <w:p>
+      <w:pPr>
+        <w:pStyle w:val="a7"/>
+        <w:numPr>
+          <w:ilvl w:val="0"/>
+          <w:numId w:val="4"/>
+        </w:numPr>
+        <w:rPr>
+          <w:rFonts w:cstheme="minorHAnsi"/>
+          <w:sz w:val="28"/>
+          <w:szCs w:val="28"/>
+        </w:rPr>
+      </w:pPr>
+      <w:r>
+        <w:rPr>
+          <w:rFonts w:cstheme="minorHAnsi"/>
+          <w:b/>
+          <w:bCs/>
+          <w:sz w:val="28"/>
+          <w:szCs w:val="28"/>
+          <w:lang w:val="en-US"/>
+        </w:rPr>
+        <w:t>Table Name:</w:t>
+      </w:r>
+      <w:r>
+        <w:rPr>
+          <w:rFonts w:cstheme="minorHAnsi"/>
+          <w:sz w:val="28"/>
+          <w:szCs w:val="28"/>
+          <w:lang w:val="en-US"/>
+        </w:rPr>
+        <w:t xml:space="preserve"> Product</w:t>
+      </w:r>
+    </w:p>
+    <w:p>
+      <w:pPr>
+        <w:pStyle w:val="a7"/>
+        <w:numPr>
+          <w:ilvl w:val="1"/>
+          <w:numId w:val="4"/>
+        </w:numPr>
+        <w:rPr>
+          <w:rFonts w:cstheme="minorHAnsi"/>
+          <w:sz w:val="28"/>
+          <w:szCs w:val="28"/>
+        </w:rPr>
+      </w:pPr>
+      <w:r>
+        <w:rPr>
+          <w:rFonts w:cstheme="minorHAnsi"/>
+          <w:b/>
+          <w:bCs/>
+          <w:sz w:val="28"/>
+          <w:szCs w:val="28"/>
+          <w:lang w:val="en-US"/>
+        </w:rPr>
+        <w:t>Description</w:t>
+      </w:r>
+      <w:r>
+        <w:rPr>
+          <w:rFonts w:cstheme="minorHAnsi"/>
+          <w:b/>
+          <w:bCs/>
+          <w:sz w:val="28"/>
+          <w:szCs w:val="28"/>
+        </w:rPr>
+        <w:t>:</w:t>
+      </w:r>
+      <w:r>
+        <w:rPr>
+          <w:rFonts w:cstheme="minorHAnsi"/>
+          <w:sz w:val="28"/>
+          <w:szCs w:val="28"/>
+        </w:rPr>
+        <w:t xml:space="preserve"> </w:t>
+      </w:r>
+      <w:r>
+        <w:rPr>
+          <w:rFonts w:cstheme="minorHAnsi"/>
+          <w:sz w:val="28"/>
+          <w:szCs w:val="28"/>
+        </w:rPr>
+        <w:t xml:space="preserve">Хранит информацию </w:t>
+      </w:r>
+      <w:proofErr w:type="gramStart"/>
+      <w:r>
+        <w:rPr>
+          <w:rFonts w:cstheme="minorHAnsi"/>
+          <w:sz w:val="28"/>
+          <w:szCs w:val="28"/>
+        </w:rPr>
+        <w:t>о  товарах</w:t>
+      </w:r>
+      <w:proofErr w:type="gramEnd"/>
+    </w:p>
+    <w:p>
+      <w:pPr>
+        <w:pStyle w:val="a7"/>
+        <w:numPr>
+          <w:ilvl w:val="1"/>
+          <w:numId w:val="4"/>
+        </w:numPr>
+        <w:rPr>
+          <w:rFonts w:cstheme="minorHAnsi"/>
+          <w:sz w:val="28"/>
+          <w:szCs w:val="28"/>
+        </w:rPr>
+      </w:pPr>
+      <w:r>
+        <w:rPr>
+          <w:rFonts w:cstheme="minorHAnsi"/>
+          <w:b/>
+          <w:bCs/>
+          <w:sz w:val="28"/>
+          <w:szCs w:val="28"/>
+          <w:lang w:val="en-US"/>
+        </w:rPr>
+        <w:t>Attributes:</w:t>
+      </w:r>
+    </w:p>
+    <w:p>
+      <w:pPr>
+        <w:pStyle w:val="a7"/>
+        <w:numPr>
+          <w:ilvl w:val="2"/>
+          <w:numId w:val="4"/>
+        </w:numPr>
+        <w:rPr>
+          <w:rFonts w:cstheme="minorHAnsi"/>
+          <w:sz w:val="28"/>
+          <w:szCs w:val="28"/>
+          <w:lang w:val="en-US"/>
+        </w:rPr>
+      </w:pPr>
+      <w:proofErr w:type="spellStart"/>
+      <w:r>
+        <w:rPr>
+          <w:rFonts w:cstheme="minorHAnsi"/>
+          <w:sz w:val="28"/>
+          <w:szCs w:val="28"/>
+          <w:lang w:val="en-US"/>
+        </w:rPr>
+        <w:t>ProductID</w:t>
+      </w:r>
+      <w:proofErr w:type="spellEnd"/>
+      <w:r>
+        <w:rPr>
+          <w:rFonts w:cstheme="minorHAnsi"/>
+          <w:sz w:val="28"/>
+          <w:szCs w:val="28"/>
+          <w:lang w:val="en-US"/>
+        </w:rPr>
+        <w:t>: INTEGER, PK, NOT NULL, UNIQUE</w:t>
+      </w:r>
+    </w:p>
+    <w:p>
+      <w:pPr>
+        <w:pStyle w:val="a7"/>
+        <w:numPr>
+          <w:ilvl w:val="2"/>
+          <w:numId w:val="4"/>
+        </w:numPr>
+        <w:rPr>
+          <w:rFonts w:cstheme="minorHAnsi"/>
+          <w:sz w:val="28"/>
+          <w:szCs w:val="28"/>
+          <w:lang w:val="en-US"/>
+        </w:rPr>
+      </w:pPr>
+      <w:proofErr w:type="spellStart"/>
+      <w:r>
+        <w:rPr>
+          <w:rFonts w:cstheme="minorHAnsi"/>
+          <w:sz w:val="28"/>
+          <w:szCs w:val="28"/>
+          <w:lang w:val="en-US"/>
+        </w:rPr>
+        <w:t>CategoryID</w:t>
+      </w:r>
+      <w:proofErr w:type="spellEnd"/>
+      <w:r>
+        <w:rPr>
+          <w:rFonts w:cstheme="minorHAnsi"/>
+          <w:sz w:val="28"/>
+          <w:szCs w:val="28"/>
+          <w:lang w:val="en-US"/>
+        </w:rPr>
+        <w:t>: INTEGER, FK, NOT NULL</w:t>
+      </w:r>
+    </w:p>
+    <w:p>
+      <w:pPr>
+        <w:pStyle w:val="a7"/>
+        <w:numPr>
+          <w:ilvl w:val="2"/>
+          <w:numId w:val="4"/>
+        </w:numPr>
+        <w:rPr>
+          <w:rFonts w:cstheme="minorHAnsi"/>
+          <w:sz w:val="28"/>
+          <w:szCs w:val="28"/>
+          <w:lang w:val="en-US"/>
+        </w:rPr>
+      </w:pPr>
+      <w:proofErr w:type="spellStart"/>
+      <w:r>
+        <w:rPr>
+          <w:rFonts w:cstheme="minorHAnsi"/>
+          <w:sz w:val="28"/>
+          <w:szCs w:val="28"/>
+          <w:lang w:val="en-US"/>
+        </w:rPr>
+        <w:t>BrandID</w:t>
+      </w:r>
+      <w:proofErr w:type="spellEnd"/>
+      <w:r>
+        <w:rPr>
+          <w:rFonts w:cstheme="minorHAnsi"/>
+          <w:sz w:val="28"/>
+          <w:szCs w:val="28"/>
+          <w:lang w:val="en-US"/>
+        </w:rPr>
+        <w:t>: INTEGER, FK, NOT NULL</w:t>
+      </w:r>
+    </w:p>
+    <w:p>
+      <w:pPr>
+        <w:pStyle w:val="a7"/>
+        <w:numPr>
+          <w:ilvl w:val="2"/>
+          <w:numId w:val="4"/>
+        </w:numPr>
+        <w:rPr>
+          <w:rFonts w:cstheme="minorHAnsi"/>
+          <w:sz w:val="28"/>
+          <w:szCs w:val="28"/>
+          <w:lang w:val="en-US"/>
+        </w:rPr>
+      </w:pPr>
+      <w:proofErr w:type="spellStart"/>
+      <w:r>
+        <w:rPr>
+          <w:rFonts w:cstheme="minorHAnsi"/>
+          <w:sz w:val="28"/>
+          <w:szCs w:val="28"/>
+          <w:lang w:val="en-US"/>
+        </w:rPr>
+        <w:t>SupplierID</w:t>
+      </w:r>
+      <w:proofErr w:type="spellEnd"/>
+      <w:r>
+        <w:rPr>
+          <w:rFonts w:cstheme="minorHAnsi"/>
+          <w:sz w:val="28"/>
+          <w:szCs w:val="28"/>
+          <w:lang w:val="en-US"/>
+        </w:rPr>
+        <w:t>: INTEGER, FK, NOT NULL</w:t>
+      </w:r>
+    </w:p>
+    <w:p>
+      <w:pPr>
+        <w:pStyle w:val="a7"/>
+        <w:numPr>
+          <w:ilvl w:val="2"/>
+          <w:numId w:val="4"/>
+        </w:numPr>
+        <w:rPr>
+          <w:rFonts w:cstheme="minorHAnsi"/>
+          <w:sz w:val="28"/>
+          <w:szCs w:val="28"/>
+          <w:lang w:val="en-US"/>
+        </w:rPr>
+      </w:pPr>
+      <w:r>
+        <w:rPr>
+          <w:rFonts w:cstheme="minorHAnsi"/>
+          <w:sz w:val="28"/>
+          <w:szCs w:val="28"/>
+          <w:lang w:val="en-US"/>
+        </w:rPr>
+        <w:t xml:space="preserve">ProductName: </w:t>
+      </w:r>
+      <w:proofErr w:type="gramStart"/>
+      <w:r>
+        <w:rPr>
+          <w:rFonts w:cstheme="minorHAnsi"/>
+          <w:sz w:val="28"/>
+          <w:szCs w:val="28"/>
+          <w:lang w:val="en-US"/>
+        </w:rPr>
+        <w:t>VARCHAR(</w:t>
+      </w:r>
+      <w:proofErr w:type="gramEnd"/>
+      <w:r>
+        <w:rPr>
+          <w:rFonts w:cstheme="minorHAnsi"/>
+          <w:sz w:val="28"/>
+          <w:szCs w:val="28"/>
+          <w:lang w:val="en-US"/>
+        </w:rPr>
+        <w:t>50), NOT NULL</w:t>
+      </w:r>
+    </w:p>
+    <w:p>
+      <w:pPr>
+        <w:pStyle w:val="a7"/>
+        <w:numPr>
+          <w:ilvl w:val="2"/>
+          <w:numId w:val="4"/>
+        </w:numPr>
+        <w:rPr>
+          <w:rFonts w:cstheme="minorHAnsi"/>
+          <w:sz w:val="28"/>
+          <w:szCs w:val="28"/>
+          <w:lang w:val="en-US"/>
+        </w:rPr>
+      </w:pPr>
+      <w:proofErr w:type="spellStart"/>
+      <w:r>
+        <w:rPr>
+          <w:rFonts w:cstheme="minorHAnsi"/>
+          <w:sz w:val="28"/>
+          <w:szCs w:val="28"/>
+          <w:lang w:val="en-US"/>
+        </w:rPr>
+        <w:t>ProductYear</w:t>
+      </w:r>
+      <w:proofErr w:type="spellEnd"/>
+      <w:r>
+        <w:rPr>
+          <w:rFonts w:cstheme="minorHAnsi"/>
+          <w:sz w:val="28"/>
+          <w:szCs w:val="28"/>
+          <w:lang w:val="en-US"/>
+        </w:rPr>
+        <w:t>: INTEGER, NOT NULL</w:t>
+      </w:r>
+    </w:p>
+    <w:p>
+      <w:pPr>
+        <w:pStyle w:val="a7"/>
+        <w:numPr>
+          <w:ilvl w:val="2"/>
+          <w:numId w:val="4"/>
+        </w:numPr>
+        <w:rPr>
+          <w:rFonts w:cstheme="minorHAnsi"/>
+          <w:sz w:val="28"/>
+          <w:szCs w:val="28"/>
+          <w:lang w:val="en-US"/>
+        </w:rPr>
+      </w:pPr>
+      <w:r>
+        <w:rPr>
+          <w:rFonts w:cstheme="minorHAnsi"/>
+          <w:sz w:val="28"/>
+          <w:szCs w:val="28"/>
+          <w:lang w:val="en-US"/>
+        </w:rPr>
+        <w:t xml:space="preserve">Price: </w:t>
+      </w:r>
+      <w:proofErr w:type="gramStart"/>
+      <w:r>
+        <w:rPr>
+          <w:rFonts w:cstheme="minorHAnsi"/>
+          <w:sz w:val="28"/>
+          <w:szCs w:val="28"/>
+          <w:lang w:val="en-US"/>
+        </w:rPr>
+        <w:t>NUMERIC(</w:t>
+      </w:r>
+      <w:proofErr w:type="gramEnd"/>
+      <w:r>
+        <w:rPr>
+          <w:rFonts w:cstheme="minorHAnsi"/>
+          <w:sz w:val="28"/>
+          <w:szCs w:val="28"/>
+          <w:lang w:val="en-US"/>
+        </w:rPr>
+        <w:t>10,2), NOT NULL</w:t>
+      </w:r>
+    </w:p>
+    <w:p>
+      <w:pPr>
+        <w:pStyle w:val="a7"/>
+        <w:numPr>
+          <w:ilvl w:val="1"/>
+          <w:numId w:val="4"/>
+        </w:numPr>
+        <w:rPr>
+          <w:rFonts w:cstheme="minorHAnsi"/>
+          <w:sz w:val="28"/>
+          <w:szCs w:val="28"/>
+          <w:lang w:val="en-US"/>
+        </w:rPr>
+      </w:pPr>
+      <w:r>
+        <w:rPr>
+          <w:rFonts w:cstheme="minorHAnsi"/>
+          <w:sz w:val="28"/>
+          <w:szCs w:val="28"/>
+          <w:lang w:val="en-US"/>
+        </w:rPr>
+        <w:t>Constraints:</w:t>
+      </w:r>
+    </w:p>
+    <w:p>
+      <w:pPr>
+        <w:pStyle w:val="a7"/>
+        <w:numPr>
+          <w:ilvl w:val="2"/>
+          <w:numId w:val="4"/>
+        </w:numPr>
+        <w:rPr>
+          <w:rFonts w:cstheme="minorHAnsi"/>
+          <w:sz w:val="28"/>
+          <w:szCs w:val="28"/>
+          <w:lang w:val="en-US"/>
+        </w:rPr>
+      </w:pPr>
+      <w:proofErr w:type="spellStart"/>
+      <w:r>
+        <w:rPr>
+          <w:rFonts w:cstheme="minorHAnsi"/>
+          <w:sz w:val="28"/>
+          <w:szCs w:val="28"/>
+          <w:lang w:val="en-US"/>
+        </w:rPr>
+        <w:t>PK_Product</w:t>
+      </w:r>
+      <w:proofErr w:type="spellEnd"/>
+      <w:r>
+        <w:rPr>
+          <w:rFonts w:cstheme="minorHAnsi"/>
+          <w:sz w:val="28"/>
+          <w:szCs w:val="28"/>
+          <w:lang w:val="en-US"/>
+        </w:rPr>
+        <w:t>: PRIMARY KEY (</w:t>
+      </w:r>
+      <w:proofErr w:type="spellStart"/>
+      <w:r>
+        <w:rPr>
+          <w:rFonts w:cstheme="minorHAnsi"/>
+          <w:sz w:val="28"/>
+          <w:szCs w:val="28"/>
+          <w:lang w:val="en-US"/>
+        </w:rPr>
+        <w:t>ProductID</w:t>
+      </w:r>
+      <w:proofErr w:type="spellEnd"/>
+      <w:r>
+        <w:rPr>
+          <w:rFonts w:cstheme="minorHAnsi"/>
+          <w:sz w:val="28"/>
+          <w:szCs w:val="28"/>
+          <w:lang w:val="en-US"/>
+        </w:rPr>
+        <w:t>)</w:t>
+      </w:r>
+    </w:p>
+    <w:p>
+      <w:pPr>
+        <w:pStyle w:val="a7"/>
+        <w:numPr>
+          <w:ilvl w:val="2"/>
+          <w:numId w:val="4"/>
+        </w:numPr>
+        <w:rPr>
+          <w:rFonts w:cstheme="minorHAnsi"/>
+          <w:sz w:val="28"/>
+          <w:szCs w:val="28"/>
+          <w:lang w:val="en-US"/>
+        </w:rPr>
+      </w:pPr>
+      <w:proofErr w:type="spellStart"/>
+      <w:r>
+        <w:rPr>
+          <w:rFonts w:cstheme="minorHAnsi"/>
+          <w:sz w:val="28"/>
+          <w:szCs w:val="28"/>
+          <w:lang w:val="en-US"/>
+        </w:rPr>
+        <w:t>FK_Product_Category</w:t>
+      </w:r>
+      <w:proofErr w:type="spellEnd"/>
+      <w:r>
+        <w:rPr>
+          <w:rFonts w:cstheme="minorHAnsi"/>
+          <w:sz w:val="28"/>
+          <w:szCs w:val="28"/>
+          <w:lang w:val="en-US"/>
+        </w:rPr>
+        <w:t>: FOREIGN KEY (</w:t>
+      </w:r>
+      <w:proofErr w:type="spellStart"/>
+      <w:r>
+        <w:rPr>
+          <w:rFonts w:cstheme="minorHAnsi"/>
+          <w:sz w:val="28"/>
+          <w:szCs w:val="28"/>
+          <w:lang w:val="en-US"/>
+        </w:rPr>
+        <w:t>CategoryID</w:t>
+      </w:r>
+      <w:proofErr w:type="spellEnd"/>
+      <w:r>
+        <w:rPr>
+          <w:rFonts w:cstheme="minorHAnsi"/>
+          <w:sz w:val="28"/>
+          <w:szCs w:val="28"/>
+          <w:lang w:val="en-US"/>
+        </w:rPr>
+        <w:t xml:space="preserve">) REFERENCES </w:t>
+      </w:r>
+      <w:proofErr w:type="gramStart"/>
+      <w:r>
+        <w:rPr>
+          <w:rFonts w:cstheme="minorHAnsi"/>
+          <w:sz w:val="28"/>
+          <w:szCs w:val="28"/>
+          <w:lang w:val="en-US"/>
+        </w:rPr>
+        <w:t>Category(</w:t>
+      </w:r>
+      <w:proofErr w:type="spellStart"/>
+      <w:proofErr w:type="gramEnd"/>
+      <w:r>
+        <w:rPr>
+          <w:rFonts w:cstheme="minorHAnsi"/>
+          <w:sz w:val="28"/>
+          <w:szCs w:val="28"/>
+          <w:lang w:val="en-US"/>
+        </w:rPr>
+        <w:t>CategoryID</w:t>
+      </w:r>
+      <w:proofErr w:type="spellEnd"/>
+      <w:r>
+        <w:rPr>
+          <w:rFonts w:cstheme="minorHAnsi"/>
+          <w:sz w:val="28"/>
+          <w:szCs w:val="28"/>
+          <w:lang w:val="en-US"/>
+        </w:rPr>
+        <w:t>)</w:t>
+      </w:r>
+    </w:p>
+    <w:p>
+      <w:pPr>
+        <w:pStyle w:val="a7"/>
+        <w:numPr>
+          <w:ilvl w:val="2"/>
+          <w:numId w:val="4"/>
+        </w:numPr>
+        <w:rPr>
+          <w:rFonts w:cstheme="minorHAnsi"/>
+          <w:sz w:val="28"/>
+          <w:szCs w:val="28"/>
+          <w:lang w:val="en-US"/>
+        </w:rPr>
+      </w:pPr>
+      <w:proofErr w:type="spellStart"/>
+      <w:r>
+        <w:rPr>
+          <w:rFonts w:cstheme="minorHAnsi"/>
+          <w:sz w:val="28"/>
+          <w:szCs w:val="28"/>
+          <w:lang w:val="en-US"/>
+        </w:rPr>
+        <w:t>FK_Product_Brand</w:t>
+      </w:r>
+      <w:proofErr w:type="spellEnd"/>
+      <w:r>
+        <w:rPr>
+          <w:rFonts w:cstheme="minorHAnsi"/>
+          <w:sz w:val="28"/>
+          <w:szCs w:val="28"/>
+          <w:lang w:val="en-US"/>
+        </w:rPr>
+        <w:t>: FOREIGN KEY (</w:t>
+      </w:r>
+      <w:proofErr w:type="spellStart"/>
+      <w:r>
+        <w:rPr>
+          <w:rFonts w:cstheme="minorHAnsi"/>
+          <w:sz w:val="28"/>
+          <w:szCs w:val="28"/>
+          <w:lang w:val="en-US"/>
+        </w:rPr>
+        <w:t>BrandID</w:t>
+      </w:r>
+      <w:proofErr w:type="spellEnd"/>
+      <w:r>
+        <w:rPr>
+          <w:rFonts w:cstheme="minorHAnsi"/>
+          <w:sz w:val="28"/>
+          <w:szCs w:val="28"/>
+          <w:lang w:val="en-US"/>
+        </w:rPr>
+        <w:t xml:space="preserve">) REFERENCES </w:t>
+      </w:r>
+      <w:proofErr w:type="gramStart"/>
+      <w:r>
+        <w:rPr>
+          <w:rFonts w:cstheme="minorHAnsi"/>
+          <w:sz w:val="28"/>
+          <w:szCs w:val="28"/>
+          <w:lang w:val="en-US"/>
+        </w:rPr>
+        <w:t>Brand(</w:t>
+      </w:r>
+      <w:proofErr w:type="spellStart"/>
+      <w:proofErr w:type="gramEnd"/>
+      <w:r>
+        <w:rPr>
+          <w:rFonts w:cstheme="minorHAnsi"/>
+          <w:sz w:val="28"/>
+          <w:szCs w:val="28"/>
+          <w:lang w:val="en-US"/>
+        </w:rPr>
+        <w:t>BrandID</w:t>
+      </w:r>
+      <w:proofErr w:type="spellEnd"/>
+      <w:r>
+        <w:rPr>
+          <w:rFonts w:cstheme="minorHAnsi"/>
+          <w:sz w:val="28"/>
+          <w:szCs w:val="28"/>
+          <w:lang w:val="en-US"/>
+        </w:rPr>
+        <w:t>)</w:t>
+      </w:r>
+    </w:p>
+    <w:p>
+      <w:pPr>
+        <w:pStyle w:val="a7"/>
+        <w:numPr>
+          <w:ilvl w:val="2"/>
+          <w:numId w:val="4"/>
+        </w:numPr>
+        <w:rPr>
+          <w:rFonts w:cstheme="minorHAnsi"/>
+          <w:sz w:val="28"/>
+          <w:szCs w:val="28"/>
+          <w:lang w:val="en-US"/>
+        </w:rPr>
+      </w:pPr>
+      <w:proofErr w:type="spellStart"/>
+      <w:r>
+        <w:rPr>
+          <w:rFonts w:cstheme="minorHAnsi"/>
+          <w:sz w:val="28"/>
+          <w:szCs w:val="28"/>
+          <w:lang w:val="en-US"/>
+        </w:rPr>
+        <w:t>FK_Product_Supplier</w:t>
+      </w:r>
+      <w:proofErr w:type="spellEnd"/>
+      <w:r>
+        <w:rPr>
+          <w:rFonts w:cstheme="minorHAnsi"/>
+          <w:sz w:val="28"/>
+          <w:szCs w:val="28"/>
+          <w:lang w:val="en-US"/>
+        </w:rPr>
+        <w:t>: FOREIGN KEY (</w:t>
+      </w:r>
+      <w:proofErr w:type="spellStart"/>
+      <w:r>
+        <w:rPr>
+          <w:rFonts w:cstheme="minorHAnsi"/>
+          <w:sz w:val="28"/>
+          <w:szCs w:val="28"/>
+          <w:lang w:val="en-US"/>
+        </w:rPr>
+        <w:t>SupplierID</w:t>
+      </w:r>
+      <w:proofErr w:type="spellEnd"/>
+      <w:r>
+        <w:rPr>
+          <w:rFonts w:cstheme="minorHAnsi"/>
+          <w:sz w:val="28"/>
+          <w:szCs w:val="28"/>
+          <w:lang w:val="en-US"/>
+        </w:rPr>
+        <w:t xml:space="preserve">) REFERENCES </w:t>
+      </w:r>
+      <w:proofErr w:type="gramStart"/>
+      <w:r>
+        <w:rPr>
+          <w:rFonts w:cstheme="minorHAnsi"/>
+          <w:sz w:val="28"/>
+          <w:szCs w:val="28"/>
+          <w:lang w:val="en-US"/>
+        </w:rPr>
+        <w:t>Supplier(</w:t>
+      </w:r>
+      <w:proofErr w:type="spellStart"/>
+      <w:proofErr w:type="gramEnd"/>
+      <w:r>
+        <w:rPr>
+          <w:rFonts w:cstheme="minorHAnsi"/>
+          <w:sz w:val="28"/>
+          <w:szCs w:val="28"/>
+          <w:lang w:val="en-US"/>
+        </w:rPr>
+        <w:t>SupplierID</w:t>
+      </w:r>
+      <w:proofErr w:type="spellEnd"/>
+      <w:r>
+        <w:rPr>
+          <w:rFonts w:cstheme="minorHAnsi"/>
+          <w:sz w:val="28"/>
+          <w:szCs w:val="28"/>
+          <w:lang w:val="en-US"/>
+        </w:rPr>
+        <w:t>)</w:t>
+      </w:r>
+    </w:p>
+    <w:p>
+      <w:pPr>
+        <w:pStyle w:val="a7"/>
+        <w:numPr>
+          <w:ilvl w:val="2"/>
+          <w:numId w:val="4"/>
+        </w:numPr>
+        <w:rPr>
+          <w:rFonts w:cstheme="minorHAnsi"/>
+          <w:sz w:val="28"/>
+          <w:szCs w:val="28"/>
+          <w:lang w:val="en-US"/>
+        </w:rPr>
+      </w:pPr>
+      <w:proofErr w:type="spellStart"/>
+      <w:r>
+        <w:rPr>
+          <w:rFonts w:cstheme="minorHAnsi"/>
+          <w:sz w:val="28"/>
+          <w:szCs w:val="28"/>
+          <w:lang w:val="en-US"/>
+        </w:rPr>
+        <w:t>CHK_ProductYear</w:t>
+      </w:r>
+      <w:proofErr w:type="spellEnd"/>
+      <w:r>
+        <w:rPr>
+          <w:rFonts w:cstheme="minorHAnsi"/>
+          <w:sz w:val="28"/>
+          <w:szCs w:val="28"/>
+          <w:lang w:val="en-US"/>
+        </w:rPr>
+        <w:t>: CHECK (</w:t>
+      </w:r>
+      <w:proofErr w:type="spellStart"/>
+      <w:r>
+        <w:rPr>
+          <w:rFonts w:cstheme="minorHAnsi"/>
+          <w:sz w:val="28"/>
+          <w:szCs w:val="28"/>
+          <w:lang w:val="en-US"/>
+        </w:rPr>
+        <w:t>ProductYear</w:t>
+      </w:r>
+      <w:proofErr w:type="spellEnd"/>
+      <w:r>
+        <w:rPr>
+          <w:rFonts w:cstheme="minorHAnsi"/>
+          <w:sz w:val="28"/>
+          <w:szCs w:val="28"/>
+          <w:lang w:val="en-US"/>
+        </w:rPr>
+        <w:t xml:space="preserve"> &gt;= 2000 AND </w:t>
+      </w:r>
+      <w:proofErr w:type="spellStart"/>
+      <w:r>
+        <w:rPr>
+          <w:rFonts w:cstheme="minorHAnsi"/>
+          <w:sz w:val="28"/>
+          <w:szCs w:val="28"/>
+          <w:lang w:val="en-US"/>
+        </w:rPr>
+        <w:t>ProductYear</w:t>
+      </w:r>
+      <w:proofErr w:type="spellEnd"/>
+      <w:r>
+        <w:rPr>
+          <w:rFonts w:cstheme="minorHAnsi"/>
+          <w:sz w:val="28"/>
+          <w:szCs w:val="28"/>
+          <w:lang w:val="en-US"/>
+        </w:rPr>
+        <w:t xml:space="preserve"> &lt;= 2050)</w:t>
+      </w:r>
+    </w:p>
+    <w:p>
+      <w:pPr>
+        <w:pStyle w:val="a7"/>
+        <w:numPr>
+          <w:ilvl w:val="2"/>
+          <w:numId w:val="4"/>
+        </w:numPr>
+        <w:rPr>
+          <w:rFonts w:cstheme="minorHAnsi"/>
+          <w:sz w:val="28"/>
+          <w:szCs w:val="28"/>
+          <w:lang w:val="en-US"/>
+        </w:rPr>
+      </w:pPr>
+      <w:proofErr w:type="spellStart"/>
+      <w:r>
+        <w:rPr>
+          <w:rFonts w:cstheme="minorHAnsi"/>
+          <w:sz w:val="28"/>
+          <w:szCs w:val="28"/>
+          <w:lang w:val="en-US"/>
+        </w:rPr>
+        <w:t>CHK_ProductPrice</w:t>
+      </w:r>
+      <w:proofErr w:type="spellEnd"/>
+      <w:r>
+        <w:rPr>
+          <w:rFonts w:cstheme="minorHAnsi"/>
+          <w:sz w:val="28"/>
+          <w:szCs w:val="28"/>
+          <w:lang w:val="en-US"/>
+        </w:rPr>
+        <w:t>: CHECK (Price &gt; 0)</w:t>
+      </w:r>
+    </w:p>
+    <w:p>
+      <w:pPr>
+        <w:pStyle w:val="a7"/>
+        <w:numPr>
+          <w:ilvl w:val="0"/>
+          <w:numId w:val="4"/>
+        </w:numPr>
+        <w:rPr>
+          <w:rFonts w:cstheme="minorHAnsi"/>
+          <w:sz w:val="28"/>
+          <w:szCs w:val="28"/>
+        </w:rPr>
+      </w:pPr>
+      <w:r>
+        <w:rPr>
+          <w:rFonts w:cstheme="minorHAnsi"/>
+          <w:b/>
+          <w:bCs/>
+          <w:sz w:val="28"/>
+          <w:szCs w:val="28"/>
+          <w:lang w:val="en-US"/>
+        </w:rPr>
+        <w:t>Table Name:</w:t>
+      </w:r>
+      <w:r>
+        <w:rPr>
+          <w:rFonts w:cstheme="minorHAnsi"/>
+          <w:sz w:val="28"/>
+          <w:szCs w:val="28"/>
+          <w:lang w:val="en-US"/>
+        </w:rPr>
+        <w:t xml:space="preserve"> Brand</w:t>
+      </w:r>
+    </w:p>
+    <w:p>
+      <w:pPr>
+        <w:pStyle w:val="a7"/>
+        <w:numPr>
+          <w:ilvl w:val="1"/>
+          <w:numId w:val="4"/>
+        </w:numPr>
+        <w:rPr>
+          <w:rFonts w:cstheme="minorHAnsi"/>
+          <w:sz w:val="28"/>
+          <w:szCs w:val="28"/>
+        </w:rPr>
+      </w:pPr>
+      <w:r>
+        <w:rPr>
+          <w:rFonts w:cstheme="minorHAnsi"/>
+          <w:b/>
+          <w:bCs/>
+          <w:sz w:val="28"/>
+          <w:szCs w:val="28"/>
+          <w:lang w:val="en-US"/>
+        </w:rPr>
+        <w:t>Description</w:t>
+      </w:r>
+      <w:r>
+        <w:rPr>
+          <w:rFonts w:cstheme="minorHAnsi"/>
+          <w:b/>
+          <w:bCs/>
+          <w:sz w:val="28"/>
+          <w:szCs w:val="28"/>
+        </w:rPr>
+        <w:t>:</w:t>
+      </w:r>
+      <w:r>
+        <w:rPr>
+          <w:rFonts w:cstheme="minorHAnsi"/>
+          <w:sz w:val="28"/>
+          <w:szCs w:val="28"/>
+        </w:rPr>
+        <w:t xml:space="preserve"> </w:t>
+      </w:r>
+      <w:r>
+        <w:rPr>
+          <w:rFonts w:cstheme="minorHAnsi"/>
+          <w:sz w:val="28"/>
+          <w:szCs w:val="28"/>
+        </w:rPr>
+        <w:t>Хранит информацию о брендах товар</w:t>
+      </w:r>
+      <w:r>
+        <w:rPr>
+          <w:rFonts w:cstheme="minorHAnsi"/>
+          <w:sz w:val="28"/>
+          <w:szCs w:val="28"/>
+        </w:rPr>
+        <w:t>ов</w:t>
+      </w:r>
+    </w:p>
+    <w:p>
+      <w:pPr>
+        <w:pStyle w:val="a7"/>
+        <w:numPr>
+          <w:ilvl w:val="1"/>
+          <w:numId w:val="4"/>
+        </w:numPr>
+        <w:rPr>
+          <w:rFonts w:cstheme="minorHAnsi"/>
+          <w:sz w:val="28"/>
+          <w:szCs w:val="28"/>
+        </w:rPr>
+      </w:pPr>
+      <w:r>
+        <w:rPr>
+          <w:rFonts w:cstheme="minorHAnsi"/>
+          <w:b/>
+          <w:bCs/>
+          <w:sz w:val="28"/>
+          <w:szCs w:val="28"/>
+          <w:lang w:val="en-US"/>
+        </w:rPr>
+        <w:t>Attributes:</w:t>
+      </w:r>
+    </w:p>
+    <w:p>
+      <w:pPr>
+        <w:pStyle w:val="a7"/>
+        <w:numPr>
+          <w:ilvl w:val="2"/>
+          <w:numId w:val="4"/>
+        </w:numPr>
+        <w:rPr>
+          <w:rFonts w:cstheme="minorHAnsi"/>
+          <w:sz w:val="28"/>
+          <w:szCs w:val="28"/>
+          <w:lang w:val="en-US"/>
+        </w:rPr>
+      </w:pPr>
+      <w:proofErr w:type="spellStart"/>
+      <w:r>
+        <w:rPr>
+          <w:rFonts w:cstheme="minorHAnsi"/>
+          <w:sz w:val="28"/>
+          <w:szCs w:val="28"/>
+          <w:lang w:val="en-US"/>
+        </w:rPr>
+        <w:t>BrandID</w:t>
+      </w:r>
+      <w:proofErr w:type="spellEnd"/>
+      <w:r>
+        <w:rPr>
+          <w:rFonts w:cstheme="minorHAnsi"/>
+          <w:sz w:val="28"/>
+          <w:szCs w:val="28"/>
+          <w:lang w:val="en-US"/>
+        </w:rPr>
+        <w:t>: INTEGER, PK, NOT NULL, UNIQUE</w:t>
+      </w:r>
+    </w:p>
+    <w:p>
+      <w:pPr>
+        <w:pStyle w:val="a7"/>
+        <w:numPr>
+          <w:ilvl w:val="2"/>
+          <w:numId w:val="4"/>
+        </w:numPr>
+        <w:rPr>
+          <w:rFonts w:cstheme="minorHAnsi"/>
+          <w:sz w:val="28"/>
+          <w:szCs w:val="28"/>
+          <w:lang w:val="en-US"/>
+        </w:rPr>
+      </w:pPr>
+      <w:proofErr w:type="spellStart"/>
+      <w:r>
+        <w:rPr>
+          <w:rFonts w:cstheme="minorHAnsi"/>
+          <w:sz w:val="28"/>
+          <w:szCs w:val="28"/>
+          <w:lang w:val="en-US"/>
+        </w:rPr>
+        <w:t>BrandName</w:t>
       </w:r>
       <w:proofErr w:type="spellEnd"/>
       <w:r>
@@ -1271,16 +2986,40 @@
           <w:szCs w:val="28"/>
           <w:lang w:val="en-US"/>
         </w:rPr>
-        <w:t>255</w:t>
-      </w:r>
-      <w:r>
-        <w:rPr>
-          <w:rFonts w:cstheme="minorHAnsi"/>
-          <w:sz w:val="28"/>
-          <w:szCs w:val="28"/>
-          <w:lang w:val="en-US"/>
-        </w:rPr>
-        <w:t>), NOT NULL</w:t>
+        <w:t>5</w:t>
+      </w:r>
+      <w:r>
+        <w:rPr>
+          <w:rFonts w:cstheme="minorHAnsi"/>
+          <w:sz w:val="28"/>
+          <w:szCs w:val="28"/>
+          <w:lang w:val="en-US"/>
+        </w:rPr>
+        <w:t>0), NOT NULL, UNIQUE</w:t>
+      </w:r>
+    </w:p>
+    <w:p>
+      <w:pPr>
+        <w:pStyle w:val="a7"/>
+        <w:numPr>
+          <w:ilvl w:val="1"/>
+          <w:numId w:val="4"/>
+        </w:numPr>
+        <w:rPr>
+          <w:rFonts w:cstheme="minorHAnsi"/>
+          <w:sz w:val="28"/>
+          <w:szCs w:val="28"/>
+          <w:lang w:val="en-US"/>
+        </w:rPr>
+      </w:pPr>
+      <w:r>
+        <w:rPr>
+          <w:rFonts w:cstheme="minorHAnsi"/>
+          <w:sz w:val="28"/>
+          <w:szCs w:val="28"/>
+          <w:lang w:val="en-US"/>
+        </w:rPr>
+        <w:t>Constraints:</w:t>
       </w:r>
     </w:p>
     <w:p>
@@ -1305,7 +3044,1066 @@
           <w:szCs w:val="28"/>
           <w:lang w:val="en-US"/>
         </w:rPr>
-        <w:t>PhoneNumber</w:t>
+        <w:t>PK_Brand</w:t>
+      </w:r>
+      <w:proofErr w:type="spellEnd"/>
+      <w:r>
+        <w:rPr>
+          <w:rFonts w:cstheme="minorHAnsi"/>
+          <w:sz w:val="28"/>
+          <w:szCs w:val="28"/>
+          <w:lang w:val="en-US"/>
+        </w:rPr>
+        <w:t>: PRIMARY KEY (</w:t>
+      </w:r>
+      <w:proofErr w:type="spellStart"/>
+      <w:r>
+        <w:rPr>
+          <w:rFonts w:cstheme="minorHAnsi"/>
+          <w:sz w:val="28"/>
+          <w:szCs w:val="28"/>
+          <w:lang w:val="en-US"/>
+        </w:rPr>
+        <w:t>BrandID</w:t>
+      </w:r>
+      <w:proofErr w:type="spellEnd"/>
+      <w:r>
+        <w:rPr>
+          <w:rFonts w:cstheme="minorHAnsi"/>
+          <w:sz w:val="28"/>
+          <w:szCs w:val="28"/>
+          <w:lang w:val="en-US"/>
+        </w:rPr>
+        <w:t>)</w:t>
+      </w:r>
+    </w:p>
+    <w:p>
+      <w:pPr>
+        <w:pStyle w:val="a7"/>
+        <w:numPr>
+          <w:ilvl w:val="2"/>
+          <w:numId w:val="4"/>
+        </w:numPr>
+        <w:rPr>
+          <w:rFonts w:cstheme="minorHAnsi"/>
+          <w:sz w:val="28"/>
+          <w:szCs w:val="28"/>
+          <w:lang w:val="en-US"/>
+        </w:rPr>
+      </w:pPr>
+      <w:proofErr w:type="spellStart"/>
+      <w:r>
+        <w:rPr>
+          <w:rFonts w:cstheme="minorHAnsi"/>
+          <w:sz w:val="28"/>
+          <w:szCs w:val="28"/>
+          <w:lang w:val="en-US"/>
+        </w:rPr>
+        <w:lastRenderedPageBreak/>
+        <w:t>UQ_BrandName</w:t>
+      </w:r>
+      <w:proofErr w:type="spellEnd"/>
+      <w:r>
+        <w:rPr>
+          <w:rFonts w:cstheme="minorHAnsi"/>
+          <w:sz w:val="28"/>
+          <w:szCs w:val="28"/>
+          <w:lang w:val="en-US"/>
+        </w:rPr>
+        <w:t>: UNIQUE (</w:t>
+      </w:r>
+      <w:proofErr w:type="spellStart"/>
+      <w:r>
+        <w:rPr>
+          <w:rFonts w:cstheme="minorHAnsi"/>
+          <w:sz w:val="28"/>
+          <w:szCs w:val="28"/>
+          <w:lang w:val="en-US"/>
+        </w:rPr>
+        <w:t>BrandName</w:t>
+      </w:r>
+      <w:proofErr w:type="spellEnd"/>
+      <w:r>
+        <w:rPr>
+          <w:rFonts w:cstheme="minorHAnsi"/>
+          <w:sz w:val="28"/>
+          <w:szCs w:val="28"/>
+          <w:lang w:val="en-US"/>
+        </w:rPr>
+        <w:t>)</w:t>
+      </w:r>
+    </w:p>
+    <w:p>
+      <w:pPr>
+        <w:pStyle w:val="a7"/>
+        <w:numPr>
+          <w:ilvl w:val="0"/>
+          <w:numId w:val="4"/>
+        </w:numPr>
+        <w:rPr>
+          <w:rFonts w:cstheme="minorHAnsi"/>
+          <w:sz w:val="28"/>
+          <w:szCs w:val="28"/>
+        </w:rPr>
+      </w:pPr>
+      <w:r>
+        <w:rPr>
+          <w:rFonts w:cstheme="minorHAnsi"/>
+          <w:b/>
+          <w:bCs/>
+          <w:sz w:val="28"/>
+          <w:szCs w:val="28"/>
+          <w:lang w:val="en-US"/>
+        </w:rPr>
+        <w:t>Table Name:</w:t>
+      </w:r>
+      <w:r>
+        <w:rPr>
+          <w:rFonts w:cstheme="minorHAnsi"/>
+          <w:sz w:val="28"/>
+          <w:szCs w:val="28"/>
+          <w:lang w:val="en-US"/>
+        </w:rPr>
+        <w:t xml:space="preserve"> </w:t>
+      </w:r>
+      <w:proofErr w:type="spellStart"/>
+      <w:r>
+        <w:rPr>
+          <w:rFonts w:cstheme="minorHAnsi"/>
+          <w:sz w:val="28"/>
+          <w:szCs w:val="28"/>
+          <w:lang w:val="en-US"/>
+        </w:rPr>
+        <w:t>CustomerOrder</w:t>
+      </w:r>
+      <w:proofErr w:type="spellEnd"/>
+    </w:p>
+    <w:p>
+      <w:pPr>
+        <w:pStyle w:val="a7"/>
+        <w:numPr>
+          <w:ilvl w:val="1"/>
+          <w:numId w:val="4"/>
+        </w:numPr>
+        <w:rPr>
+          <w:rFonts w:cstheme="minorHAnsi"/>
+          <w:sz w:val="28"/>
+          <w:szCs w:val="28"/>
+        </w:rPr>
+      </w:pPr>
+      <w:r>
+        <w:rPr>
+          <w:rFonts w:cstheme="minorHAnsi"/>
+          <w:b/>
+          <w:bCs/>
+          <w:sz w:val="28"/>
+          <w:szCs w:val="28"/>
+          <w:lang w:val="en-US"/>
+        </w:rPr>
+        <w:t>Description</w:t>
+      </w:r>
+      <w:r>
+        <w:rPr>
+          <w:rFonts w:cstheme="minorHAnsi"/>
+          <w:b/>
+          <w:bCs/>
+          <w:sz w:val="28"/>
+          <w:szCs w:val="28"/>
+        </w:rPr>
+        <w:t>:</w:t>
+      </w:r>
+      <w:r>
+        <w:rPr>
+          <w:rFonts w:cstheme="minorHAnsi"/>
+          <w:sz w:val="28"/>
+          <w:szCs w:val="28"/>
+        </w:rPr>
+        <w:t xml:space="preserve"> </w:t>
+      </w:r>
+      <w:r>
+        <w:rPr>
+          <w:rFonts w:cstheme="minorHAnsi"/>
+          <w:sz w:val="28"/>
+          <w:szCs w:val="28"/>
+        </w:rPr>
+        <w:t>Хранит информацию о заказе покупателя</w:t>
+      </w:r>
+      <w:r>
+        <w:rPr>
+          <w:rFonts w:cstheme="minorHAnsi"/>
+          <w:sz w:val="28"/>
+          <w:szCs w:val="28"/>
+        </w:rPr>
+        <w:t xml:space="preserve">. </w:t>
+      </w:r>
+    </w:p>
+    <w:p>
+      <w:pPr>
+        <w:pStyle w:val="a7"/>
+        <w:numPr>
+          <w:ilvl w:val="1"/>
+          <w:numId w:val="4"/>
+        </w:numPr>
+        <w:rPr>
+          <w:rFonts w:cstheme="minorHAnsi"/>
+          <w:sz w:val="28"/>
+          <w:szCs w:val="28"/>
+        </w:rPr>
+      </w:pPr>
+      <w:r>
+        <w:rPr>
+          <w:rFonts w:cstheme="minorHAnsi"/>
+          <w:b/>
+          <w:bCs/>
+          <w:sz w:val="28"/>
+          <w:szCs w:val="28"/>
+          <w:lang w:val="en-US"/>
+        </w:rPr>
+        <w:t>Attributes:</w:t>
+      </w:r>
+    </w:p>
+    <w:p>
+      <w:pPr>
+        <w:pStyle w:val="a7"/>
+        <w:numPr>
+          <w:ilvl w:val="2"/>
+          <w:numId w:val="4"/>
+        </w:numPr>
+        <w:rPr>
+          <w:rFonts w:cstheme="minorHAnsi"/>
+          <w:sz w:val="28"/>
+          <w:szCs w:val="28"/>
+          <w:lang w:val="en-US"/>
+        </w:rPr>
+      </w:pPr>
+      <w:proofErr w:type="spellStart"/>
+      <w:r>
+        <w:rPr>
+          <w:rFonts w:cstheme="minorHAnsi"/>
+          <w:sz w:val="28"/>
+          <w:szCs w:val="28"/>
+          <w:lang w:val="en-US"/>
+        </w:rPr>
+        <w:t>OrderID</w:t>
+      </w:r>
+      <w:proofErr w:type="spellEnd"/>
+      <w:r>
+        <w:rPr>
+          <w:rFonts w:cstheme="minorHAnsi"/>
+          <w:sz w:val="28"/>
+          <w:szCs w:val="28"/>
+          <w:lang w:val="en-US"/>
+        </w:rPr>
+        <w:t>: INTEGER, PK, NOT NULL, UNIQUE</w:t>
+      </w:r>
+    </w:p>
+    <w:p>
+      <w:pPr>
+        <w:pStyle w:val="a7"/>
+        <w:numPr>
+          <w:ilvl w:val="2"/>
+          <w:numId w:val="4"/>
+        </w:numPr>
+        <w:rPr>
+          <w:rFonts w:cstheme="minorHAnsi"/>
+          <w:sz w:val="28"/>
+          <w:szCs w:val="28"/>
+          <w:lang w:val="en-US"/>
+        </w:rPr>
+      </w:pPr>
+      <w:proofErr w:type="spellStart"/>
+      <w:r>
+        <w:rPr>
+          <w:rFonts w:cstheme="minorHAnsi"/>
+          <w:sz w:val="28"/>
+          <w:szCs w:val="28"/>
+          <w:lang w:val="en-US"/>
+        </w:rPr>
+        <w:t>BuyerID</w:t>
+      </w:r>
+      <w:proofErr w:type="spellEnd"/>
+      <w:r>
+        <w:rPr>
+          <w:rFonts w:cstheme="minorHAnsi"/>
+          <w:sz w:val="28"/>
+          <w:szCs w:val="28"/>
+          <w:lang w:val="en-US"/>
+        </w:rPr>
+        <w:t>: INTEGER, FK, NOT NULL</w:t>
+      </w:r>
+    </w:p>
+    <w:p>
+      <w:pPr>
+        <w:pStyle w:val="a7"/>
+        <w:numPr>
+          <w:ilvl w:val="2"/>
+          <w:numId w:val="4"/>
+        </w:numPr>
+        <w:rPr>
+          <w:rFonts w:cstheme="minorHAnsi"/>
+          <w:sz w:val="28"/>
+          <w:szCs w:val="28"/>
+          <w:lang w:val="en-US"/>
+        </w:rPr>
+      </w:pPr>
+      <w:proofErr w:type="spellStart"/>
+      <w:r>
+        <w:rPr>
+          <w:rFonts w:cstheme="minorHAnsi"/>
+          <w:sz w:val="28"/>
+          <w:szCs w:val="28"/>
+          <w:lang w:val="en-US"/>
+        </w:rPr>
+        <w:t>OrderDate</w:t>
+      </w:r>
+      <w:proofErr w:type="spellEnd"/>
+      <w:r>
+        <w:rPr>
+          <w:rFonts w:cstheme="minorHAnsi"/>
+          <w:sz w:val="28"/>
+          <w:szCs w:val="28"/>
+          <w:lang w:val="en-US"/>
+        </w:rPr>
+        <w:t>: DATE, NOT NULL, DEFAULT CURRENT_DATE</w:t>
+      </w:r>
+    </w:p>
+    <w:p>
+      <w:pPr>
+        <w:pStyle w:val="a7"/>
+        <w:numPr>
+          <w:ilvl w:val="2"/>
+          <w:numId w:val="4"/>
+        </w:numPr>
+        <w:rPr>
+          <w:rFonts w:cstheme="minorHAnsi"/>
+          <w:sz w:val="28"/>
+          <w:szCs w:val="28"/>
+          <w:lang w:val="en-US"/>
+        </w:rPr>
+      </w:pPr>
+      <w:proofErr w:type="spellStart"/>
+      <w:r>
+        <w:rPr>
+          <w:rFonts w:cstheme="minorHAnsi"/>
+          <w:sz w:val="28"/>
+          <w:szCs w:val="28"/>
+          <w:lang w:val="en-US"/>
+        </w:rPr>
+        <w:t>PickupDate</w:t>
+      </w:r>
+      <w:proofErr w:type="spellEnd"/>
+      <w:r>
+        <w:rPr>
+          <w:rFonts w:cstheme="minorHAnsi"/>
+          <w:sz w:val="28"/>
+          <w:szCs w:val="28"/>
+          <w:lang w:val="en-US"/>
+        </w:rPr>
+        <w:t>: DATE</w:t>
+      </w:r>
+    </w:p>
+    <w:p>
+      <w:pPr>
+        <w:pStyle w:val="a7"/>
+        <w:numPr>
+          <w:ilvl w:val="2"/>
+          <w:numId w:val="4"/>
+        </w:numPr>
+        <w:rPr>
+          <w:rFonts w:cstheme="minorHAnsi"/>
+          <w:sz w:val="28"/>
+          <w:szCs w:val="28"/>
+          <w:lang w:val="en-US"/>
+        </w:rPr>
+      </w:pPr>
+      <w:r>
+        <w:rPr>
+          <w:rFonts w:cstheme="minorHAnsi"/>
+          <w:sz w:val="28"/>
+          <w:szCs w:val="28"/>
+          <w:lang w:val="en-US"/>
+        </w:rPr>
+        <w:t xml:space="preserve">Status: </w:t>
+      </w:r>
+      <w:proofErr w:type="gramStart"/>
+      <w:r>
+        <w:rPr>
+          <w:rFonts w:cstheme="minorHAnsi"/>
+          <w:sz w:val="28"/>
+          <w:szCs w:val="28"/>
+          <w:lang w:val="en-US"/>
+        </w:rPr>
+        <w:t>VARCHAR(</w:t>
+      </w:r>
+      <w:proofErr w:type="gramEnd"/>
+      <w:r>
+        <w:rPr>
+          <w:rFonts w:cstheme="minorHAnsi"/>
+          <w:sz w:val="28"/>
+          <w:szCs w:val="28"/>
+          <w:lang w:val="en-US"/>
+        </w:rPr>
+        <w:t>20), NOT NULL</w:t>
+      </w:r>
+    </w:p>
+    <w:p>
+      <w:pPr>
+        <w:pStyle w:val="a7"/>
+        <w:numPr>
+          <w:ilvl w:val="1"/>
+          <w:numId w:val="4"/>
+        </w:numPr>
+        <w:rPr>
+          <w:rFonts w:cstheme="minorHAnsi"/>
+          <w:sz w:val="28"/>
+          <w:szCs w:val="28"/>
+          <w:lang w:val="en-US"/>
+        </w:rPr>
+      </w:pPr>
+      <w:r>
+        <w:rPr>
+          <w:rFonts w:cstheme="minorHAnsi"/>
+          <w:sz w:val="28"/>
+          <w:szCs w:val="28"/>
+          <w:lang w:val="en-US"/>
+        </w:rPr>
+        <w:t>Constraints:</w:t>
+      </w:r>
+    </w:p>
+    <w:p>
+      <w:pPr>
+        <w:pStyle w:val="a7"/>
+        <w:numPr>
+          <w:ilvl w:val="2"/>
+          <w:numId w:val="4"/>
+        </w:numPr>
+        <w:rPr>
+          <w:rFonts w:cstheme="minorHAnsi"/>
+          <w:sz w:val="28"/>
+          <w:szCs w:val="28"/>
+          <w:lang w:val="en-US"/>
+        </w:rPr>
+      </w:pPr>
+      <w:proofErr w:type="spellStart"/>
+      <w:r>
+        <w:rPr>
+          <w:rFonts w:cstheme="minorHAnsi"/>
+          <w:sz w:val="28"/>
+          <w:szCs w:val="28"/>
+          <w:lang w:val="en-US"/>
+        </w:rPr>
+        <w:t>PK_</w:t>
+      </w:r>
+      <w:r>
+        <w:rPr>
+          <w:rFonts w:cstheme="minorHAnsi"/>
+          <w:sz w:val="28"/>
+          <w:szCs w:val="28"/>
+          <w:lang w:val="en-US"/>
+        </w:rPr>
+        <w:t>Customer</w:t>
+      </w:r>
+      <w:r>
+        <w:rPr>
+          <w:rFonts w:cstheme="minorHAnsi"/>
+          <w:sz w:val="28"/>
+          <w:szCs w:val="28"/>
+          <w:lang w:val="en-US"/>
+        </w:rPr>
+        <w:t>Order</w:t>
+      </w:r>
+      <w:proofErr w:type="spellEnd"/>
+      <w:r>
+        <w:rPr>
+          <w:rFonts w:cstheme="minorHAnsi"/>
+          <w:sz w:val="28"/>
+          <w:szCs w:val="28"/>
+          <w:lang w:val="en-US"/>
+        </w:rPr>
+        <w:t>: PRIMARY KEY (</w:t>
+      </w:r>
+      <w:proofErr w:type="spellStart"/>
+      <w:r>
+        <w:rPr>
+          <w:rFonts w:cstheme="minorHAnsi"/>
+          <w:sz w:val="28"/>
+          <w:szCs w:val="28"/>
+          <w:lang w:val="en-US"/>
+        </w:rPr>
+        <w:t>OrderID</w:t>
+      </w:r>
+      <w:proofErr w:type="spellEnd"/>
+      <w:r>
+        <w:rPr>
+          <w:rFonts w:cstheme="minorHAnsi"/>
+          <w:sz w:val="28"/>
+          <w:szCs w:val="28"/>
+          <w:lang w:val="en-US"/>
+        </w:rPr>
+        <w:t>)</w:t>
+      </w:r>
+    </w:p>
+    <w:p>
+      <w:pPr>
+        <w:pStyle w:val="a7"/>
+        <w:numPr>
+          <w:ilvl w:val="2"/>
+          <w:numId w:val="4"/>
+        </w:numPr>
+        <w:rPr>
+          <w:rFonts w:cstheme="minorHAnsi"/>
+          <w:sz w:val="28"/>
+          <w:szCs w:val="28"/>
+          <w:lang w:val="en-US"/>
+        </w:rPr>
+      </w:pPr>
+      <w:r>
+        <w:rPr>
+          <w:rFonts w:cstheme="minorHAnsi"/>
+          <w:sz w:val="28"/>
+          <w:szCs w:val="28"/>
+          <w:lang w:val="en-US"/>
+        </w:rPr>
+        <w:t>FK_</w:t>
+      </w:r>
+      <w:r>
+        <w:rPr>
+          <w:rFonts w:cstheme="minorHAnsi"/>
+          <w:sz w:val="28"/>
+          <w:szCs w:val="28"/>
+          <w:lang w:val="en-US"/>
+        </w:rPr>
+        <w:t xml:space="preserve"> </w:t>
+      </w:r>
+      <w:proofErr w:type="spellStart"/>
+      <w:r>
+        <w:rPr>
+          <w:rFonts w:cstheme="minorHAnsi"/>
+          <w:sz w:val="28"/>
+          <w:szCs w:val="28"/>
+          <w:lang w:val="en-US"/>
+        </w:rPr>
+        <w:t>CustomerOrder_</w:t>
+      </w:r>
+      <w:r>
+        <w:rPr>
+          <w:rFonts w:cstheme="minorHAnsi"/>
+          <w:sz w:val="28"/>
+          <w:szCs w:val="28"/>
+          <w:lang w:val="en-US"/>
+        </w:rPr>
+        <w:t>Buyer</w:t>
+      </w:r>
+      <w:proofErr w:type="spellEnd"/>
+      <w:r>
+        <w:rPr>
+          <w:rFonts w:cstheme="minorHAnsi"/>
+          <w:sz w:val="28"/>
+          <w:szCs w:val="28"/>
+          <w:lang w:val="en-US"/>
+        </w:rPr>
+        <w:t>: FOREIGN KEY (</w:t>
+      </w:r>
+      <w:proofErr w:type="spellStart"/>
+      <w:r>
+        <w:rPr>
+          <w:rFonts w:cstheme="minorHAnsi"/>
+          <w:sz w:val="28"/>
+          <w:szCs w:val="28"/>
+          <w:lang w:val="en-US"/>
+        </w:rPr>
+        <w:t>Buyer</w:t>
+      </w:r>
+      <w:r>
+        <w:rPr>
+          <w:rFonts w:cstheme="minorHAnsi"/>
+          <w:sz w:val="28"/>
+          <w:szCs w:val="28"/>
+          <w:lang w:val="en-US"/>
+        </w:rPr>
+        <w:t>ID</w:t>
+      </w:r>
+      <w:proofErr w:type="spellEnd"/>
+      <w:r>
+        <w:rPr>
+          <w:rFonts w:cstheme="minorHAnsi"/>
+          <w:sz w:val="28"/>
+          <w:szCs w:val="28"/>
+          <w:lang w:val="en-US"/>
+        </w:rPr>
+        <w:t>) REFERENCES</w:t>
+      </w:r>
+      <w:r>
+        <w:rPr>
+          <w:rFonts w:cstheme="minorHAnsi"/>
+          <w:sz w:val="28"/>
+          <w:szCs w:val="28"/>
+          <w:lang w:val="en-US"/>
+        </w:rPr>
+        <w:t xml:space="preserve"> </w:t>
+      </w:r>
+      <w:proofErr w:type="gramStart"/>
+      <w:r>
+        <w:rPr>
+          <w:rFonts w:cstheme="minorHAnsi"/>
+          <w:sz w:val="28"/>
+          <w:szCs w:val="28"/>
+          <w:lang w:val="en-US"/>
+        </w:rPr>
+        <w:t>Buyer</w:t>
+      </w:r>
+      <w:r>
+        <w:rPr>
+          <w:rFonts w:cstheme="minorHAnsi"/>
+          <w:sz w:val="28"/>
+          <w:szCs w:val="28"/>
+          <w:lang w:val="en-US"/>
+        </w:rPr>
+        <w:t>(</w:t>
+      </w:r>
+      <w:proofErr w:type="spellStart"/>
+      <w:proofErr w:type="gramEnd"/>
+      <w:r>
+        <w:rPr>
+          <w:rFonts w:cstheme="minorHAnsi"/>
+          <w:sz w:val="28"/>
+          <w:szCs w:val="28"/>
+          <w:lang w:val="en-US"/>
+        </w:rPr>
+        <w:t>Buyer</w:t>
+      </w:r>
+      <w:r>
+        <w:rPr>
+          <w:rFonts w:cstheme="minorHAnsi"/>
+          <w:sz w:val="28"/>
+          <w:szCs w:val="28"/>
+          <w:lang w:val="en-US"/>
+        </w:rPr>
+        <w:t>ID</w:t>
+      </w:r>
+      <w:proofErr w:type="spellEnd"/>
+      <w:r>
+        <w:rPr>
+          <w:rFonts w:cstheme="minorHAnsi"/>
+          <w:sz w:val="28"/>
+          <w:szCs w:val="28"/>
+          <w:lang w:val="en-US"/>
+        </w:rPr>
+        <w:t>)</w:t>
+      </w:r>
+    </w:p>
+    <w:p>
+      <w:pPr>
+        <w:pStyle w:val="a7"/>
+        <w:numPr>
+          <w:ilvl w:val="2"/>
+          <w:numId w:val="4"/>
+        </w:numPr>
+        <w:rPr>
+          <w:rFonts w:cstheme="minorHAnsi"/>
+          <w:sz w:val="28"/>
+          <w:szCs w:val="28"/>
+          <w:lang w:val="en-US"/>
+        </w:rPr>
+      </w:pPr>
+      <w:proofErr w:type="spellStart"/>
+      <w:r>
+        <w:rPr>
+          <w:rFonts w:cstheme="minorHAnsi"/>
+          <w:sz w:val="28"/>
+          <w:szCs w:val="28"/>
+          <w:lang w:val="en-US"/>
+        </w:rPr>
+        <w:t>CHK_Dates</w:t>
+      </w:r>
+      <w:proofErr w:type="spellEnd"/>
+      <w:r>
+        <w:rPr>
+          <w:rFonts w:cstheme="minorHAnsi"/>
+          <w:sz w:val="28"/>
+          <w:szCs w:val="28"/>
+          <w:lang w:val="en-US"/>
+        </w:rPr>
+        <w:t>: CHECK (</w:t>
+      </w:r>
+      <w:proofErr w:type="spellStart"/>
+      <w:r>
+        <w:rPr>
+          <w:rFonts w:cstheme="minorHAnsi"/>
+          <w:sz w:val="28"/>
+          <w:szCs w:val="28"/>
+          <w:lang w:val="en-US"/>
+        </w:rPr>
+        <w:t>PickupDate</w:t>
+      </w:r>
+      <w:proofErr w:type="spellEnd"/>
+      <w:r>
+        <w:rPr>
+          <w:rFonts w:cstheme="minorHAnsi"/>
+          <w:sz w:val="28"/>
+          <w:szCs w:val="28"/>
+          <w:lang w:val="en-US"/>
+        </w:rPr>
+        <w:t xml:space="preserve"> IS NULL OR </w:t>
+      </w:r>
+      <w:proofErr w:type="spellStart"/>
+      <w:r>
+        <w:rPr>
+          <w:rFonts w:cstheme="minorHAnsi"/>
+          <w:sz w:val="28"/>
+          <w:szCs w:val="28"/>
+          <w:lang w:val="en-US"/>
+        </w:rPr>
+        <w:t>PickupDate</w:t>
+      </w:r>
+      <w:proofErr w:type="spellEnd"/>
+      <w:r>
+        <w:rPr>
+          <w:rFonts w:cstheme="minorHAnsi"/>
+          <w:sz w:val="28"/>
+          <w:szCs w:val="28"/>
+          <w:lang w:val="en-US"/>
+        </w:rPr>
+        <w:t xml:space="preserve"> &gt;= </w:t>
+      </w:r>
+      <w:proofErr w:type="spellStart"/>
+      <w:r>
+        <w:rPr>
+          <w:rFonts w:cstheme="minorHAnsi"/>
+          <w:sz w:val="28"/>
+          <w:szCs w:val="28"/>
+          <w:lang w:val="en-US"/>
+        </w:rPr>
+        <w:t>OrderDate</w:t>
+      </w:r>
+      <w:proofErr w:type="spellEnd"/>
+      <w:r>
+        <w:rPr>
+          <w:rFonts w:cstheme="minorHAnsi"/>
+          <w:sz w:val="28"/>
+          <w:szCs w:val="28"/>
+          <w:lang w:val="en-US"/>
+        </w:rPr>
+        <w:t>)</w:t>
+      </w:r>
+      <w:r>
+        <w:rPr>
+          <w:rFonts w:cstheme="minorHAnsi"/>
+          <w:sz w:val="28"/>
+          <w:szCs w:val="28"/>
+          <w:lang w:val="en-US"/>
+        </w:rPr>
+        <w:t xml:space="preserve"> </w:t>
+      </w:r>
+    </w:p>
+    <w:p>
+      <w:pPr>
+        <w:pStyle w:val="a7"/>
+        <w:numPr>
+          <w:ilvl w:val="0"/>
+          <w:numId w:val="4"/>
+        </w:numPr>
+        <w:rPr>
+          <w:rFonts w:cstheme="minorHAnsi"/>
+          <w:sz w:val="28"/>
+          <w:szCs w:val="28"/>
+        </w:rPr>
+      </w:pPr>
+      <w:r>
+        <w:rPr>
+          <w:rFonts w:cstheme="minorHAnsi"/>
+          <w:b/>
+          <w:bCs/>
+          <w:sz w:val="28"/>
+          <w:szCs w:val="28"/>
+          <w:lang w:val="en-US"/>
+        </w:rPr>
+        <w:t>Table Name:</w:t>
+      </w:r>
+      <w:r>
+        <w:rPr>
+          <w:rFonts w:cstheme="minorHAnsi"/>
+          <w:sz w:val="28"/>
+          <w:szCs w:val="28"/>
+          <w:lang w:val="en-US"/>
+        </w:rPr>
+        <w:t xml:space="preserve"> </w:t>
+      </w:r>
+      <w:proofErr w:type="spellStart"/>
+      <w:r>
+        <w:rPr>
+          <w:rFonts w:cstheme="minorHAnsi"/>
+          <w:sz w:val="28"/>
+          <w:szCs w:val="28"/>
+          <w:lang w:val="en-US"/>
+        </w:rPr>
+        <w:t>OrderItem</w:t>
+      </w:r>
+      <w:proofErr w:type="spellEnd"/>
+    </w:p>
+    <w:p>
+      <w:pPr>
+        <w:pStyle w:val="a7"/>
+        <w:numPr>
+          <w:ilvl w:val="1"/>
+          <w:numId w:val="4"/>
+        </w:numPr>
+        <w:rPr>
+          <w:rFonts w:cstheme="minorHAnsi"/>
+          <w:sz w:val="28"/>
+          <w:szCs w:val="28"/>
+        </w:rPr>
+      </w:pPr>
+      <w:r>
+        <w:rPr>
+          <w:rFonts w:cstheme="minorHAnsi"/>
+          <w:b/>
+          <w:bCs/>
+          <w:sz w:val="28"/>
+          <w:szCs w:val="28"/>
+          <w:lang w:val="en-US"/>
+        </w:rPr>
+        <w:t>Description</w:t>
+      </w:r>
+      <w:r>
+        <w:rPr>
+          <w:rFonts w:cstheme="minorHAnsi"/>
+          <w:b/>
+          <w:bCs/>
+          <w:sz w:val="28"/>
+          <w:szCs w:val="28"/>
+        </w:rPr>
+        <w:t>:</w:t>
+      </w:r>
+      <w:r>
+        <w:rPr>
+          <w:rFonts w:cstheme="minorHAnsi"/>
+          <w:sz w:val="28"/>
+          <w:szCs w:val="28"/>
+        </w:rPr>
+        <w:t xml:space="preserve"> </w:t>
+      </w:r>
+      <w:r>
+        <w:rPr>
+          <w:rFonts w:cstheme="minorHAnsi"/>
+          <w:sz w:val="28"/>
+          <w:szCs w:val="28"/>
+        </w:rPr>
+        <w:t xml:space="preserve">Хранит информацию о </w:t>
+      </w:r>
+      <w:r>
+        <w:rPr>
+          <w:rFonts w:cstheme="minorHAnsi"/>
+          <w:sz w:val="28"/>
+          <w:szCs w:val="28"/>
+        </w:rPr>
+        <w:t>позициях товаров в заказах</w:t>
+      </w:r>
+    </w:p>
+    <w:p>
+      <w:pPr>
+        <w:pStyle w:val="a7"/>
+        <w:numPr>
+          <w:ilvl w:val="1"/>
+          <w:numId w:val="4"/>
+        </w:numPr>
+        <w:rPr>
+          <w:rFonts w:cstheme="minorHAnsi"/>
+          <w:sz w:val="28"/>
+          <w:szCs w:val="28"/>
+        </w:rPr>
+      </w:pPr>
+      <w:r>
+        <w:rPr>
+          <w:rFonts w:cstheme="minorHAnsi"/>
+          <w:b/>
+          <w:bCs/>
+          <w:sz w:val="28"/>
+          <w:szCs w:val="28"/>
+          <w:lang w:val="en-US"/>
+        </w:rPr>
+        <w:t>Attributes:</w:t>
+      </w:r>
+    </w:p>
+    <w:p>
+      <w:pPr>
+        <w:pStyle w:val="a7"/>
+        <w:numPr>
+          <w:ilvl w:val="2"/>
+          <w:numId w:val="4"/>
+        </w:numPr>
+        <w:rPr>
+          <w:rFonts w:cstheme="minorHAnsi"/>
+          <w:sz w:val="28"/>
+          <w:szCs w:val="28"/>
+          <w:lang w:val="en-US"/>
+        </w:rPr>
+      </w:pPr>
+      <w:proofErr w:type="spellStart"/>
+      <w:r>
+        <w:rPr>
+          <w:rFonts w:cstheme="minorHAnsi"/>
+          <w:sz w:val="28"/>
+          <w:szCs w:val="28"/>
+          <w:lang w:val="en-US"/>
+        </w:rPr>
+        <w:t>Order</w:t>
+      </w:r>
+      <w:r>
+        <w:rPr>
+          <w:rFonts w:cstheme="minorHAnsi"/>
+          <w:sz w:val="28"/>
+          <w:szCs w:val="28"/>
+          <w:lang w:val="en-US"/>
+        </w:rPr>
+        <w:t>Item</w:t>
+      </w:r>
+      <w:r>
+        <w:rPr>
+          <w:rFonts w:cstheme="minorHAnsi"/>
+          <w:sz w:val="28"/>
+          <w:szCs w:val="28"/>
+          <w:lang w:val="en-US"/>
+        </w:rPr>
+        <w:t>ID</w:t>
+      </w:r>
+      <w:proofErr w:type="spellEnd"/>
+      <w:r>
+        <w:rPr>
+          <w:rFonts w:cstheme="minorHAnsi"/>
+          <w:sz w:val="28"/>
+          <w:szCs w:val="28"/>
+          <w:lang w:val="en-US"/>
+        </w:rPr>
+        <w:t>: INTEGER, PK, NOT NULL, UNIQUE</w:t>
+      </w:r>
+    </w:p>
+    <w:p>
+      <w:pPr>
+        <w:pStyle w:val="a7"/>
+        <w:numPr>
+          <w:ilvl w:val="2"/>
+          <w:numId w:val="4"/>
+        </w:numPr>
+        <w:rPr>
+          <w:rFonts w:cstheme="minorHAnsi"/>
+          <w:sz w:val="28"/>
+          <w:szCs w:val="28"/>
+          <w:lang w:val="en-US"/>
+        </w:rPr>
+      </w:pPr>
+      <w:proofErr w:type="spellStart"/>
+      <w:r>
+        <w:rPr>
+          <w:rFonts w:cstheme="minorHAnsi"/>
+          <w:sz w:val="28"/>
+          <w:szCs w:val="28"/>
+          <w:lang w:val="en-US"/>
+        </w:rPr>
+        <w:t>Order</w:t>
+      </w:r>
+      <w:r>
+        <w:rPr>
+          <w:rFonts w:cstheme="minorHAnsi"/>
+          <w:sz w:val="28"/>
+          <w:szCs w:val="28"/>
+          <w:lang w:val="en-US"/>
+        </w:rPr>
+        <w:t>ID</w:t>
+      </w:r>
+      <w:proofErr w:type="spellEnd"/>
+      <w:r>
+        <w:rPr>
+          <w:rFonts w:cstheme="minorHAnsi"/>
+          <w:sz w:val="28"/>
+          <w:szCs w:val="28"/>
+          <w:lang w:val="en-US"/>
+        </w:rPr>
+        <w:t>: INTEGER, FK, NOT NULL</w:t>
+      </w:r>
+    </w:p>
+    <w:p>
+      <w:pPr>
+        <w:pStyle w:val="a7"/>
+        <w:numPr>
+          <w:ilvl w:val="2"/>
+          <w:numId w:val="4"/>
+        </w:numPr>
+        <w:rPr>
+          <w:rFonts w:cstheme="minorHAnsi"/>
+          <w:sz w:val="28"/>
+          <w:szCs w:val="28"/>
+          <w:lang w:val="en-US"/>
+        </w:rPr>
+      </w:pPr>
+      <w:proofErr w:type="spellStart"/>
+      <w:r>
+        <w:rPr>
+          <w:rFonts w:cstheme="minorHAnsi"/>
+          <w:sz w:val="28"/>
+          <w:szCs w:val="28"/>
+          <w:lang w:val="en-US"/>
+        </w:rPr>
+        <w:t>ProductID</w:t>
+      </w:r>
+      <w:proofErr w:type="spellEnd"/>
+      <w:r>
+        <w:rPr>
+          <w:rFonts w:cstheme="minorHAnsi"/>
+          <w:sz w:val="28"/>
+          <w:szCs w:val="28"/>
+          <w:lang w:val="en-US"/>
+        </w:rPr>
+        <w:t>: INTEGER, FK (REFERENCES Product), NOT NULL</w:t>
+      </w:r>
+    </w:p>
+    <w:p>
+      <w:pPr>
+        <w:pStyle w:val="a7"/>
+        <w:numPr>
+          <w:ilvl w:val="2"/>
+          <w:numId w:val="4"/>
+        </w:numPr>
+        <w:rPr>
+          <w:rFonts w:cstheme="minorHAnsi"/>
+          <w:sz w:val="28"/>
+          <w:szCs w:val="28"/>
+          <w:lang w:val="en-US"/>
+        </w:rPr>
+      </w:pPr>
+      <w:r>
+        <w:rPr>
+          <w:rFonts w:cstheme="minorHAnsi"/>
+          <w:sz w:val="28"/>
+          <w:szCs w:val="28"/>
+          <w:lang w:val="en-US"/>
+        </w:rPr>
+        <w:t>Quantity: INTEGER, NOT NULL</w:t>
+      </w:r>
+    </w:p>
+    <w:p>
+      <w:pPr>
+        <w:pStyle w:val="a7"/>
+        <w:numPr>
+          <w:ilvl w:val="2"/>
+          <w:numId w:val="4"/>
+        </w:numPr>
+        <w:rPr>
+          <w:rFonts w:cstheme="minorHAnsi"/>
+          <w:sz w:val="28"/>
+          <w:szCs w:val="28"/>
+          <w:lang w:val="en-US"/>
+        </w:rPr>
+      </w:pPr>
+      <w:proofErr w:type="spellStart"/>
+      <w:r>
+        <w:rPr>
+          <w:rFonts w:cstheme="minorHAnsi"/>
+          <w:sz w:val="28"/>
+          <w:szCs w:val="28"/>
+          <w:lang w:val="en-US"/>
+        </w:rPr>
+        <w:t>UnitPrice</w:t>
       </w:r>
       <w:proofErr w:type="spellEnd"/>
       <w:r>
@@ -1325,7 +4123,7 @@
           <w:szCs w:val="28"/>
           <w:lang w:val="en-US"/>
         </w:rPr>
-        <w:t>VARCHAR(</w:t>
+        <w:t>NUMERIC(</w:t>
       </w:r>
       <w:proofErr w:type="gramEnd"/>
       <w:r>
@@ -1335,16 +4133,31 @@
           <w:szCs w:val="28"/>
           <w:lang w:val="en-US"/>
         </w:rPr>
-        <w:t>20</w:t>
-      </w:r>
-      <w:r>
-        <w:rPr>
-          <w:rFonts w:cstheme="minorHAnsi"/>
-          <w:sz w:val="28"/>
-          <w:szCs w:val="28"/>
-          <w:lang w:val="en-US"/>
-        </w:rPr>
-        <w:t>), NOT NULL, UNIQUE</w:t>
+        <w:t>10,2), NOT NULL</w:t>
+      </w:r>
+    </w:p>
+    <w:p>
+      <w:pPr>
+        <w:pStyle w:val="a7"/>
+        <w:numPr>
+          <w:ilvl w:val="1"/>
+          <w:numId w:val="4"/>
+        </w:numPr>
+        <w:rPr>
+          <w:rFonts w:cstheme="minorHAnsi"/>
+          <w:sz w:val="28"/>
+          <w:szCs w:val="28"/>
+          <w:lang w:val="en-US"/>
+        </w:rPr>
+      </w:pPr>
+      <w:r>
+        <w:rPr>
+          <w:rFonts w:cstheme="minorHAnsi"/>
+          <w:sz w:val="28"/>
+          <w:szCs w:val="28"/>
+          <w:lang w:val="en-US"/>
+        </w:rPr>
+        <w:t>Constraints:</w:t>
       </w:r>
     </w:p>
     <w:p>
@@ -1368,25 +4181,249 @@
           <w:szCs w:val="28"/>
           <w:lang w:val="en-US"/>
         </w:rPr>
-        <w:t>Ema</w:t>
-      </w:r>
-      <w:r>
-        <w:rPr>
-          <w:rFonts w:cstheme="minorHAnsi"/>
-          <w:sz w:val="28"/>
-          <w:szCs w:val="28"/>
-          <w:lang w:val="en-US"/>
-        </w:rPr>
-        <w:t>il</w:t>
-      </w:r>
-      <w:r>
-        <w:rPr>
-          <w:rFonts w:cstheme="minorHAnsi"/>
-          <w:sz w:val="28"/>
-          <w:szCs w:val="28"/>
-          <w:lang w:val="en-US"/>
-        </w:rPr>
-        <w:t xml:space="preserve">: </w:t>
+        <w:t>PK_</w:t>
+      </w:r>
+      <w:r>
+        <w:rPr>
+          <w:rFonts w:cstheme="minorHAnsi"/>
+          <w:sz w:val="28"/>
+          <w:szCs w:val="28"/>
+          <w:lang w:val="en-US"/>
+        </w:rPr>
+        <w:t xml:space="preserve"> </w:t>
+      </w:r>
+      <w:proofErr w:type="spellStart"/>
+      <w:r>
+        <w:rPr>
+          <w:rFonts w:cstheme="minorHAnsi"/>
+          <w:sz w:val="28"/>
+          <w:szCs w:val="28"/>
+          <w:lang w:val="en-US"/>
+        </w:rPr>
+        <w:t>OrderItem</w:t>
+      </w:r>
+      <w:proofErr w:type="spellEnd"/>
+      <w:r>
+        <w:rPr>
+          <w:rFonts w:cstheme="minorHAnsi"/>
+          <w:sz w:val="28"/>
+          <w:szCs w:val="28"/>
+          <w:lang w:val="en-US"/>
+        </w:rPr>
+        <w:t>: PRIMARY KEY (</w:t>
+      </w:r>
+      <w:proofErr w:type="spellStart"/>
+      <w:r>
+        <w:rPr>
+          <w:rFonts w:cstheme="minorHAnsi"/>
+          <w:sz w:val="28"/>
+          <w:szCs w:val="28"/>
+          <w:lang w:val="en-US"/>
+        </w:rPr>
+        <w:t>Order</w:t>
+      </w:r>
+      <w:r>
+        <w:rPr>
+          <w:rFonts w:cstheme="minorHAnsi"/>
+          <w:sz w:val="28"/>
+          <w:szCs w:val="28"/>
+          <w:lang w:val="en-US"/>
+        </w:rPr>
+        <w:t>Item</w:t>
+      </w:r>
+      <w:r>
+        <w:rPr>
+          <w:rFonts w:cstheme="minorHAnsi"/>
+          <w:sz w:val="28"/>
+          <w:szCs w:val="28"/>
+          <w:lang w:val="en-US"/>
+        </w:rPr>
+        <w:t>ID</w:t>
+      </w:r>
+      <w:proofErr w:type="spellEnd"/>
+      <w:r>
+        <w:rPr>
+          <w:rFonts w:cstheme="minorHAnsi"/>
+          <w:sz w:val="28"/>
+          <w:szCs w:val="28"/>
+          <w:lang w:val="en-US"/>
+        </w:rPr>
+        <w:t>)</w:t>
+      </w:r>
+    </w:p>
+    <w:p>
+      <w:pPr>
+        <w:pStyle w:val="a7"/>
+        <w:numPr>
+          <w:ilvl w:val="2"/>
+          <w:numId w:val="4"/>
+        </w:numPr>
+        <w:rPr>
+          <w:rFonts w:cstheme="minorHAnsi"/>
+          <w:sz w:val="28"/>
+          <w:szCs w:val="28"/>
+          <w:lang w:val="en-US"/>
+        </w:rPr>
+      </w:pPr>
+      <w:proofErr w:type="spellStart"/>
+      <w:r>
+        <w:rPr>
+          <w:rFonts w:cstheme="minorHAnsi"/>
+          <w:sz w:val="28"/>
+          <w:szCs w:val="28"/>
+          <w:lang w:val="en-US"/>
+        </w:rPr>
+        <w:t>UQ_OrderItem_Order_Product</w:t>
+      </w:r>
+      <w:proofErr w:type="spellEnd"/>
+      <w:r>
+        <w:rPr>
+          <w:rFonts w:cstheme="minorHAnsi"/>
+          <w:sz w:val="28"/>
+          <w:szCs w:val="28"/>
+          <w:lang w:val="en-US"/>
+        </w:rPr>
+        <w:t>: UNIQUE (</w:t>
+      </w:r>
+      <w:proofErr w:type="spellStart"/>
+      <w:r>
+        <w:rPr>
+          <w:rFonts w:cstheme="minorHAnsi"/>
+          <w:sz w:val="28"/>
+          <w:szCs w:val="28"/>
+          <w:lang w:val="en-US"/>
+        </w:rPr>
+        <w:t>OrderID</w:t>
+      </w:r>
+      <w:proofErr w:type="spellEnd"/>
+      <w:r>
+        <w:rPr>
+          <w:rFonts w:cstheme="minorHAnsi"/>
+          <w:sz w:val="28"/>
+          <w:szCs w:val="28"/>
+          <w:lang w:val="en-US"/>
+        </w:rPr>
+        <w:t xml:space="preserve">, </w:t>
+      </w:r>
+      <w:proofErr w:type="spellStart"/>
+      <w:r>
+        <w:rPr>
+          <w:rFonts w:cstheme="minorHAnsi"/>
+          <w:sz w:val="28"/>
+          <w:szCs w:val="28"/>
+          <w:lang w:val="en-US"/>
+        </w:rPr>
+        <w:t>ProductID</w:t>
+      </w:r>
+      <w:proofErr w:type="spellEnd"/>
+      <w:r>
+        <w:rPr>
+          <w:rFonts w:cstheme="minorHAnsi"/>
+          <w:sz w:val="28"/>
+          <w:szCs w:val="28"/>
+          <w:lang w:val="en-US"/>
+        </w:rPr>
+        <w:t>)</w:t>
+      </w:r>
+    </w:p>
+    <w:p>
+      <w:pPr>
+        <w:pStyle w:val="a7"/>
+        <w:numPr>
+          <w:ilvl w:val="2"/>
+          <w:numId w:val="4"/>
+        </w:numPr>
+        <w:rPr>
+          <w:rFonts w:cstheme="minorHAnsi"/>
+          <w:sz w:val="28"/>
+          <w:szCs w:val="28"/>
+          <w:lang w:val="en-US"/>
+        </w:rPr>
+      </w:pPr>
+      <w:r>
+        <w:rPr>
+          <w:rFonts w:cstheme="minorHAnsi"/>
+          <w:sz w:val="28"/>
+          <w:szCs w:val="28"/>
+          <w:lang w:val="en-US"/>
+        </w:rPr>
+        <w:t>FK_</w:t>
+      </w:r>
+      <w:r>
+        <w:rPr>
+          <w:rFonts w:cstheme="minorHAnsi"/>
+          <w:sz w:val="28"/>
+          <w:szCs w:val="28"/>
+          <w:lang w:val="en-US"/>
+        </w:rPr>
+        <w:t xml:space="preserve"> </w:t>
+      </w:r>
+      <w:proofErr w:type="spellStart"/>
+      <w:r>
+        <w:rPr>
+          <w:rFonts w:cstheme="minorHAnsi"/>
+          <w:sz w:val="28"/>
+          <w:szCs w:val="28"/>
+          <w:lang w:val="en-US"/>
+        </w:rPr>
+        <w:t>OrderItem</w:t>
+      </w:r>
+      <w:proofErr w:type="spellEnd"/>
+      <w:r>
+        <w:rPr>
+          <w:rFonts w:cstheme="minorHAnsi"/>
+          <w:sz w:val="28"/>
+          <w:szCs w:val="28"/>
+          <w:lang w:val="en-US"/>
+        </w:rPr>
+        <w:t xml:space="preserve"> _</w:t>
+      </w:r>
+      <w:r>
+        <w:rPr>
+          <w:rFonts w:cstheme="minorHAnsi"/>
+          <w:sz w:val="28"/>
+          <w:szCs w:val="28"/>
+          <w:lang w:val="en-US"/>
+        </w:rPr>
+        <w:t>Order</w:t>
+      </w:r>
+      <w:r>
+        <w:rPr>
+          <w:rFonts w:cstheme="minorHAnsi"/>
+          <w:sz w:val="28"/>
+          <w:szCs w:val="28"/>
+          <w:lang w:val="en-US"/>
+        </w:rPr>
+        <w:t>: FOREIGN KEY (</w:t>
+      </w:r>
+      <w:proofErr w:type="spellStart"/>
+      <w:r>
+        <w:rPr>
+          <w:rFonts w:cstheme="minorHAnsi"/>
+          <w:sz w:val="28"/>
+          <w:szCs w:val="28"/>
+          <w:lang w:val="en-US"/>
+        </w:rPr>
+        <w:t>Order</w:t>
+      </w:r>
+      <w:r>
+        <w:rPr>
+          <w:rFonts w:cstheme="minorHAnsi"/>
+          <w:sz w:val="28"/>
+          <w:szCs w:val="28"/>
+          <w:lang w:val="en-US"/>
+        </w:rPr>
+        <w:t>ID</w:t>
+      </w:r>
+      <w:proofErr w:type="spellEnd"/>
+      <w:r>
+        <w:rPr>
+          <w:rFonts w:cstheme="minorHAnsi"/>
+          <w:sz w:val="28"/>
+          <w:szCs w:val="28"/>
+          <w:lang w:val="en-US"/>
+        </w:rPr>
+        <w:t xml:space="preserve">) </w:t>
       </w:r>
       <w:proofErr w:type="gramStart"/>
       <w:r>
@@ -1396,8 +4433,28 @@
           <w:szCs w:val="28"/>
           <w:lang w:val="en-US"/>
         </w:rPr>
-        <w:t>VARCHAR(</w:t>
-      </w:r>
+        <w:t>REFERENCES</w:t>
+      </w:r>
+      <w:r>
+        <w:rPr>
+          <w:rFonts w:cstheme="minorHAnsi"/>
+          <w:sz w:val="28"/>
+          <w:szCs w:val="28"/>
+          <w:lang w:val="en-US"/>
+        </w:rPr>
+        <w:t xml:space="preserve">  </w:t>
+      </w:r>
+      <w:proofErr w:type="spellStart"/>
+      <w:r>
+        <w:rPr>
+          <w:rFonts w:cstheme="minorHAnsi"/>
+          <w:sz w:val="28"/>
+          <w:szCs w:val="28"/>
+          <w:lang w:val="en-US"/>
+        </w:rPr>
+        <w:t>CustomerOrder</w:t>
+      </w:r>
+      <w:proofErr w:type="spellEnd"/>
       <w:proofErr w:type="gramEnd"/>
       <w:r>
         <w:rPr>
@@ -1406,35 +4463,45 @@
           <w:szCs w:val="28"/>
           <w:lang w:val="en-US"/>
         </w:rPr>
-        <w:t>100), NOT NULL, UNIQUE</w:t>
-      </w:r>
-    </w:p>
-    <w:p>
-      <w:pPr>
-        <w:pStyle w:val="a7"/>
-        <w:numPr>
-          <w:ilvl w:val="1"/>
-          <w:numId w:val="4"/>
-        </w:numPr>
-        <w:rPr>
-          <w:rFonts w:cstheme="minorHAnsi"/>
-          <w:b/>
-          <w:bCs/>
-          <w:sz w:val="28"/>
-          <w:szCs w:val="28"/>
-          <w:lang w:val="en-US"/>
-        </w:rPr>
-      </w:pPr>
-      <w:r>
-        <w:rPr>
-          <w:rFonts w:cstheme="minorHAnsi"/>
-          <w:b/>
-          <w:bCs/>
-          <w:sz w:val="28"/>
-          <w:szCs w:val="28"/>
-          <w:lang w:val="en-US"/>
-        </w:rPr>
-        <w:t>Constraints:</w:t>
+        <w:t xml:space="preserve"> </w:t>
+      </w:r>
+      <w:r>
+        <w:rPr>
+          <w:rFonts w:cstheme="minorHAnsi"/>
+          <w:sz w:val="28"/>
+          <w:szCs w:val="28"/>
+          <w:lang w:val="en-US"/>
+        </w:rPr>
+        <w:t>(</w:t>
+      </w:r>
+      <w:proofErr w:type="spellStart"/>
+      <w:r>
+        <w:rPr>
+          <w:rFonts w:cstheme="minorHAnsi"/>
+          <w:sz w:val="28"/>
+          <w:szCs w:val="28"/>
+          <w:lang w:val="en-US"/>
+        </w:rPr>
+        <w:t>Order</w:t>
+      </w:r>
+      <w:r>
+        <w:rPr>
+          <w:rFonts w:cstheme="minorHAnsi"/>
+          <w:sz w:val="28"/>
+          <w:szCs w:val="28"/>
+          <w:lang w:val="en-US"/>
+        </w:rPr>
+        <w:t>ID</w:t>
+      </w:r>
+      <w:proofErr w:type="spellEnd"/>
+      <w:r>
+        <w:rPr>
+          <w:rFonts w:cstheme="minorHAnsi"/>
+          <w:sz w:val="28"/>
+          <w:szCs w:val="28"/>
+          <w:lang w:val="en-US"/>
+        </w:rPr>
+        <w:t>)</w:t>
       </w:r>
     </w:p>
     <w:p>
@@ -1451,215 +4518,14 @@
           <w:lang w:val="en-US"/>
         </w:rPr>
       </w:pPr>
-      <w:proofErr w:type="spellStart"/>
-      <w:r>
-        <w:rPr>
-          <w:rFonts w:cstheme="minorHAnsi"/>
-          <w:sz w:val="28"/>
-          <w:szCs w:val="28"/>
-          <w:lang w:val="en-US"/>
-        </w:rPr>
-        <w:t>PK_</w:t>
-      </w:r>
-      <w:r>
-        <w:rPr>
-          <w:rFonts w:cstheme="minorHAnsi"/>
-          <w:sz w:val="28"/>
-          <w:szCs w:val="28"/>
-          <w:lang w:val="en-US"/>
-        </w:rPr>
-        <w:t>Supplier</w:t>
-      </w:r>
-      <w:proofErr w:type="spellEnd"/>
-      <w:r>
-        <w:rPr>
-          <w:rFonts w:cstheme="minorHAnsi"/>
-          <w:sz w:val="28"/>
-          <w:szCs w:val="28"/>
-          <w:lang w:val="en-US"/>
-        </w:rPr>
-        <w:t>: PRIMARY KEY (</w:t>
-      </w:r>
-      <w:proofErr w:type="spellStart"/>
-      <w:r>
-        <w:rPr>
-          <w:rFonts w:cstheme="minorHAnsi"/>
-          <w:sz w:val="28"/>
-          <w:szCs w:val="28"/>
-          <w:lang w:val="en-US"/>
-        </w:rPr>
-        <w:t>SupplierID</w:t>
-      </w:r>
-      <w:proofErr w:type="spellEnd"/>
-      <w:r>
-        <w:rPr>
-          <w:rFonts w:cstheme="minorHAnsi"/>
-          <w:sz w:val="28"/>
-          <w:szCs w:val="28"/>
-          <w:lang w:val="en-US"/>
-        </w:rPr>
-        <w:t>)</w:t>
-      </w:r>
-    </w:p>
-    <w:p>
-      <w:pPr>
-        <w:pStyle w:val="a7"/>
-        <w:numPr>
-          <w:ilvl w:val="2"/>
-          <w:numId w:val="4"/>
-        </w:numPr>
-        <w:rPr>
-          <w:rFonts w:cstheme="minorHAnsi"/>
-          <w:sz w:val="28"/>
-          <w:szCs w:val="28"/>
-          <w:lang w:val="en-US"/>
-        </w:rPr>
-      </w:pPr>
-      <w:proofErr w:type="spellStart"/>
-      <w:r>
-        <w:rPr>
-          <w:rFonts w:cstheme="minorHAnsi"/>
-          <w:sz w:val="28"/>
-          <w:szCs w:val="28"/>
-          <w:lang w:val="en-US"/>
-        </w:rPr>
-        <w:lastRenderedPageBreak/>
-        <w:t>UQ_</w:t>
-      </w:r>
-      <w:r>
-        <w:rPr>
-          <w:rFonts w:cstheme="minorHAnsi"/>
-          <w:sz w:val="28"/>
-          <w:szCs w:val="28"/>
-          <w:lang w:val="en-US"/>
-        </w:rPr>
-        <w:t>SupplierPhoneNumber</w:t>
-      </w:r>
-      <w:proofErr w:type="spellEnd"/>
-      <w:r>
-        <w:rPr>
-          <w:rFonts w:cstheme="minorHAnsi"/>
-          <w:sz w:val="28"/>
-          <w:szCs w:val="28"/>
-          <w:lang w:val="en-US"/>
-        </w:rPr>
-        <w:t>: UNIQUE (</w:t>
-      </w:r>
-      <w:proofErr w:type="spellStart"/>
-      <w:r>
-        <w:rPr>
-          <w:rFonts w:cstheme="minorHAnsi"/>
-          <w:sz w:val="28"/>
-          <w:szCs w:val="28"/>
-          <w:lang w:val="en-US"/>
-        </w:rPr>
-        <w:t>PhoneNumber</w:t>
-      </w:r>
-      <w:proofErr w:type="spellEnd"/>
-      <w:r>
-        <w:rPr>
-          <w:rFonts w:cstheme="minorHAnsi"/>
-          <w:sz w:val="28"/>
-          <w:szCs w:val="28"/>
-          <w:lang w:val="en-US"/>
-        </w:rPr>
-        <w:t>)</w:t>
-      </w:r>
-    </w:p>
-    <w:p>
-      <w:pPr>
-        <w:pStyle w:val="a7"/>
-        <w:numPr>
-          <w:ilvl w:val="2"/>
-          <w:numId w:val="4"/>
-        </w:numPr>
-        <w:rPr>
-          <w:rFonts w:cstheme="minorHAnsi"/>
-          <w:sz w:val="28"/>
-          <w:szCs w:val="28"/>
-          <w:lang w:val="en-US"/>
-        </w:rPr>
-      </w:pPr>
-      <w:proofErr w:type="spellStart"/>
-      <w:r>
-        <w:rPr>
-          <w:rFonts w:cstheme="minorHAnsi"/>
-          <w:sz w:val="28"/>
-          <w:szCs w:val="28"/>
-          <w:lang w:val="en-US"/>
-        </w:rPr>
-        <w:t>UQ_</w:t>
-      </w:r>
-      <w:r>
-        <w:rPr>
-          <w:rFonts w:cstheme="minorHAnsi"/>
-          <w:sz w:val="28"/>
-          <w:szCs w:val="28"/>
-          <w:lang w:val="en-US"/>
-        </w:rPr>
-        <w:t>Supplier</w:t>
-      </w:r>
-      <w:r>
-        <w:rPr>
-          <w:rFonts w:cstheme="minorHAnsi"/>
-          <w:sz w:val="28"/>
-          <w:szCs w:val="28"/>
-          <w:lang w:val="en-US"/>
-        </w:rPr>
-        <w:t>Email</w:t>
-      </w:r>
-      <w:proofErr w:type="spellEnd"/>
-      <w:r>
-        <w:rPr>
-          <w:rFonts w:cstheme="minorHAnsi"/>
-          <w:sz w:val="28"/>
-          <w:szCs w:val="28"/>
-          <w:lang w:val="en-US"/>
-        </w:rPr>
-        <w:t>: UNIQUE (Ema</w:t>
-      </w:r>
-      <w:r>
-        <w:rPr>
-          <w:rFonts w:cstheme="minorHAnsi"/>
-          <w:sz w:val="28"/>
-          <w:szCs w:val="28"/>
-          <w:lang w:val="en-US"/>
-        </w:rPr>
-        <w:t>il</w:t>
-      </w:r>
-      <w:r>
-        <w:rPr>
-          <w:rFonts w:cstheme="minorHAnsi"/>
-          <w:sz w:val="28"/>
-          <w:szCs w:val="28"/>
-          <w:lang w:val="en-US"/>
-        </w:rPr>
-        <w:t>)</w:t>
-      </w:r>
-    </w:p>
-    <w:p>
-      <w:pPr>
-        <w:pStyle w:val="a7"/>
-        <w:numPr>
-          <w:ilvl w:val="0"/>
-          <w:numId w:val="4"/>
-        </w:numPr>
-        <w:rPr>
-          <w:rFonts w:cstheme="minorHAnsi"/>
-          <w:sz w:val="28"/>
-          <w:szCs w:val="28"/>
-        </w:rPr>
-      </w:pPr>
-      <w:r>
-        <w:rPr>
-          <w:rFonts w:cstheme="minorHAnsi"/>
-          <w:b/>
-          <w:bCs/>
-          <w:sz w:val="28"/>
-          <w:szCs w:val="28"/>
-          <w:lang w:val="en-US"/>
-        </w:rPr>
-        <w:t>Table Name:</w:t>
+      <w:r>
+        <w:rPr>
+          <w:rFonts w:cstheme="minorHAnsi"/>
+          <w:sz w:val="28"/>
+          <w:szCs w:val="28"/>
+          <w:lang w:val="en-US"/>
+        </w:rPr>
+        <w:t>FK_</w:t>
       </w:r>
       <w:r>
         <w:rPr>
@@ -1670,419 +4536,25 @@
         </w:rPr>
         <w:t xml:space="preserve"> </w:t>
       </w:r>
-      <w:r>
-        <w:rPr>
-          <w:rFonts w:cstheme="minorHAnsi"/>
-          <w:sz w:val="28"/>
-          <w:szCs w:val="28"/>
-          <w:lang w:val="en-US"/>
-        </w:rPr>
-        <w:t>Category</w:t>
-      </w:r>
-    </w:p>
-    <w:p>
-      <w:pPr>
-        <w:pStyle w:val="a7"/>
-        <w:numPr>
-          <w:ilvl w:val="1"/>
-          <w:numId w:val="4"/>
-        </w:numPr>
-        <w:rPr>
-          <w:rFonts w:cstheme="minorHAnsi"/>
-          <w:sz w:val="28"/>
-          <w:szCs w:val="28"/>
-        </w:rPr>
-      </w:pPr>
-      <w:r>
-        <w:rPr>
-          <w:rFonts w:cstheme="minorHAnsi"/>
-          <w:b/>
-          <w:bCs/>
-          <w:sz w:val="28"/>
-          <w:szCs w:val="28"/>
-          <w:lang w:val="en-US"/>
-        </w:rPr>
-        <w:t>Description</w:t>
-      </w:r>
-      <w:r>
-        <w:rPr>
-          <w:rFonts w:cstheme="minorHAnsi"/>
-          <w:b/>
-          <w:bCs/>
-          <w:sz w:val="28"/>
-          <w:szCs w:val="28"/>
-        </w:rPr>
-        <w:t>:</w:t>
-      </w:r>
-      <w:r>
-        <w:rPr>
-          <w:rFonts w:cstheme="minorHAnsi"/>
-          <w:sz w:val="28"/>
-          <w:szCs w:val="28"/>
-        </w:rPr>
-        <w:t xml:space="preserve"> </w:t>
-      </w:r>
-      <w:r>
-        <w:rPr>
-          <w:rFonts w:cstheme="minorHAnsi"/>
-          <w:sz w:val="28"/>
-          <w:szCs w:val="28"/>
-        </w:rPr>
-        <w:t xml:space="preserve">Хранит информацию о </w:t>
-      </w:r>
-      <w:r>
-        <w:rPr>
-          <w:rFonts w:cstheme="minorHAnsi"/>
-          <w:sz w:val="28"/>
-          <w:szCs w:val="28"/>
-        </w:rPr>
-        <w:t>категориях товаров</w:t>
-      </w:r>
-    </w:p>
-    <w:p>
-      <w:pPr>
-        <w:pStyle w:val="a7"/>
-        <w:numPr>
-          <w:ilvl w:val="1"/>
-          <w:numId w:val="4"/>
-        </w:numPr>
-        <w:rPr>
-          <w:rFonts w:cstheme="minorHAnsi"/>
-          <w:sz w:val="28"/>
-          <w:szCs w:val="28"/>
-        </w:rPr>
-      </w:pPr>
-      <w:r>
-        <w:rPr>
-          <w:rFonts w:cstheme="minorHAnsi"/>
-          <w:b/>
-          <w:bCs/>
-          <w:sz w:val="28"/>
-          <w:szCs w:val="28"/>
-          <w:lang w:val="en-US"/>
-        </w:rPr>
-        <w:t>Attributes:</w:t>
-      </w:r>
-    </w:p>
-    <w:p>
-      <w:pPr>
-        <w:pStyle w:val="a7"/>
-        <w:numPr>
-          <w:ilvl w:val="2"/>
-          <w:numId w:val="4"/>
-        </w:numPr>
-        <w:rPr>
-          <w:rFonts w:cstheme="minorHAnsi"/>
-          <w:sz w:val="28"/>
-          <w:szCs w:val="28"/>
-          <w:lang w:val="en-US"/>
-        </w:rPr>
-      </w:pPr>
-      <w:proofErr w:type="spellStart"/>
-      <w:r>
-        <w:rPr>
-          <w:rFonts w:cstheme="minorHAnsi"/>
-          <w:sz w:val="28"/>
-          <w:szCs w:val="28"/>
-          <w:lang w:val="en-US"/>
-        </w:rPr>
-        <w:t>Category</w:t>
-      </w:r>
-      <w:r>
-        <w:rPr>
-          <w:rFonts w:cstheme="minorHAnsi"/>
-          <w:sz w:val="28"/>
-          <w:szCs w:val="28"/>
-          <w:lang w:val="en-US"/>
-        </w:rPr>
-        <w:t>ID</w:t>
-      </w:r>
-      <w:proofErr w:type="spellEnd"/>
-      <w:r>
-        <w:rPr>
-          <w:rFonts w:cstheme="minorHAnsi"/>
-          <w:sz w:val="28"/>
-          <w:szCs w:val="28"/>
-          <w:lang w:val="en-US"/>
-        </w:rPr>
-        <w:t>: INTEGER, PK, NOT NULL, UNIQUE</w:t>
-      </w:r>
-    </w:p>
-    <w:p>
-      <w:pPr>
-        <w:pStyle w:val="a7"/>
-        <w:numPr>
-          <w:ilvl w:val="2"/>
-          <w:numId w:val="4"/>
-        </w:numPr>
-        <w:rPr>
-          <w:rFonts w:cstheme="minorHAnsi"/>
-          <w:sz w:val="28"/>
-          <w:szCs w:val="28"/>
-          <w:lang w:val="en-US"/>
-        </w:rPr>
-      </w:pPr>
-      <w:proofErr w:type="spellStart"/>
-      <w:r>
-        <w:rPr>
-          <w:rFonts w:cstheme="minorHAnsi"/>
-          <w:sz w:val="28"/>
-          <w:szCs w:val="28"/>
-          <w:lang w:val="en-US"/>
-        </w:rPr>
-        <w:t>Category</w:t>
-      </w:r>
-      <w:r>
-        <w:rPr>
-          <w:rFonts w:cstheme="minorHAnsi"/>
-          <w:sz w:val="28"/>
-          <w:szCs w:val="28"/>
-          <w:lang w:val="en-US"/>
-        </w:rPr>
-        <w:t>Name</w:t>
-      </w:r>
-      <w:proofErr w:type="spellEnd"/>
-      <w:r>
-        <w:rPr>
-          <w:rFonts w:cstheme="minorHAnsi"/>
-          <w:sz w:val="28"/>
-          <w:szCs w:val="28"/>
-          <w:lang w:val="en-US"/>
-        </w:rPr>
-        <w:t xml:space="preserve">: </w:t>
-      </w:r>
-      <w:proofErr w:type="gramStart"/>
-      <w:r>
-        <w:rPr>
-          <w:rFonts w:cstheme="minorHAnsi"/>
-          <w:sz w:val="28"/>
-          <w:szCs w:val="28"/>
-          <w:lang w:val="en-US"/>
-        </w:rPr>
-        <w:t>VARCHAR(</w:t>
-      </w:r>
-      <w:proofErr w:type="gramEnd"/>
-      <w:r>
-        <w:rPr>
-          <w:rFonts w:cstheme="minorHAnsi"/>
-          <w:sz w:val="28"/>
-          <w:szCs w:val="28"/>
-          <w:lang w:val="en-US"/>
-        </w:rPr>
-        <w:t>5</w:t>
-      </w:r>
-      <w:r>
-        <w:rPr>
-          <w:rFonts w:cstheme="minorHAnsi"/>
-          <w:sz w:val="28"/>
-          <w:szCs w:val="28"/>
-          <w:lang w:val="en-US"/>
-        </w:rPr>
-        <w:t>0), NOT NULL</w:t>
-      </w:r>
-      <w:r>
-        <w:rPr>
-          <w:rFonts w:cstheme="minorHAnsi"/>
-          <w:sz w:val="28"/>
-          <w:szCs w:val="28"/>
-          <w:lang w:val="en-US"/>
-        </w:rPr>
-        <w:t>, UNIQUE</w:t>
-      </w:r>
-    </w:p>
-    <w:p>
-      <w:pPr>
-        <w:pStyle w:val="a7"/>
-        <w:numPr>
-          <w:ilvl w:val="1"/>
-          <w:numId w:val="4"/>
-        </w:numPr>
-        <w:rPr>
-          <w:rFonts w:cstheme="minorHAnsi"/>
-          <w:sz w:val="28"/>
-          <w:szCs w:val="28"/>
-          <w:lang w:val="en-US"/>
-        </w:rPr>
-      </w:pPr>
-      <w:r>
-        <w:rPr>
-          <w:rFonts w:cstheme="minorHAnsi"/>
-          <w:sz w:val="28"/>
-          <w:szCs w:val="28"/>
-          <w:lang w:val="en-US"/>
-        </w:rPr>
-        <w:t>Constraints:</w:t>
-      </w:r>
-    </w:p>
-    <w:p>
-      <w:pPr>
-        <w:pStyle w:val="a7"/>
-        <w:numPr>
-          <w:ilvl w:val="2"/>
-          <w:numId w:val="4"/>
-        </w:numPr>
-        <w:rPr>
-          <w:rFonts w:cstheme="minorHAnsi"/>
-          <w:sz w:val="28"/>
-          <w:szCs w:val="28"/>
-          <w:lang w:val="en-US"/>
-        </w:rPr>
-      </w:pPr>
-      <w:proofErr w:type="spellStart"/>
-      <w:r>
-        <w:rPr>
-          <w:rFonts w:cstheme="minorHAnsi"/>
-          <w:sz w:val="28"/>
-          <w:szCs w:val="28"/>
-          <w:lang w:val="en-US"/>
-        </w:rPr>
-        <w:t>PK_</w:t>
-      </w:r>
-      <w:r>
-        <w:rPr>
-          <w:rFonts w:cstheme="minorHAnsi"/>
-          <w:sz w:val="28"/>
-          <w:szCs w:val="28"/>
-          <w:lang w:val="en-US"/>
-        </w:rPr>
-        <w:t>Category</w:t>
-      </w:r>
-      <w:proofErr w:type="spellEnd"/>
-      <w:r>
-        <w:rPr>
-          <w:rFonts w:cstheme="minorHAnsi"/>
-          <w:sz w:val="28"/>
-          <w:szCs w:val="28"/>
-          <w:lang w:val="en-US"/>
-        </w:rPr>
-        <w:t>: PRIMARY KEY (</w:t>
-      </w:r>
-      <w:proofErr w:type="spellStart"/>
-      <w:r>
-        <w:rPr>
-          <w:rFonts w:cstheme="minorHAnsi"/>
-          <w:sz w:val="28"/>
-          <w:szCs w:val="28"/>
-          <w:lang w:val="en-US"/>
-        </w:rPr>
-        <w:t>Category</w:t>
-      </w:r>
-      <w:r>
-        <w:rPr>
-          <w:rFonts w:cstheme="minorHAnsi"/>
-          <w:sz w:val="28"/>
-          <w:szCs w:val="28"/>
-          <w:lang w:val="en-US"/>
-        </w:rPr>
-        <w:t>ID</w:t>
-      </w:r>
-      <w:proofErr w:type="spellEnd"/>
-      <w:r>
-        <w:rPr>
-          <w:rFonts w:cstheme="minorHAnsi"/>
-          <w:sz w:val="28"/>
-          <w:szCs w:val="28"/>
-          <w:lang w:val="en-US"/>
-        </w:rPr>
-        <w:t>)</w:t>
-      </w:r>
-    </w:p>
-    <w:p>
-      <w:pPr>
-        <w:pStyle w:val="a7"/>
-        <w:numPr>
-          <w:ilvl w:val="2"/>
-          <w:numId w:val="4"/>
-        </w:numPr>
-        <w:rPr>
-          <w:rFonts w:cstheme="minorHAnsi"/>
-          <w:sz w:val="28"/>
-          <w:szCs w:val="28"/>
-          <w:lang w:val="en-US"/>
-        </w:rPr>
-      </w:pPr>
-      <w:proofErr w:type="spellStart"/>
-      <w:r>
-        <w:rPr>
-          <w:rFonts w:cstheme="minorHAnsi"/>
-          <w:sz w:val="28"/>
-          <w:szCs w:val="28"/>
-          <w:lang w:val="en-US"/>
-        </w:rPr>
-        <w:t>UQ_</w:t>
-      </w:r>
-      <w:r>
-        <w:rPr>
-          <w:rFonts w:cstheme="minorHAnsi"/>
-          <w:sz w:val="28"/>
-          <w:szCs w:val="28"/>
-          <w:lang w:val="en-US"/>
-        </w:rPr>
-        <w:t>CategoryName</w:t>
-      </w:r>
-      <w:proofErr w:type="spellEnd"/>
-      <w:r>
-        <w:rPr>
-          <w:rFonts w:cstheme="minorHAnsi"/>
-          <w:sz w:val="28"/>
-          <w:szCs w:val="28"/>
-          <w:lang w:val="en-US"/>
-        </w:rPr>
-        <w:t>: UNIQUE (</w:t>
-      </w:r>
-      <w:proofErr w:type="spellStart"/>
-      <w:r>
-        <w:rPr>
-          <w:rFonts w:cstheme="minorHAnsi"/>
-          <w:sz w:val="28"/>
-          <w:szCs w:val="28"/>
-          <w:lang w:val="en-US"/>
-        </w:rPr>
-        <w:t>CategoryName</w:t>
-      </w:r>
-      <w:proofErr w:type="spellEnd"/>
-      <w:r>
-        <w:rPr>
-          <w:rFonts w:cstheme="minorHAnsi"/>
-          <w:sz w:val="28"/>
-          <w:szCs w:val="28"/>
-          <w:lang w:val="en-US"/>
-        </w:rPr>
-        <w:t>)</w:t>
-      </w:r>
-    </w:p>
-    <w:p>
-      <w:pPr>
-        <w:pStyle w:val="a7"/>
-        <w:numPr>
-          <w:ilvl w:val="0"/>
-          <w:numId w:val="4"/>
-        </w:numPr>
-        <w:rPr>
-          <w:rFonts w:cstheme="minorHAnsi"/>
-          <w:sz w:val="28"/>
-          <w:szCs w:val="28"/>
-        </w:rPr>
-      </w:pPr>
-      <w:r>
-        <w:rPr>
-          <w:rFonts w:cstheme="minorHAnsi"/>
-          <w:b/>
-          <w:bCs/>
-          <w:sz w:val="28"/>
-          <w:szCs w:val="28"/>
-          <w:lang w:val="en-US"/>
-        </w:rPr>
-        <w:t>Table Name:</w:t>
-      </w:r>
-      <w:r>
-        <w:rPr>
-          <w:rFonts w:cstheme="minorHAnsi"/>
-          <w:sz w:val="28"/>
-          <w:szCs w:val="28"/>
-          <w:lang w:val="en-US"/>
-        </w:rPr>
-        <w:t xml:space="preserve"> </w:t>
+      <w:proofErr w:type="spellStart"/>
+      <w:r>
+        <w:rPr>
+          <w:rFonts w:cstheme="minorHAnsi"/>
+          <w:sz w:val="28"/>
+          <w:szCs w:val="28"/>
+          <w:lang w:val="en-US"/>
+        </w:rPr>
+        <w:t>OrderItem</w:t>
+      </w:r>
+      <w:proofErr w:type="spellEnd"/>
+      <w:r>
+        <w:rPr>
+          <w:rFonts w:cstheme="minorHAnsi"/>
+          <w:sz w:val="28"/>
+          <w:szCs w:val="28"/>
+          <w:lang w:val="en-US"/>
+        </w:rPr>
+        <w:t xml:space="preserve"> _</w:t>
       </w:r>
       <w:r>
         <w:rPr>
@@ -2093,504 +4565,6 @@
         </w:rPr>
         <w:t>Product</w:t>
       </w:r>
-    </w:p>
-    <w:p>
-      <w:pPr>
-        <w:pStyle w:val="a7"/>
-        <w:numPr>
-          <w:ilvl w:val="1"/>
-          <w:numId w:val="4"/>
-        </w:numPr>
-        <w:rPr>
-          <w:rFonts w:cstheme="minorHAnsi"/>
-          <w:sz w:val="28"/>
-          <w:szCs w:val="28"/>
-        </w:rPr>
-      </w:pPr>
-      <w:r>
-        <w:rPr>
-          <w:rFonts w:cstheme="minorHAnsi"/>
-          <w:b/>
-          <w:bCs/>
-          <w:sz w:val="28"/>
-          <w:szCs w:val="28"/>
-          <w:lang w:val="en-US"/>
-        </w:rPr>
-        <w:t>Description</w:t>
-      </w:r>
-      <w:r>
-        <w:rPr>
-          <w:rFonts w:cstheme="minorHAnsi"/>
-          <w:b/>
-          <w:bCs/>
-          <w:sz w:val="28"/>
-          <w:szCs w:val="28"/>
-        </w:rPr>
-        <w:t>:</w:t>
-      </w:r>
-      <w:r>
-        <w:rPr>
-          <w:rFonts w:cstheme="minorHAnsi"/>
-          <w:sz w:val="28"/>
-          <w:szCs w:val="28"/>
-        </w:rPr>
-        <w:t xml:space="preserve"> </w:t>
-      </w:r>
-      <w:r>
-        <w:rPr>
-          <w:rFonts w:cstheme="minorHAnsi"/>
-          <w:sz w:val="28"/>
-          <w:szCs w:val="28"/>
-        </w:rPr>
-        <w:t xml:space="preserve">Хранит информацию </w:t>
-      </w:r>
-      <w:proofErr w:type="gramStart"/>
-      <w:r>
-        <w:rPr>
-          <w:rFonts w:cstheme="minorHAnsi"/>
-          <w:sz w:val="28"/>
-          <w:szCs w:val="28"/>
-        </w:rPr>
-        <w:t>о  товар</w:t>
-      </w:r>
-      <w:r>
-        <w:rPr>
-          <w:rFonts w:cstheme="minorHAnsi"/>
-          <w:sz w:val="28"/>
-          <w:szCs w:val="28"/>
-        </w:rPr>
-        <w:t>ах</w:t>
-      </w:r>
-      <w:proofErr w:type="gramEnd"/>
-    </w:p>
-    <w:p>
-      <w:pPr>
-        <w:pStyle w:val="a7"/>
-        <w:numPr>
-          <w:ilvl w:val="1"/>
-          <w:numId w:val="4"/>
-        </w:numPr>
-        <w:rPr>
-          <w:rFonts w:cstheme="minorHAnsi"/>
-          <w:sz w:val="28"/>
-          <w:szCs w:val="28"/>
-        </w:rPr>
-      </w:pPr>
-      <w:r>
-        <w:rPr>
-          <w:rFonts w:cstheme="minorHAnsi"/>
-          <w:b/>
-          <w:bCs/>
-          <w:sz w:val="28"/>
-          <w:szCs w:val="28"/>
-          <w:lang w:val="en-US"/>
-        </w:rPr>
-        <w:t>Attributes:</w:t>
-      </w:r>
-    </w:p>
-    <w:p>
-      <w:pPr>
-        <w:pStyle w:val="a7"/>
-        <w:numPr>
-          <w:ilvl w:val="2"/>
-          <w:numId w:val="4"/>
-        </w:numPr>
-        <w:rPr>
-          <w:rFonts w:cstheme="minorHAnsi"/>
-          <w:sz w:val="28"/>
-          <w:szCs w:val="28"/>
-          <w:lang w:val="en-US"/>
-        </w:rPr>
-      </w:pPr>
-      <w:proofErr w:type="spellStart"/>
-      <w:r>
-        <w:rPr>
-          <w:rFonts w:cstheme="minorHAnsi"/>
-          <w:sz w:val="28"/>
-          <w:szCs w:val="28"/>
-          <w:lang w:val="en-US"/>
-        </w:rPr>
-        <w:t>Product</w:t>
-      </w:r>
-      <w:r>
-        <w:rPr>
-          <w:rFonts w:cstheme="minorHAnsi"/>
-          <w:sz w:val="28"/>
-          <w:szCs w:val="28"/>
-          <w:lang w:val="en-US"/>
-        </w:rPr>
-        <w:t>ID</w:t>
-      </w:r>
-      <w:proofErr w:type="spellEnd"/>
-      <w:r>
-        <w:rPr>
-          <w:rFonts w:cstheme="minorHAnsi"/>
-          <w:sz w:val="28"/>
-          <w:szCs w:val="28"/>
-          <w:lang w:val="en-US"/>
-        </w:rPr>
-        <w:t>: INTEGER, PK, NOT NULL, UNIQUE</w:t>
-      </w:r>
-    </w:p>
-    <w:p>
-      <w:pPr>
-        <w:pStyle w:val="a7"/>
-        <w:numPr>
-          <w:ilvl w:val="2"/>
-          <w:numId w:val="4"/>
-        </w:numPr>
-        <w:rPr>
-          <w:rFonts w:cstheme="minorHAnsi"/>
-          <w:sz w:val="28"/>
-          <w:szCs w:val="28"/>
-          <w:lang w:val="en-US"/>
-        </w:rPr>
-      </w:pPr>
-      <w:proofErr w:type="spellStart"/>
-      <w:r>
-        <w:rPr>
-          <w:rFonts w:cstheme="minorHAnsi"/>
-          <w:sz w:val="28"/>
-          <w:szCs w:val="28"/>
-          <w:lang w:val="en-US"/>
-        </w:rPr>
-        <w:t>CategoryID</w:t>
-      </w:r>
-      <w:proofErr w:type="spellEnd"/>
-      <w:r>
-        <w:rPr>
-          <w:rFonts w:cstheme="minorHAnsi"/>
-          <w:sz w:val="28"/>
-          <w:szCs w:val="28"/>
-          <w:lang w:val="en-US"/>
-        </w:rPr>
-        <w:t xml:space="preserve">: INTEGER, </w:t>
-      </w:r>
-      <w:r>
-        <w:rPr>
-          <w:rFonts w:cstheme="minorHAnsi"/>
-          <w:sz w:val="28"/>
-          <w:szCs w:val="28"/>
-          <w:lang w:val="en-US"/>
-        </w:rPr>
-        <w:t xml:space="preserve">FK, </w:t>
-      </w:r>
-      <w:r>
-        <w:rPr>
-          <w:rFonts w:cstheme="minorHAnsi"/>
-          <w:sz w:val="28"/>
-          <w:szCs w:val="28"/>
-          <w:lang w:val="en-US"/>
-        </w:rPr>
-        <w:t>NOT NULL</w:t>
-      </w:r>
-    </w:p>
-    <w:p>
-      <w:pPr>
-        <w:pStyle w:val="a7"/>
-        <w:numPr>
-          <w:ilvl w:val="2"/>
-          <w:numId w:val="4"/>
-        </w:numPr>
-        <w:rPr>
-          <w:rFonts w:cstheme="minorHAnsi"/>
-          <w:sz w:val="28"/>
-          <w:szCs w:val="28"/>
-          <w:lang w:val="en-US"/>
-        </w:rPr>
-      </w:pPr>
-      <w:proofErr w:type="spellStart"/>
-      <w:r>
-        <w:rPr>
-          <w:rFonts w:cstheme="minorHAnsi"/>
-          <w:sz w:val="28"/>
-          <w:szCs w:val="28"/>
-          <w:lang w:val="en-US"/>
-        </w:rPr>
-        <w:t>BrandID</w:t>
-      </w:r>
-      <w:proofErr w:type="spellEnd"/>
-      <w:r>
-        <w:rPr>
-          <w:rFonts w:cstheme="minorHAnsi"/>
-          <w:sz w:val="28"/>
-          <w:szCs w:val="28"/>
-          <w:lang w:val="en-US"/>
-        </w:rPr>
-        <w:t>: INTEGER, FK, NOT NULL</w:t>
-      </w:r>
-    </w:p>
-    <w:p>
-      <w:pPr>
-        <w:pStyle w:val="a7"/>
-        <w:numPr>
-          <w:ilvl w:val="2"/>
-          <w:numId w:val="4"/>
-        </w:numPr>
-        <w:rPr>
-          <w:rFonts w:cstheme="minorHAnsi"/>
-          <w:sz w:val="28"/>
-          <w:szCs w:val="28"/>
-          <w:lang w:val="en-US"/>
-        </w:rPr>
-      </w:pPr>
-      <w:proofErr w:type="spellStart"/>
-      <w:r>
-        <w:rPr>
-          <w:rFonts w:cstheme="minorHAnsi"/>
-          <w:sz w:val="28"/>
-          <w:szCs w:val="28"/>
-          <w:lang w:val="en-US"/>
-        </w:rPr>
-        <w:t>SupplierID</w:t>
-      </w:r>
-      <w:proofErr w:type="spellEnd"/>
-      <w:r>
-        <w:rPr>
-          <w:rFonts w:cstheme="minorHAnsi"/>
-          <w:sz w:val="28"/>
-          <w:szCs w:val="28"/>
-          <w:lang w:val="en-US"/>
-        </w:rPr>
-        <w:t>: INTEGER, FK, NOT NULL</w:t>
-      </w:r>
-    </w:p>
-    <w:p>
-      <w:pPr>
-        <w:pStyle w:val="a7"/>
-        <w:numPr>
-          <w:ilvl w:val="2"/>
-          <w:numId w:val="4"/>
-        </w:numPr>
-        <w:rPr>
-          <w:rFonts w:cstheme="minorHAnsi"/>
-          <w:sz w:val="28"/>
-          <w:szCs w:val="28"/>
-          <w:lang w:val="en-US"/>
-        </w:rPr>
-      </w:pPr>
-      <w:r>
-        <w:rPr>
-          <w:rFonts w:cstheme="minorHAnsi"/>
-          <w:sz w:val="28"/>
-          <w:szCs w:val="28"/>
-          <w:lang w:val="en-US"/>
-        </w:rPr>
-        <w:t xml:space="preserve">ProductName: </w:t>
-      </w:r>
-      <w:proofErr w:type="gramStart"/>
-      <w:r>
-        <w:rPr>
-          <w:rFonts w:cstheme="minorHAnsi"/>
-          <w:sz w:val="28"/>
-          <w:szCs w:val="28"/>
-          <w:lang w:val="en-US"/>
-        </w:rPr>
-        <w:t>VARCHAR(</w:t>
-      </w:r>
-      <w:proofErr w:type="gramEnd"/>
-      <w:r>
-        <w:rPr>
-          <w:rFonts w:cstheme="minorHAnsi"/>
-          <w:sz w:val="28"/>
-          <w:szCs w:val="28"/>
-          <w:lang w:val="en-US"/>
-        </w:rPr>
-        <w:t>50), NOT NULL</w:t>
-      </w:r>
-    </w:p>
-    <w:p>
-      <w:pPr>
-        <w:pStyle w:val="a7"/>
-        <w:numPr>
-          <w:ilvl w:val="2"/>
-          <w:numId w:val="4"/>
-        </w:numPr>
-        <w:rPr>
-          <w:rFonts w:cstheme="minorHAnsi"/>
-          <w:sz w:val="28"/>
-          <w:szCs w:val="28"/>
-          <w:lang w:val="en-US"/>
-        </w:rPr>
-      </w:pPr>
-      <w:proofErr w:type="spellStart"/>
-      <w:r>
-        <w:rPr>
-          <w:rFonts w:cstheme="minorHAnsi"/>
-          <w:sz w:val="28"/>
-          <w:szCs w:val="28"/>
-          <w:lang w:val="en-US"/>
-        </w:rPr>
-        <w:t>ProductYear</w:t>
-      </w:r>
-      <w:proofErr w:type="spellEnd"/>
-      <w:r>
-        <w:rPr>
-          <w:rFonts w:cstheme="minorHAnsi"/>
-          <w:sz w:val="28"/>
-          <w:szCs w:val="28"/>
-          <w:lang w:val="en-US"/>
-        </w:rPr>
-        <w:t>: INTEGER, NOT NULL</w:t>
-      </w:r>
-    </w:p>
-    <w:p>
-      <w:pPr>
-        <w:pStyle w:val="a7"/>
-        <w:numPr>
-          <w:ilvl w:val="2"/>
-          <w:numId w:val="4"/>
-        </w:numPr>
-        <w:rPr>
-          <w:rFonts w:cstheme="minorHAnsi"/>
-          <w:sz w:val="28"/>
-          <w:szCs w:val="28"/>
-          <w:lang w:val="en-US"/>
-        </w:rPr>
-      </w:pPr>
-      <w:r>
-        <w:rPr>
-          <w:rFonts w:cstheme="minorHAnsi"/>
-          <w:sz w:val="28"/>
-          <w:szCs w:val="28"/>
-          <w:lang w:val="en-US"/>
-        </w:rPr>
-        <w:t xml:space="preserve">Price: </w:t>
-      </w:r>
-      <w:proofErr w:type="gramStart"/>
-      <w:r>
-        <w:rPr>
-          <w:rFonts w:cstheme="minorHAnsi"/>
-          <w:sz w:val="28"/>
-          <w:szCs w:val="28"/>
-          <w:lang w:val="en-US"/>
-        </w:rPr>
-        <w:t>NUMERIC(</w:t>
-      </w:r>
-      <w:proofErr w:type="gramEnd"/>
-      <w:r>
-        <w:rPr>
-          <w:rFonts w:cstheme="minorHAnsi"/>
-          <w:sz w:val="28"/>
-          <w:szCs w:val="28"/>
-          <w:lang w:val="en-US"/>
-        </w:rPr>
-        <w:t>10,2), NOT NULL</w:t>
-      </w:r>
-    </w:p>
-    <w:p>
-      <w:pPr>
-        <w:pStyle w:val="a7"/>
-        <w:numPr>
-          <w:ilvl w:val="1"/>
-          <w:numId w:val="4"/>
-        </w:numPr>
-        <w:rPr>
-          <w:rFonts w:cstheme="minorHAnsi"/>
-          <w:sz w:val="28"/>
-          <w:szCs w:val="28"/>
-          <w:lang w:val="en-US"/>
-        </w:rPr>
-      </w:pPr>
-      <w:r>
-        <w:rPr>
-          <w:rFonts w:cstheme="minorHAnsi"/>
-          <w:sz w:val="28"/>
-          <w:szCs w:val="28"/>
-          <w:lang w:val="en-US"/>
-        </w:rPr>
-        <w:t>Constraints:</w:t>
-      </w:r>
-    </w:p>
-    <w:p>
-      <w:pPr>
-        <w:pStyle w:val="a7"/>
-        <w:numPr>
-          <w:ilvl w:val="2"/>
-          <w:numId w:val="4"/>
-        </w:numPr>
-        <w:rPr>
-          <w:rFonts w:cstheme="minorHAnsi"/>
-          <w:sz w:val="28"/>
-          <w:szCs w:val="28"/>
-          <w:lang w:val="en-US"/>
-        </w:rPr>
-      </w:pPr>
-      <w:proofErr w:type="spellStart"/>
-      <w:r>
-        <w:rPr>
-          <w:rFonts w:cstheme="minorHAnsi"/>
-          <w:sz w:val="28"/>
-          <w:szCs w:val="28"/>
-          <w:lang w:val="en-US"/>
-        </w:rPr>
-        <w:t>PK_</w:t>
-      </w:r>
-      <w:r>
-        <w:rPr>
-          <w:rFonts w:cstheme="minorHAnsi"/>
-          <w:sz w:val="28"/>
-          <w:szCs w:val="28"/>
-          <w:lang w:val="en-US"/>
-        </w:rPr>
-        <w:t>Product</w:t>
-      </w:r>
-      <w:proofErr w:type="spellEnd"/>
-      <w:r>
-        <w:rPr>
-          <w:rFonts w:cstheme="minorHAnsi"/>
-          <w:sz w:val="28"/>
-          <w:szCs w:val="28"/>
-          <w:lang w:val="en-US"/>
-        </w:rPr>
-        <w:t>: PRIMARY KEY (</w:t>
-      </w:r>
-      <w:proofErr w:type="spellStart"/>
-      <w:r>
-        <w:rPr>
-          <w:rFonts w:cstheme="minorHAnsi"/>
-          <w:sz w:val="28"/>
-          <w:szCs w:val="28"/>
-          <w:lang w:val="en-US"/>
-        </w:rPr>
-        <w:t>ProductID</w:t>
-      </w:r>
-      <w:proofErr w:type="spellEnd"/>
-      <w:r>
-        <w:rPr>
-          <w:rFonts w:cstheme="minorHAnsi"/>
-          <w:sz w:val="28"/>
-          <w:szCs w:val="28"/>
-          <w:lang w:val="en-US"/>
-        </w:rPr>
-        <w:t>)</w:t>
-      </w:r>
-    </w:p>
-    <w:p>
-      <w:pPr>
-        <w:pStyle w:val="a7"/>
-        <w:numPr>
-          <w:ilvl w:val="2"/>
-          <w:numId w:val="4"/>
-        </w:numPr>
-        <w:rPr>
-          <w:rFonts w:cstheme="minorHAnsi"/>
-          <w:sz w:val="28"/>
-          <w:szCs w:val="28"/>
-          <w:lang w:val="en-US"/>
-        </w:rPr>
-      </w:pPr>
-      <w:proofErr w:type="spellStart"/>
-      <w:r>
-        <w:rPr>
-          <w:rFonts w:cstheme="minorHAnsi"/>
-          <w:sz w:val="28"/>
-          <w:szCs w:val="28"/>
-          <w:lang w:val="en-US"/>
-        </w:rPr>
-        <w:t>FK_Product_Category</w:t>
-      </w:r>
-      <w:proofErr w:type="spellEnd"/>
       <w:r>
         <w:rPr>
           <w:rFonts w:cstheme="minorHAnsi"/>
@@ -2599,2189 +4573,6 @@
           <w:lang w:val="en-US"/>
         </w:rPr>
         <w:t>: FOREIGN KEY (</w:t>
-      </w:r>
-      <w:proofErr w:type="spellStart"/>
-      <w:r>
-        <w:rPr>
-          <w:rFonts w:cstheme="minorHAnsi"/>
-          <w:sz w:val="28"/>
-          <w:szCs w:val="28"/>
-          <w:lang w:val="en-US"/>
-        </w:rPr>
-        <w:t>CategoryID</w:t>
-      </w:r>
-      <w:proofErr w:type="spellEnd"/>
-      <w:r>
-        <w:rPr>
-          <w:rFonts w:cstheme="minorHAnsi"/>
-          <w:sz w:val="28"/>
-          <w:szCs w:val="28"/>
-          <w:lang w:val="en-US"/>
-        </w:rPr>
-        <w:t xml:space="preserve">) REFERENCES </w:t>
-      </w:r>
-      <w:proofErr w:type="gramStart"/>
-      <w:r>
-        <w:rPr>
-          <w:rFonts w:cstheme="minorHAnsi"/>
-          <w:sz w:val="28"/>
-          <w:szCs w:val="28"/>
-          <w:lang w:val="en-US"/>
-        </w:rPr>
-        <w:t>Category(</w:t>
-      </w:r>
-      <w:proofErr w:type="spellStart"/>
-      <w:proofErr w:type="gramEnd"/>
-      <w:r>
-        <w:rPr>
-          <w:rFonts w:cstheme="minorHAnsi"/>
-          <w:sz w:val="28"/>
-          <w:szCs w:val="28"/>
-          <w:lang w:val="en-US"/>
-        </w:rPr>
-        <w:t>CategoryID</w:t>
-      </w:r>
-      <w:proofErr w:type="spellEnd"/>
-      <w:r>
-        <w:rPr>
-          <w:rFonts w:cstheme="minorHAnsi"/>
-          <w:sz w:val="28"/>
-          <w:szCs w:val="28"/>
-          <w:lang w:val="en-US"/>
-        </w:rPr>
-        <w:t>)</w:t>
-      </w:r>
-    </w:p>
-    <w:p>
-      <w:pPr>
-        <w:pStyle w:val="a7"/>
-        <w:numPr>
-          <w:ilvl w:val="2"/>
-          <w:numId w:val="4"/>
-        </w:numPr>
-        <w:rPr>
-          <w:rFonts w:cstheme="minorHAnsi"/>
-          <w:sz w:val="28"/>
-          <w:szCs w:val="28"/>
-          <w:lang w:val="en-US"/>
-        </w:rPr>
-      </w:pPr>
-      <w:proofErr w:type="spellStart"/>
-      <w:r>
-        <w:rPr>
-          <w:rFonts w:cstheme="minorHAnsi"/>
-          <w:sz w:val="28"/>
-          <w:szCs w:val="28"/>
-          <w:lang w:val="en-US"/>
-        </w:rPr>
-        <w:t>FK_Product_Brand</w:t>
-      </w:r>
-      <w:proofErr w:type="spellEnd"/>
-      <w:r>
-        <w:rPr>
-          <w:rFonts w:cstheme="minorHAnsi"/>
-          <w:sz w:val="28"/>
-          <w:szCs w:val="28"/>
-          <w:lang w:val="en-US"/>
-        </w:rPr>
-        <w:t>: FOREIGN KEY (</w:t>
-      </w:r>
-      <w:proofErr w:type="spellStart"/>
-      <w:r>
-        <w:rPr>
-          <w:rFonts w:cstheme="minorHAnsi"/>
-          <w:sz w:val="28"/>
-          <w:szCs w:val="28"/>
-          <w:lang w:val="en-US"/>
-        </w:rPr>
-        <w:t>BrandID</w:t>
-      </w:r>
-      <w:proofErr w:type="spellEnd"/>
-      <w:r>
-        <w:rPr>
-          <w:rFonts w:cstheme="minorHAnsi"/>
-          <w:sz w:val="28"/>
-          <w:szCs w:val="28"/>
-          <w:lang w:val="en-US"/>
-        </w:rPr>
-        <w:t xml:space="preserve">) REFERENCES </w:t>
-      </w:r>
-      <w:proofErr w:type="gramStart"/>
-      <w:r>
-        <w:rPr>
-          <w:rFonts w:cstheme="minorHAnsi"/>
-          <w:sz w:val="28"/>
-          <w:szCs w:val="28"/>
-          <w:lang w:val="en-US"/>
-        </w:rPr>
-        <w:t>Brand(</w:t>
-      </w:r>
-      <w:proofErr w:type="spellStart"/>
-      <w:proofErr w:type="gramEnd"/>
-      <w:r>
-        <w:rPr>
-          <w:rFonts w:cstheme="minorHAnsi"/>
-          <w:sz w:val="28"/>
-          <w:szCs w:val="28"/>
-          <w:lang w:val="en-US"/>
-        </w:rPr>
-        <w:t>BrandID</w:t>
-      </w:r>
-      <w:proofErr w:type="spellEnd"/>
-      <w:r>
-        <w:rPr>
-          <w:rFonts w:cstheme="minorHAnsi"/>
-          <w:sz w:val="28"/>
-          <w:szCs w:val="28"/>
-          <w:lang w:val="en-US"/>
-        </w:rPr>
-        <w:t>)</w:t>
-      </w:r>
-    </w:p>
-    <w:p>
-      <w:pPr>
-        <w:pStyle w:val="a7"/>
-        <w:numPr>
-          <w:ilvl w:val="2"/>
-          <w:numId w:val="4"/>
-        </w:numPr>
-        <w:rPr>
-          <w:rFonts w:cstheme="minorHAnsi"/>
-          <w:sz w:val="28"/>
-          <w:szCs w:val="28"/>
-          <w:lang w:val="en-US"/>
-        </w:rPr>
-      </w:pPr>
-      <w:proofErr w:type="spellStart"/>
-      <w:r>
-        <w:rPr>
-          <w:rFonts w:cstheme="minorHAnsi"/>
-          <w:sz w:val="28"/>
-          <w:szCs w:val="28"/>
-          <w:lang w:val="en-US"/>
-        </w:rPr>
-        <w:t>FK_Product_Supplier</w:t>
-      </w:r>
-      <w:proofErr w:type="spellEnd"/>
-      <w:r>
-        <w:rPr>
-          <w:rFonts w:cstheme="minorHAnsi"/>
-          <w:sz w:val="28"/>
-          <w:szCs w:val="28"/>
-          <w:lang w:val="en-US"/>
-        </w:rPr>
-        <w:t>: FOREIGN KEY (</w:t>
-      </w:r>
-      <w:proofErr w:type="spellStart"/>
-      <w:r>
-        <w:rPr>
-          <w:rFonts w:cstheme="minorHAnsi"/>
-          <w:sz w:val="28"/>
-          <w:szCs w:val="28"/>
-          <w:lang w:val="en-US"/>
-        </w:rPr>
-        <w:t>SupplierID</w:t>
-      </w:r>
-      <w:proofErr w:type="spellEnd"/>
-      <w:r>
-        <w:rPr>
-          <w:rFonts w:cstheme="minorHAnsi"/>
-          <w:sz w:val="28"/>
-          <w:szCs w:val="28"/>
-          <w:lang w:val="en-US"/>
-        </w:rPr>
-        <w:t xml:space="preserve">) REFERENCES </w:t>
-      </w:r>
-      <w:proofErr w:type="gramStart"/>
-      <w:r>
-        <w:rPr>
-          <w:rFonts w:cstheme="minorHAnsi"/>
-          <w:sz w:val="28"/>
-          <w:szCs w:val="28"/>
-          <w:lang w:val="en-US"/>
-        </w:rPr>
-        <w:t>Supplier(</w:t>
-      </w:r>
-      <w:proofErr w:type="spellStart"/>
-      <w:proofErr w:type="gramEnd"/>
-      <w:r>
-        <w:rPr>
-          <w:rFonts w:cstheme="minorHAnsi"/>
-          <w:sz w:val="28"/>
-          <w:szCs w:val="28"/>
-          <w:lang w:val="en-US"/>
-        </w:rPr>
-        <w:t>SupplierID</w:t>
-      </w:r>
-      <w:proofErr w:type="spellEnd"/>
-      <w:r>
-        <w:rPr>
-          <w:rFonts w:cstheme="minorHAnsi"/>
-          <w:sz w:val="28"/>
-          <w:szCs w:val="28"/>
-          <w:lang w:val="en-US"/>
-        </w:rPr>
-        <w:t>)</w:t>
-      </w:r>
-    </w:p>
-    <w:p>
-      <w:pPr>
-        <w:pStyle w:val="a7"/>
-        <w:numPr>
-          <w:ilvl w:val="2"/>
-          <w:numId w:val="4"/>
-        </w:numPr>
-        <w:rPr>
-          <w:rFonts w:cstheme="minorHAnsi"/>
-          <w:sz w:val="28"/>
-          <w:szCs w:val="28"/>
-          <w:lang w:val="en-US"/>
-        </w:rPr>
-      </w:pPr>
-      <w:proofErr w:type="spellStart"/>
-      <w:r>
-        <w:rPr>
-          <w:rFonts w:cstheme="minorHAnsi"/>
-          <w:sz w:val="28"/>
-          <w:szCs w:val="28"/>
-          <w:lang w:val="en-US"/>
-        </w:rPr>
-        <w:t>CHK_ProductYear</w:t>
-      </w:r>
-      <w:proofErr w:type="spellEnd"/>
-      <w:r>
-        <w:rPr>
-          <w:rFonts w:cstheme="minorHAnsi"/>
-          <w:sz w:val="28"/>
-          <w:szCs w:val="28"/>
-          <w:lang w:val="en-US"/>
-        </w:rPr>
-        <w:t>: CHECK (</w:t>
-      </w:r>
-      <w:proofErr w:type="spellStart"/>
-      <w:r>
-        <w:rPr>
-          <w:rFonts w:cstheme="minorHAnsi"/>
-          <w:sz w:val="28"/>
-          <w:szCs w:val="28"/>
-          <w:lang w:val="en-US"/>
-        </w:rPr>
-        <w:t>ProductYear</w:t>
-      </w:r>
-      <w:proofErr w:type="spellEnd"/>
-      <w:r>
-        <w:rPr>
-          <w:rFonts w:cstheme="minorHAnsi"/>
-          <w:sz w:val="28"/>
-          <w:szCs w:val="28"/>
-          <w:lang w:val="en-US"/>
-        </w:rPr>
-        <w:t xml:space="preserve"> &gt;= 2000 AND </w:t>
-      </w:r>
-      <w:proofErr w:type="spellStart"/>
-      <w:r>
-        <w:rPr>
-          <w:rFonts w:cstheme="minorHAnsi"/>
-          <w:sz w:val="28"/>
-          <w:szCs w:val="28"/>
-          <w:lang w:val="en-US"/>
-        </w:rPr>
-        <w:t>ProductYear</w:t>
-      </w:r>
-      <w:proofErr w:type="spellEnd"/>
-      <w:r>
-        <w:rPr>
-          <w:rFonts w:cstheme="minorHAnsi"/>
-          <w:sz w:val="28"/>
-          <w:szCs w:val="28"/>
-          <w:lang w:val="en-US"/>
-        </w:rPr>
-        <w:t xml:space="preserve"> &lt;= 2050)</w:t>
-      </w:r>
-    </w:p>
-    <w:p>
-      <w:pPr>
-        <w:pStyle w:val="a7"/>
-        <w:numPr>
-          <w:ilvl w:val="2"/>
-          <w:numId w:val="4"/>
-        </w:numPr>
-        <w:rPr>
-          <w:rFonts w:cstheme="minorHAnsi"/>
-          <w:sz w:val="28"/>
-          <w:szCs w:val="28"/>
-          <w:lang w:val="en-US"/>
-        </w:rPr>
-      </w:pPr>
-      <w:proofErr w:type="spellStart"/>
-      <w:r>
-        <w:rPr>
-          <w:rFonts w:cstheme="minorHAnsi"/>
-          <w:sz w:val="28"/>
-          <w:szCs w:val="28"/>
-          <w:lang w:val="en-US"/>
-        </w:rPr>
-        <w:t>CHK_ProductPrice</w:t>
-      </w:r>
-      <w:proofErr w:type="spellEnd"/>
-      <w:r>
-        <w:rPr>
-          <w:rFonts w:cstheme="minorHAnsi"/>
-          <w:sz w:val="28"/>
-          <w:szCs w:val="28"/>
-          <w:lang w:val="en-US"/>
-        </w:rPr>
-        <w:t>: CHECK (Price &gt; 0)</w:t>
-      </w:r>
-    </w:p>
-    <w:p>
-      <w:pPr>
-        <w:pStyle w:val="a7"/>
-        <w:numPr>
-          <w:ilvl w:val="0"/>
-          <w:numId w:val="4"/>
-        </w:numPr>
-        <w:rPr>
-          <w:rFonts w:cstheme="minorHAnsi"/>
-          <w:sz w:val="28"/>
-          <w:szCs w:val="28"/>
-        </w:rPr>
-      </w:pPr>
-      <w:r>
-        <w:rPr>
-          <w:rFonts w:cstheme="minorHAnsi"/>
-          <w:b/>
-          <w:bCs/>
-          <w:sz w:val="28"/>
-          <w:szCs w:val="28"/>
-          <w:lang w:val="en-US"/>
-        </w:rPr>
-        <w:t>Table Name:</w:t>
-      </w:r>
-      <w:r>
-        <w:rPr>
-          <w:rFonts w:cstheme="minorHAnsi"/>
-          <w:sz w:val="28"/>
-          <w:szCs w:val="28"/>
-          <w:lang w:val="en-US"/>
-        </w:rPr>
-        <w:t xml:space="preserve"> </w:t>
-      </w:r>
-      <w:r>
-        <w:rPr>
-          <w:rFonts w:cstheme="minorHAnsi"/>
-          <w:sz w:val="28"/>
-          <w:szCs w:val="28"/>
-          <w:lang w:val="en-US"/>
-        </w:rPr>
-        <w:t>Brand</w:t>
-      </w:r>
-    </w:p>
-    <w:p>
-      <w:pPr>
-        <w:pStyle w:val="a7"/>
-        <w:numPr>
-          <w:ilvl w:val="1"/>
-          <w:numId w:val="4"/>
-        </w:numPr>
-        <w:rPr>
-          <w:rFonts w:cstheme="minorHAnsi"/>
-          <w:sz w:val="28"/>
-          <w:szCs w:val="28"/>
-        </w:rPr>
-      </w:pPr>
-      <w:r>
-        <w:rPr>
-          <w:rFonts w:cstheme="minorHAnsi"/>
-          <w:b/>
-          <w:bCs/>
-          <w:sz w:val="28"/>
-          <w:szCs w:val="28"/>
-          <w:lang w:val="en-US"/>
-        </w:rPr>
-        <w:t>Description</w:t>
-      </w:r>
-      <w:r>
-        <w:rPr>
-          <w:rFonts w:cstheme="minorHAnsi"/>
-          <w:b/>
-          <w:bCs/>
-          <w:sz w:val="28"/>
-          <w:szCs w:val="28"/>
-        </w:rPr>
-        <w:t>:</w:t>
-      </w:r>
-      <w:r>
-        <w:rPr>
-          <w:rFonts w:cstheme="minorHAnsi"/>
-          <w:sz w:val="28"/>
-          <w:szCs w:val="28"/>
-        </w:rPr>
-        <w:t xml:space="preserve"> </w:t>
-      </w:r>
-      <w:r>
-        <w:rPr>
-          <w:rFonts w:cstheme="minorHAnsi"/>
-          <w:sz w:val="28"/>
-          <w:szCs w:val="28"/>
-        </w:rPr>
-        <w:t xml:space="preserve">Хранит информацию о </w:t>
-      </w:r>
-      <w:r>
-        <w:rPr>
-          <w:rFonts w:cstheme="minorHAnsi"/>
-          <w:sz w:val="28"/>
-          <w:szCs w:val="28"/>
-        </w:rPr>
-        <w:t>брендах товар</w:t>
-      </w:r>
-      <w:r>
-        <w:rPr>
-          <w:rFonts w:cstheme="minorHAnsi"/>
-          <w:sz w:val="28"/>
-          <w:szCs w:val="28"/>
-        </w:rPr>
-        <w:t>ов</w:t>
-      </w:r>
-    </w:p>
-    <w:p>
-      <w:pPr>
-        <w:pStyle w:val="a7"/>
-        <w:numPr>
-          <w:ilvl w:val="1"/>
-          <w:numId w:val="4"/>
-        </w:numPr>
-        <w:rPr>
-          <w:rFonts w:cstheme="minorHAnsi"/>
-          <w:sz w:val="28"/>
-          <w:szCs w:val="28"/>
-        </w:rPr>
-      </w:pPr>
-      <w:r>
-        <w:rPr>
-          <w:rFonts w:cstheme="minorHAnsi"/>
-          <w:b/>
-          <w:bCs/>
-          <w:sz w:val="28"/>
-          <w:szCs w:val="28"/>
-          <w:lang w:val="en-US"/>
-        </w:rPr>
-        <w:t>Attributes:</w:t>
-      </w:r>
-    </w:p>
-    <w:p>
-      <w:pPr>
-        <w:pStyle w:val="a7"/>
-        <w:numPr>
-          <w:ilvl w:val="2"/>
-          <w:numId w:val="4"/>
-        </w:numPr>
-        <w:rPr>
-          <w:rFonts w:cstheme="minorHAnsi"/>
-          <w:sz w:val="28"/>
-          <w:szCs w:val="28"/>
-          <w:lang w:val="en-US"/>
-        </w:rPr>
-      </w:pPr>
-      <w:proofErr w:type="spellStart"/>
-      <w:r>
-        <w:rPr>
-          <w:rFonts w:cstheme="minorHAnsi"/>
-          <w:sz w:val="28"/>
-          <w:szCs w:val="28"/>
-          <w:lang w:val="en-US"/>
-        </w:rPr>
-        <w:t>BrandID</w:t>
-      </w:r>
-      <w:proofErr w:type="spellEnd"/>
-      <w:r>
-        <w:rPr>
-          <w:rFonts w:cstheme="minorHAnsi"/>
-          <w:sz w:val="28"/>
-          <w:szCs w:val="28"/>
-          <w:lang w:val="en-US"/>
-        </w:rPr>
-        <w:t>: INTEGER, PK, NOT NULL, UNIQUE</w:t>
-      </w:r>
-    </w:p>
-    <w:p>
-      <w:pPr>
-        <w:pStyle w:val="a7"/>
-        <w:numPr>
-          <w:ilvl w:val="2"/>
-          <w:numId w:val="4"/>
-        </w:numPr>
-        <w:rPr>
-          <w:rFonts w:cstheme="minorHAnsi"/>
-          <w:sz w:val="28"/>
-          <w:szCs w:val="28"/>
-          <w:lang w:val="en-US"/>
-        </w:rPr>
-      </w:pPr>
-      <w:proofErr w:type="spellStart"/>
-      <w:r>
-        <w:rPr>
-          <w:rFonts w:cstheme="minorHAnsi"/>
-          <w:sz w:val="28"/>
-          <w:szCs w:val="28"/>
-          <w:lang w:val="en-US"/>
-        </w:rPr>
-        <w:t>Brand</w:t>
-      </w:r>
-      <w:r>
-        <w:rPr>
-          <w:rFonts w:cstheme="minorHAnsi"/>
-          <w:sz w:val="28"/>
-          <w:szCs w:val="28"/>
-          <w:lang w:val="en-US"/>
-        </w:rPr>
-        <w:t>Name</w:t>
-      </w:r>
-      <w:proofErr w:type="spellEnd"/>
-      <w:r>
-        <w:rPr>
-          <w:rFonts w:cstheme="minorHAnsi"/>
-          <w:sz w:val="28"/>
-          <w:szCs w:val="28"/>
-          <w:lang w:val="en-US"/>
-        </w:rPr>
-        <w:t xml:space="preserve">: </w:t>
-      </w:r>
-      <w:proofErr w:type="gramStart"/>
-      <w:r>
-        <w:rPr>
-          <w:rFonts w:cstheme="minorHAnsi"/>
-          <w:sz w:val="28"/>
-          <w:szCs w:val="28"/>
-          <w:lang w:val="en-US"/>
-        </w:rPr>
-        <w:t>VARCHAR(</w:t>
-      </w:r>
-      <w:proofErr w:type="gramEnd"/>
-      <w:r>
-        <w:rPr>
-          <w:rFonts w:cstheme="minorHAnsi"/>
-          <w:sz w:val="28"/>
-          <w:szCs w:val="28"/>
-          <w:lang w:val="en-US"/>
-        </w:rPr>
-        <w:t>5</w:t>
-      </w:r>
-      <w:r>
-        <w:rPr>
-          <w:rFonts w:cstheme="minorHAnsi"/>
-          <w:sz w:val="28"/>
-          <w:szCs w:val="28"/>
-          <w:lang w:val="en-US"/>
-        </w:rPr>
-        <w:t>0), NOT NULL, UNIQUE</w:t>
-      </w:r>
-    </w:p>
-    <w:p>
-      <w:pPr>
-        <w:pStyle w:val="a7"/>
-        <w:numPr>
-          <w:ilvl w:val="1"/>
-          <w:numId w:val="4"/>
-        </w:numPr>
-        <w:rPr>
-          <w:rFonts w:cstheme="minorHAnsi"/>
-          <w:sz w:val="28"/>
-          <w:szCs w:val="28"/>
-          <w:lang w:val="en-US"/>
-        </w:rPr>
-      </w:pPr>
-      <w:r>
-        <w:rPr>
-          <w:rFonts w:cstheme="minorHAnsi"/>
-          <w:sz w:val="28"/>
-          <w:szCs w:val="28"/>
-          <w:lang w:val="en-US"/>
-        </w:rPr>
-        <w:t>Constraints:</w:t>
-      </w:r>
-    </w:p>
-    <w:p>
-      <w:pPr>
-        <w:pStyle w:val="a7"/>
-        <w:numPr>
-          <w:ilvl w:val="2"/>
-          <w:numId w:val="4"/>
-        </w:numPr>
-        <w:rPr>
-          <w:rFonts w:cstheme="minorHAnsi"/>
-          <w:sz w:val="28"/>
-          <w:szCs w:val="28"/>
-          <w:lang w:val="en-US"/>
-        </w:rPr>
-      </w:pPr>
-      <w:proofErr w:type="spellStart"/>
-      <w:r>
-        <w:rPr>
-          <w:rFonts w:cstheme="minorHAnsi"/>
-          <w:sz w:val="28"/>
-          <w:szCs w:val="28"/>
-          <w:lang w:val="en-US"/>
-        </w:rPr>
-        <w:t>PK_</w:t>
-      </w:r>
-      <w:r>
-        <w:rPr>
-          <w:rFonts w:cstheme="minorHAnsi"/>
-          <w:sz w:val="28"/>
-          <w:szCs w:val="28"/>
-          <w:lang w:val="en-US"/>
-        </w:rPr>
-        <w:t>Brand</w:t>
-      </w:r>
-      <w:proofErr w:type="spellEnd"/>
-      <w:r>
-        <w:rPr>
-          <w:rFonts w:cstheme="minorHAnsi"/>
-          <w:sz w:val="28"/>
-          <w:szCs w:val="28"/>
-          <w:lang w:val="en-US"/>
-        </w:rPr>
-        <w:t>: PRIMARY KEY (</w:t>
-      </w:r>
-      <w:proofErr w:type="spellStart"/>
-      <w:r>
-        <w:rPr>
-          <w:rFonts w:cstheme="minorHAnsi"/>
-          <w:sz w:val="28"/>
-          <w:szCs w:val="28"/>
-          <w:lang w:val="en-US"/>
-        </w:rPr>
-        <w:t>Brand</w:t>
-      </w:r>
-      <w:r>
-        <w:rPr>
-          <w:rFonts w:cstheme="minorHAnsi"/>
-          <w:sz w:val="28"/>
-          <w:szCs w:val="28"/>
-          <w:lang w:val="en-US"/>
-        </w:rPr>
-        <w:t>ID</w:t>
-      </w:r>
-      <w:proofErr w:type="spellEnd"/>
-      <w:r>
-        <w:rPr>
-          <w:rFonts w:cstheme="minorHAnsi"/>
-          <w:sz w:val="28"/>
-          <w:szCs w:val="28"/>
-          <w:lang w:val="en-US"/>
-        </w:rPr>
-        <w:t>)</w:t>
-      </w:r>
-    </w:p>
-    <w:p>
-      <w:pPr>
-        <w:pStyle w:val="a7"/>
-        <w:numPr>
-          <w:ilvl w:val="2"/>
-          <w:numId w:val="4"/>
-        </w:numPr>
-        <w:rPr>
-          <w:rFonts w:cstheme="minorHAnsi"/>
-          <w:sz w:val="28"/>
-          <w:szCs w:val="28"/>
-          <w:lang w:val="en-US"/>
-        </w:rPr>
-      </w:pPr>
-      <w:proofErr w:type="spellStart"/>
-      <w:r>
-        <w:rPr>
-          <w:rFonts w:cstheme="minorHAnsi"/>
-          <w:sz w:val="28"/>
-          <w:szCs w:val="28"/>
-          <w:lang w:val="en-US"/>
-        </w:rPr>
-        <w:lastRenderedPageBreak/>
-        <w:t>UQ_</w:t>
-      </w:r>
-      <w:r>
-        <w:rPr>
-          <w:rFonts w:cstheme="minorHAnsi"/>
-          <w:sz w:val="28"/>
-          <w:szCs w:val="28"/>
-          <w:lang w:val="en-US"/>
-        </w:rPr>
-        <w:t>Brand</w:t>
-      </w:r>
-      <w:r>
-        <w:rPr>
-          <w:rFonts w:cstheme="minorHAnsi"/>
-          <w:sz w:val="28"/>
-          <w:szCs w:val="28"/>
-          <w:lang w:val="en-US"/>
-        </w:rPr>
-        <w:t>Name</w:t>
-      </w:r>
-      <w:proofErr w:type="spellEnd"/>
-      <w:r>
-        <w:rPr>
-          <w:rFonts w:cstheme="minorHAnsi"/>
-          <w:sz w:val="28"/>
-          <w:szCs w:val="28"/>
-          <w:lang w:val="en-US"/>
-        </w:rPr>
-        <w:t>: UNIQUE (</w:t>
-      </w:r>
-      <w:proofErr w:type="spellStart"/>
-      <w:r>
-        <w:rPr>
-          <w:rFonts w:cstheme="minorHAnsi"/>
-          <w:sz w:val="28"/>
-          <w:szCs w:val="28"/>
-          <w:lang w:val="en-US"/>
-        </w:rPr>
-        <w:t>Brand</w:t>
-      </w:r>
-      <w:r>
-        <w:rPr>
-          <w:rFonts w:cstheme="minorHAnsi"/>
-          <w:sz w:val="28"/>
-          <w:szCs w:val="28"/>
-          <w:lang w:val="en-US"/>
-        </w:rPr>
-        <w:t>Name</w:t>
-      </w:r>
-      <w:proofErr w:type="spellEnd"/>
-      <w:r>
-        <w:rPr>
-          <w:rFonts w:cstheme="minorHAnsi"/>
-          <w:sz w:val="28"/>
-          <w:szCs w:val="28"/>
-          <w:lang w:val="en-US"/>
-        </w:rPr>
-        <w:t>)</w:t>
-      </w:r>
-    </w:p>
-    <w:p>
-      <w:pPr>
-        <w:pStyle w:val="a7"/>
-        <w:numPr>
-          <w:ilvl w:val="0"/>
-          <w:numId w:val="4"/>
-        </w:numPr>
-        <w:rPr>
-          <w:rFonts w:cstheme="minorHAnsi"/>
-          <w:sz w:val="28"/>
-          <w:szCs w:val="28"/>
-        </w:rPr>
-      </w:pPr>
-      <w:r>
-        <w:rPr>
-          <w:rFonts w:cstheme="minorHAnsi"/>
-          <w:b/>
-          <w:bCs/>
-          <w:sz w:val="28"/>
-          <w:szCs w:val="28"/>
-          <w:lang w:val="en-US"/>
-        </w:rPr>
-        <w:t>Table Name:</w:t>
-      </w:r>
-      <w:r>
-        <w:rPr>
-          <w:rFonts w:cstheme="minorHAnsi"/>
-          <w:sz w:val="28"/>
-          <w:szCs w:val="28"/>
-          <w:lang w:val="en-US"/>
-        </w:rPr>
-        <w:t xml:space="preserve"> </w:t>
-      </w:r>
-      <w:proofErr w:type="spellStart"/>
-      <w:r>
-        <w:rPr>
-          <w:rFonts w:cstheme="minorHAnsi"/>
-          <w:sz w:val="28"/>
-          <w:szCs w:val="28"/>
-          <w:lang w:val="en-US"/>
-        </w:rPr>
-        <w:t>CustomerOrder</w:t>
-      </w:r>
-      <w:proofErr w:type="spellEnd"/>
-    </w:p>
-    <w:p>
-      <w:pPr>
-        <w:pStyle w:val="a7"/>
-        <w:numPr>
-          <w:ilvl w:val="1"/>
-          <w:numId w:val="4"/>
-        </w:numPr>
-        <w:rPr>
-          <w:rFonts w:cstheme="minorHAnsi"/>
-          <w:sz w:val="28"/>
-          <w:szCs w:val="28"/>
-        </w:rPr>
-      </w:pPr>
-      <w:r>
-        <w:rPr>
-          <w:rFonts w:cstheme="minorHAnsi"/>
-          <w:b/>
-          <w:bCs/>
-          <w:sz w:val="28"/>
-          <w:szCs w:val="28"/>
-          <w:lang w:val="en-US"/>
-        </w:rPr>
-        <w:t>Description</w:t>
-      </w:r>
-      <w:r>
-        <w:rPr>
-          <w:rFonts w:cstheme="minorHAnsi"/>
-          <w:b/>
-          <w:bCs/>
-          <w:sz w:val="28"/>
-          <w:szCs w:val="28"/>
-        </w:rPr>
-        <w:t>:</w:t>
-      </w:r>
-      <w:r>
-        <w:rPr>
-          <w:rFonts w:cstheme="minorHAnsi"/>
-          <w:sz w:val="28"/>
-          <w:szCs w:val="28"/>
-        </w:rPr>
-        <w:t xml:space="preserve"> </w:t>
-      </w:r>
-      <w:r>
-        <w:rPr>
-          <w:rFonts w:cstheme="minorHAnsi"/>
-          <w:sz w:val="28"/>
-          <w:szCs w:val="28"/>
-        </w:rPr>
-        <w:t xml:space="preserve">Хранит информацию </w:t>
-      </w:r>
-      <w:r>
-        <w:rPr>
-          <w:rFonts w:cstheme="minorHAnsi"/>
-          <w:sz w:val="28"/>
-          <w:szCs w:val="28"/>
-        </w:rPr>
-        <w:t>о заказе покупателя</w:t>
-      </w:r>
-      <w:r>
-        <w:rPr>
-          <w:rFonts w:cstheme="minorHAnsi"/>
-          <w:sz w:val="28"/>
-          <w:szCs w:val="28"/>
-        </w:rPr>
-        <w:t xml:space="preserve">. </w:t>
-      </w:r>
-    </w:p>
-    <w:p>
-      <w:pPr>
-        <w:pStyle w:val="a7"/>
-        <w:numPr>
-          <w:ilvl w:val="1"/>
-          <w:numId w:val="4"/>
-        </w:numPr>
-        <w:rPr>
-          <w:rFonts w:cstheme="minorHAnsi"/>
-          <w:sz w:val="28"/>
-          <w:szCs w:val="28"/>
-        </w:rPr>
-      </w:pPr>
-      <w:r>
-        <w:rPr>
-          <w:rFonts w:cstheme="minorHAnsi"/>
-          <w:b/>
-          <w:bCs/>
-          <w:sz w:val="28"/>
-          <w:szCs w:val="28"/>
-          <w:lang w:val="en-US"/>
-        </w:rPr>
-        <w:t>Attributes:</w:t>
-      </w:r>
-    </w:p>
-    <w:p>
-      <w:pPr>
-        <w:pStyle w:val="a7"/>
-        <w:numPr>
-          <w:ilvl w:val="2"/>
-          <w:numId w:val="4"/>
-        </w:numPr>
-        <w:rPr>
-          <w:rFonts w:cstheme="minorHAnsi"/>
-          <w:sz w:val="28"/>
-          <w:szCs w:val="28"/>
-          <w:lang w:val="en-US"/>
-        </w:rPr>
-      </w:pPr>
-      <w:proofErr w:type="spellStart"/>
-      <w:r>
-        <w:rPr>
-          <w:rFonts w:cstheme="minorHAnsi"/>
-          <w:sz w:val="28"/>
-          <w:szCs w:val="28"/>
-          <w:lang w:val="en-US"/>
-        </w:rPr>
-        <w:t>Order</w:t>
-      </w:r>
-      <w:r>
-        <w:rPr>
-          <w:rFonts w:cstheme="minorHAnsi"/>
-          <w:sz w:val="28"/>
-          <w:szCs w:val="28"/>
-          <w:lang w:val="en-US"/>
-        </w:rPr>
-        <w:t>ID</w:t>
-      </w:r>
-      <w:proofErr w:type="spellEnd"/>
-      <w:r>
-        <w:rPr>
-          <w:rFonts w:cstheme="minorHAnsi"/>
-          <w:sz w:val="28"/>
-          <w:szCs w:val="28"/>
-          <w:lang w:val="en-US"/>
-        </w:rPr>
-        <w:t>: INTEGER, PK, NOT NULL, UNIQUE</w:t>
-      </w:r>
-    </w:p>
-    <w:p>
-      <w:pPr>
-        <w:pStyle w:val="a7"/>
-        <w:numPr>
-          <w:ilvl w:val="2"/>
-          <w:numId w:val="4"/>
-        </w:numPr>
-        <w:rPr>
-          <w:rFonts w:cstheme="minorHAnsi"/>
-          <w:sz w:val="28"/>
-          <w:szCs w:val="28"/>
-          <w:lang w:val="en-US"/>
-        </w:rPr>
-      </w:pPr>
-      <w:proofErr w:type="spellStart"/>
-      <w:r>
-        <w:rPr>
-          <w:rFonts w:cstheme="minorHAnsi"/>
-          <w:sz w:val="28"/>
-          <w:szCs w:val="28"/>
-          <w:lang w:val="en-US"/>
-        </w:rPr>
-        <w:t>BuyerID</w:t>
-      </w:r>
-      <w:proofErr w:type="spellEnd"/>
-      <w:r>
-        <w:rPr>
-          <w:rFonts w:cstheme="minorHAnsi"/>
-          <w:sz w:val="28"/>
-          <w:szCs w:val="28"/>
-          <w:lang w:val="en-US"/>
-        </w:rPr>
-        <w:t>: INTEGER, FK, NOT NULL</w:t>
-      </w:r>
-    </w:p>
-    <w:p>
-      <w:pPr>
-        <w:pStyle w:val="a7"/>
-        <w:numPr>
-          <w:ilvl w:val="2"/>
-          <w:numId w:val="4"/>
-        </w:numPr>
-        <w:rPr>
-          <w:rFonts w:cstheme="minorHAnsi"/>
-          <w:sz w:val="28"/>
-          <w:szCs w:val="28"/>
-          <w:lang w:val="en-US"/>
-        </w:rPr>
-      </w:pPr>
-      <w:proofErr w:type="spellStart"/>
-      <w:r>
-        <w:rPr>
-          <w:rFonts w:cstheme="minorHAnsi"/>
-          <w:sz w:val="28"/>
-          <w:szCs w:val="28"/>
-          <w:lang w:val="en-US"/>
-        </w:rPr>
-        <w:t>OrderDate</w:t>
-      </w:r>
-      <w:proofErr w:type="spellEnd"/>
-      <w:r>
-        <w:rPr>
-          <w:rFonts w:cstheme="minorHAnsi"/>
-          <w:sz w:val="28"/>
-          <w:szCs w:val="28"/>
-          <w:lang w:val="en-US"/>
-        </w:rPr>
-        <w:t>:</w:t>
-      </w:r>
-      <w:r>
-        <w:rPr>
-          <w:rFonts w:cstheme="minorHAnsi"/>
-          <w:sz w:val="28"/>
-          <w:szCs w:val="28"/>
-          <w:lang w:val="en-US"/>
-        </w:rPr>
-        <w:t xml:space="preserve"> DATE</w:t>
-      </w:r>
-      <w:r>
-        <w:rPr>
-          <w:rFonts w:cstheme="minorHAnsi"/>
-          <w:sz w:val="28"/>
-          <w:szCs w:val="28"/>
-          <w:lang w:val="en-US"/>
-        </w:rPr>
-        <w:t xml:space="preserve">, NOT NULL, </w:t>
-      </w:r>
-      <w:r>
-        <w:rPr>
-          <w:rFonts w:cstheme="minorHAnsi"/>
-          <w:sz w:val="28"/>
-          <w:szCs w:val="28"/>
-          <w:lang w:val="en-US"/>
-        </w:rPr>
-        <w:t>DEFAULT CURRENT_DATE</w:t>
-      </w:r>
-    </w:p>
-    <w:p>
-      <w:pPr>
-        <w:pStyle w:val="a7"/>
-        <w:numPr>
-          <w:ilvl w:val="2"/>
-          <w:numId w:val="4"/>
-        </w:numPr>
-        <w:rPr>
-          <w:rFonts w:cstheme="minorHAnsi"/>
-          <w:sz w:val="28"/>
-          <w:szCs w:val="28"/>
-          <w:lang w:val="en-US"/>
-        </w:rPr>
-      </w:pPr>
-      <w:proofErr w:type="spellStart"/>
-      <w:r>
-        <w:rPr>
-          <w:rFonts w:cstheme="minorHAnsi"/>
-          <w:sz w:val="28"/>
-          <w:szCs w:val="28"/>
-          <w:lang w:val="en-US"/>
-        </w:rPr>
-        <w:t>PickupDate</w:t>
-      </w:r>
-      <w:proofErr w:type="spellEnd"/>
-      <w:r>
-        <w:rPr>
-          <w:rFonts w:cstheme="minorHAnsi"/>
-          <w:sz w:val="28"/>
-          <w:szCs w:val="28"/>
-          <w:lang w:val="en-US"/>
-        </w:rPr>
-        <w:t>: DATE</w:t>
-      </w:r>
-    </w:p>
-    <w:p>
-      <w:pPr>
-        <w:pStyle w:val="a7"/>
-        <w:numPr>
-          <w:ilvl w:val="2"/>
-          <w:numId w:val="4"/>
-        </w:numPr>
-        <w:rPr>
-          <w:rFonts w:cstheme="minorHAnsi"/>
-          <w:sz w:val="28"/>
-          <w:szCs w:val="28"/>
-          <w:lang w:val="en-US"/>
-        </w:rPr>
-      </w:pPr>
-      <w:r>
-        <w:rPr>
-          <w:rFonts w:cstheme="minorHAnsi"/>
-          <w:sz w:val="28"/>
-          <w:szCs w:val="28"/>
-          <w:lang w:val="en-US"/>
-        </w:rPr>
-        <w:t xml:space="preserve">Status: </w:t>
-      </w:r>
-      <w:proofErr w:type="gramStart"/>
-      <w:r>
-        <w:rPr>
-          <w:rFonts w:cstheme="minorHAnsi"/>
-          <w:sz w:val="28"/>
-          <w:szCs w:val="28"/>
-          <w:lang w:val="en-US"/>
-        </w:rPr>
-        <w:t>VARCHAR(</w:t>
-      </w:r>
-      <w:proofErr w:type="gramEnd"/>
-      <w:r>
-        <w:rPr>
-          <w:rFonts w:cstheme="minorHAnsi"/>
-          <w:sz w:val="28"/>
-          <w:szCs w:val="28"/>
-          <w:lang w:val="en-US"/>
-        </w:rPr>
-        <w:t>20), NOT NULL</w:t>
-      </w:r>
-    </w:p>
-    <w:p>
-      <w:pPr>
-        <w:pStyle w:val="a7"/>
-        <w:numPr>
-          <w:ilvl w:val="1"/>
-          <w:numId w:val="4"/>
-        </w:numPr>
-        <w:rPr>
-          <w:rFonts w:cstheme="minorHAnsi"/>
-          <w:sz w:val="28"/>
-          <w:szCs w:val="28"/>
-          <w:lang w:val="en-US"/>
-        </w:rPr>
-      </w:pPr>
-      <w:r>
-        <w:rPr>
-          <w:rFonts w:cstheme="minorHAnsi"/>
-          <w:sz w:val="28"/>
-          <w:szCs w:val="28"/>
-          <w:lang w:val="en-US"/>
-        </w:rPr>
-        <w:t>Constraints:</w:t>
-      </w:r>
-    </w:p>
-    <w:p>
-      <w:pPr>
-        <w:pStyle w:val="a7"/>
-        <w:numPr>
-          <w:ilvl w:val="2"/>
-          <w:numId w:val="4"/>
-        </w:numPr>
-        <w:rPr>
-          <w:rFonts w:cstheme="minorHAnsi"/>
-          <w:sz w:val="28"/>
-          <w:szCs w:val="28"/>
-          <w:lang w:val="en-US"/>
-        </w:rPr>
-      </w:pPr>
-      <w:proofErr w:type="spellStart"/>
-      <w:r>
-        <w:rPr>
-          <w:rFonts w:cstheme="minorHAnsi"/>
-          <w:sz w:val="28"/>
-          <w:szCs w:val="28"/>
-          <w:lang w:val="en-US"/>
-        </w:rPr>
-        <w:t>PK_</w:t>
-      </w:r>
-      <w:r>
-        <w:rPr>
-          <w:rFonts w:cstheme="minorHAnsi"/>
-          <w:sz w:val="28"/>
-          <w:szCs w:val="28"/>
-          <w:lang w:val="en-US"/>
-        </w:rPr>
-        <w:t>Customer</w:t>
-      </w:r>
-      <w:r>
-        <w:rPr>
-          <w:rFonts w:cstheme="minorHAnsi"/>
-          <w:sz w:val="28"/>
-          <w:szCs w:val="28"/>
-          <w:lang w:val="en-US"/>
-        </w:rPr>
-        <w:t>Order</w:t>
-      </w:r>
-      <w:proofErr w:type="spellEnd"/>
-      <w:r>
-        <w:rPr>
-          <w:rFonts w:cstheme="minorHAnsi"/>
-          <w:sz w:val="28"/>
-          <w:szCs w:val="28"/>
-          <w:lang w:val="en-US"/>
-        </w:rPr>
-        <w:t>: PRIMARY KEY (</w:t>
-      </w:r>
-      <w:proofErr w:type="spellStart"/>
-      <w:r>
-        <w:rPr>
-          <w:rFonts w:cstheme="minorHAnsi"/>
-          <w:sz w:val="28"/>
-          <w:szCs w:val="28"/>
-          <w:lang w:val="en-US"/>
-        </w:rPr>
-        <w:t>Order</w:t>
-      </w:r>
-      <w:r>
-        <w:rPr>
-          <w:rFonts w:cstheme="minorHAnsi"/>
-          <w:sz w:val="28"/>
-          <w:szCs w:val="28"/>
-          <w:lang w:val="en-US"/>
-        </w:rPr>
-        <w:t>ID</w:t>
-      </w:r>
-      <w:proofErr w:type="spellEnd"/>
-      <w:r>
-        <w:rPr>
-          <w:rFonts w:cstheme="minorHAnsi"/>
-          <w:sz w:val="28"/>
-          <w:szCs w:val="28"/>
-          <w:lang w:val="en-US"/>
-        </w:rPr>
-        <w:t>)</w:t>
-      </w:r>
-    </w:p>
-    <w:p>
-      <w:pPr>
-        <w:pStyle w:val="a7"/>
-        <w:numPr>
-          <w:ilvl w:val="2"/>
-          <w:numId w:val="4"/>
-        </w:numPr>
-        <w:rPr>
-          <w:rFonts w:cstheme="minorHAnsi"/>
-          <w:sz w:val="28"/>
-          <w:szCs w:val="28"/>
-          <w:lang w:val="en-US"/>
-        </w:rPr>
-      </w:pPr>
-      <w:r>
-        <w:rPr>
-          <w:rFonts w:cstheme="minorHAnsi"/>
-          <w:sz w:val="28"/>
-          <w:szCs w:val="28"/>
-          <w:lang w:val="en-US"/>
-        </w:rPr>
-        <w:t>FK_</w:t>
-      </w:r>
-      <w:r>
-        <w:rPr>
-          <w:rFonts w:cstheme="minorHAnsi"/>
-          <w:sz w:val="28"/>
-          <w:szCs w:val="28"/>
-          <w:lang w:val="en-US"/>
-        </w:rPr>
-        <w:t xml:space="preserve"> </w:t>
-      </w:r>
-      <w:proofErr w:type="spellStart"/>
-      <w:r>
-        <w:rPr>
-          <w:rFonts w:cstheme="minorHAnsi"/>
-          <w:sz w:val="28"/>
-          <w:szCs w:val="28"/>
-          <w:lang w:val="en-US"/>
-        </w:rPr>
-        <w:t>CustomerOrder</w:t>
-      </w:r>
-      <w:r>
-        <w:rPr>
-          <w:rFonts w:cstheme="minorHAnsi"/>
-          <w:sz w:val="28"/>
-          <w:szCs w:val="28"/>
-          <w:lang w:val="en-US"/>
-        </w:rPr>
-        <w:t>_</w:t>
-      </w:r>
-      <w:r>
-        <w:rPr>
-          <w:rFonts w:cstheme="minorHAnsi"/>
-          <w:sz w:val="28"/>
-          <w:szCs w:val="28"/>
-          <w:lang w:val="en-US"/>
-        </w:rPr>
-        <w:t>Buyer</w:t>
-      </w:r>
-      <w:proofErr w:type="spellEnd"/>
-      <w:r>
-        <w:rPr>
-          <w:rFonts w:cstheme="minorHAnsi"/>
-          <w:sz w:val="28"/>
-          <w:szCs w:val="28"/>
-          <w:lang w:val="en-US"/>
-        </w:rPr>
-        <w:t>: FOREIGN KEY (</w:t>
-      </w:r>
-      <w:proofErr w:type="spellStart"/>
-      <w:r>
-        <w:rPr>
-          <w:rFonts w:cstheme="minorHAnsi"/>
-          <w:sz w:val="28"/>
-          <w:szCs w:val="28"/>
-          <w:lang w:val="en-US"/>
-        </w:rPr>
-        <w:t>Buyer</w:t>
-      </w:r>
-      <w:r>
-        <w:rPr>
-          <w:rFonts w:cstheme="minorHAnsi"/>
-          <w:sz w:val="28"/>
-          <w:szCs w:val="28"/>
-          <w:lang w:val="en-US"/>
-        </w:rPr>
-        <w:t>ID</w:t>
-      </w:r>
-      <w:proofErr w:type="spellEnd"/>
-      <w:r>
-        <w:rPr>
-          <w:rFonts w:cstheme="minorHAnsi"/>
-          <w:sz w:val="28"/>
-          <w:szCs w:val="28"/>
-          <w:lang w:val="en-US"/>
-        </w:rPr>
-        <w:t>) REFERENCES(</w:t>
-      </w:r>
-      <w:proofErr w:type="spellStart"/>
-      <w:r>
-        <w:rPr>
-          <w:rFonts w:cstheme="minorHAnsi"/>
-          <w:sz w:val="28"/>
-          <w:szCs w:val="28"/>
-          <w:lang w:val="en-US"/>
-        </w:rPr>
-        <w:t>Buyer</w:t>
-      </w:r>
-      <w:r>
-        <w:rPr>
-          <w:rFonts w:cstheme="minorHAnsi"/>
-          <w:sz w:val="28"/>
-          <w:szCs w:val="28"/>
-          <w:lang w:val="en-US"/>
-        </w:rPr>
-        <w:t>ID</w:t>
-      </w:r>
-      <w:proofErr w:type="spellEnd"/>
-      <w:r>
-        <w:rPr>
-          <w:rFonts w:cstheme="minorHAnsi"/>
-          <w:sz w:val="28"/>
-          <w:szCs w:val="28"/>
-          <w:lang w:val="en-US"/>
-        </w:rPr>
-        <w:t>)</w:t>
-      </w:r>
-    </w:p>
-    <w:p>
-      <w:pPr>
-        <w:pStyle w:val="a7"/>
-        <w:numPr>
-          <w:ilvl w:val="2"/>
-          <w:numId w:val="4"/>
-        </w:numPr>
-        <w:rPr>
-          <w:rFonts w:cstheme="minorHAnsi"/>
-          <w:sz w:val="28"/>
-          <w:szCs w:val="28"/>
-          <w:lang w:val="en-US"/>
-        </w:rPr>
-      </w:pPr>
-      <w:proofErr w:type="spellStart"/>
-      <w:r>
-        <w:rPr>
-          <w:rFonts w:cstheme="minorHAnsi"/>
-          <w:sz w:val="28"/>
-          <w:szCs w:val="28"/>
-          <w:lang w:val="en-US"/>
-        </w:rPr>
-        <w:t>CHK_Dates</w:t>
-      </w:r>
-      <w:proofErr w:type="spellEnd"/>
-      <w:r>
-        <w:rPr>
-          <w:rFonts w:cstheme="minorHAnsi"/>
-          <w:sz w:val="28"/>
-          <w:szCs w:val="28"/>
-          <w:lang w:val="en-US"/>
-        </w:rPr>
-        <w:t>: CHECK (</w:t>
-      </w:r>
-      <w:proofErr w:type="spellStart"/>
-      <w:r>
-        <w:rPr>
-          <w:rFonts w:cstheme="minorHAnsi"/>
-          <w:sz w:val="28"/>
-          <w:szCs w:val="28"/>
-          <w:lang w:val="en-US"/>
-        </w:rPr>
-        <w:t>PickupDate</w:t>
-      </w:r>
-      <w:proofErr w:type="spellEnd"/>
-      <w:r>
-        <w:rPr>
-          <w:rFonts w:cstheme="minorHAnsi"/>
-          <w:sz w:val="28"/>
-          <w:szCs w:val="28"/>
-          <w:lang w:val="en-US"/>
-        </w:rPr>
-        <w:t xml:space="preserve"> IS NULL OR </w:t>
-      </w:r>
-      <w:proofErr w:type="spellStart"/>
-      <w:r>
-        <w:rPr>
-          <w:rFonts w:cstheme="minorHAnsi"/>
-          <w:sz w:val="28"/>
-          <w:szCs w:val="28"/>
-          <w:lang w:val="en-US"/>
-        </w:rPr>
-        <w:t>PickupDate</w:t>
-      </w:r>
-      <w:proofErr w:type="spellEnd"/>
-      <w:r>
-        <w:rPr>
-          <w:rFonts w:cstheme="minorHAnsi"/>
-          <w:sz w:val="28"/>
-          <w:szCs w:val="28"/>
-          <w:lang w:val="en-US"/>
-        </w:rPr>
-        <w:t xml:space="preserve"> &gt;= </w:t>
-      </w:r>
-      <w:proofErr w:type="spellStart"/>
-      <w:r>
-        <w:rPr>
-          <w:rFonts w:cstheme="minorHAnsi"/>
-          <w:sz w:val="28"/>
-          <w:szCs w:val="28"/>
-          <w:lang w:val="en-US"/>
-        </w:rPr>
-        <w:t>OrderDate</w:t>
-      </w:r>
-      <w:proofErr w:type="spellEnd"/>
-      <w:r>
-        <w:rPr>
-          <w:rFonts w:cstheme="minorHAnsi"/>
-          <w:sz w:val="28"/>
-          <w:szCs w:val="28"/>
-          <w:lang w:val="en-US"/>
-        </w:rPr>
-        <w:t>)</w:t>
-      </w:r>
-      <w:r>
-        <w:rPr>
-          <w:rFonts w:cstheme="minorHAnsi"/>
-          <w:sz w:val="28"/>
-          <w:szCs w:val="28"/>
-          <w:lang w:val="en-US"/>
-        </w:rPr>
-        <w:t xml:space="preserve"> </w:t>
-      </w:r>
-    </w:p>
-    <w:p>
-      <w:pPr>
-        <w:pStyle w:val="a7"/>
-        <w:numPr>
-          <w:ilvl w:val="0"/>
-          <w:numId w:val="4"/>
-        </w:numPr>
-        <w:rPr>
-          <w:rFonts w:cstheme="minorHAnsi"/>
-          <w:sz w:val="28"/>
-          <w:szCs w:val="28"/>
-        </w:rPr>
-      </w:pPr>
-      <w:r>
-        <w:rPr>
-          <w:rFonts w:cstheme="minorHAnsi"/>
-          <w:b/>
-          <w:bCs/>
-          <w:sz w:val="28"/>
-          <w:szCs w:val="28"/>
-          <w:lang w:val="en-US"/>
-        </w:rPr>
-        <w:t>Table Name:</w:t>
-      </w:r>
-      <w:r>
-        <w:rPr>
-          <w:rFonts w:cstheme="minorHAnsi"/>
-          <w:sz w:val="28"/>
-          <w:szCs w:val="28"/>
-          <w:lang w:val="en-US"/>
-        </w:rPr>
-        <w:t xml:space="preserve"> </w:t>
-      </w:r>
-      <w:proofErr w:type="spellStart"/>
-      <w:r>
-        <w:rPr>
-          <w:rFonts w:cstheme="minorHAnsi"/>
-          <w:sz w:val="28"/>
-          <w:szCs w:val="28"/>
-          <w:lang w:val="en-US"/>
-        </w:rPr>
-        <w:t>OrderItem</w:t>
-      </w:r>
-      <w:proofErr w:type="spellEnd"/>
-    </w:p>
-    <w:p>
-      <w:pPr>
-        <w:pStyle w:val="a7"/>
-        <w:numPr>
-          <w:ilvl w:val="1"/>
-          <w:numId w:val="4"/>
-        </w:numPr>
-        <w:rPr>
-          <w:rFonts w:cstheme="minorHAnsi"/>
-          <w:sz w:val="28"/>
-          <w:szCs w:val="28"/>
-        </w:rPr>
-      </w:pPr>
-      <w:r>
-        <w:rPr>
-          <w:rFonts w:cstheme="minorHAnsi"/>
-          <w:b/>
-          <w:bCs/>
-          <w:sz w:val="28"/>
-          <w:szCs w:val="28"/>
-          <w:lang w:val="en-US"/>
-        </w:rPr>
-        <w:t>Description</w:t>
-      </w:r>
-      <w:r>
-        <w:rPr>
-          <w:rFonts w:cstheme="minorHAnsi"/>
-          <w:b/>
-          <w:bCs/>
-          <w:sz w:val="28"/>
-          <w:szCs w:val="28"/>
-        </w:rPr>
-        <w:t>:</w:t>
-      </w:r>
-      <w:r>
-        <w:rPr>
-          <w:rFonts w:cstheme="minorHAnsi"/>
-          <w:sz w:val="28"/>
-          <w:szCs w:val="28"/>
-        </w:rPr>
-        <w:t xml:space="preserve"> </w:t>
-      </w:r>
-      <w:r>
-        <w:rPr>
-          <w:rFonts w:cstheme="minorHAnsi"/>
-          <w:sz w:val="28"/>
-          <w:szCs w:val="28"/>
-        </w:rPr>
-        <w:t xml:space="preserve">Хранит информацию о </w:t>
-      </w:r>
-      <w:r>
-        <w:rPr>
-          <w:rFonts w:cstheme="minorHAnsi"/>
-          <w:sz w:val="28"/>
-          <w:szCs w:val="28"/>
-        </w:rPr>
-        <w:t>позициях товаров в заказах</w:t>
-      </w:r>
-    </w:p>
-    <w:p>
-      <w:pPr>
-        <w:pStyle w:val="a7"/>
-        <w:numPr>
-          <w:ilvl w:val="1"/>
-          <w:numId w:val="4"/>
-        </w:numPr>
-        <w:rPr>
-          <w:rFonts w:cstheme="minorHAnsi"/>
-          <w:sz w:val="28"/>
-          <w:szCs w:val="28"/>
-        </w:rPr>
-      </w:pPr>
-      <w:r>
-        <w:rPr>
-          <w:rFonts w:cstheme="minorHAnsi"/>
-          <w:b/>
-          <w:bCs/>
-          <w:sz w:val="28"/>
-          <w:szCs w:val="28"/>
-          <w:lang w:val="en-US"/>
-        </w:rPr>
-        <w:t>Attributes:</w:t>
-      </w:r>
-    </w:p>
-    <w:p>
-      <w:pPr>
-        <w:pStyle w:val="a7"/>
-        <w:numPr>
-          <w:ilvl w:val="2"/>
-          <w:numId w:val="4"/>
-        </w:numPr>
-        <w:rPr>
-          <w:rFonts w:cstheme="minorHAnsi"/>
-          <w:sz w:val="28"/>
-          <w:szCs w:val="28"/>
-          <w:lang w:val="en-US"/>
-        </w:rPr>
-      </w:pPr>
-      <w:proofErr w:type="spellStart"/>
-      <w:r>
-        <w:rPr>
-          <w:rFonts w:cstheme="minorHAnsi"/>
-          <w:sz w:val="28"/>
-          <w:szCs w:val="28"/>
-          <w:lang w:val="en-US"/>
-        </w:rPr>
-        <w:t>Order</w:t>
-      </w:r>
-      <w:r>
-        <w:rPr>
-          <w:rFonts w:cstheme="minorHAnsi"/>
-          <w:sz w:val="28"/>
-          <w:szCs w:val="28"/>
-          <w:lang w:val="en-US"/>
-        </w:rPr>
-        <w:t>Item</w:t>
-      </w:r>
-      <w:r>
-        <w:rPr>
-          <w:rFonts w:cstheme="minorHAnsi"/>
-          <w:sz w:val="28"/>
-          <w:szCs w:val="28"/>
-          <w:lang w:val="en-US"/>
-        </w:rPr>
-        <w:t>ID</w:t>
-      </w:r>
-      <w:proofErr w:type="spellEnd"/>
-      <w:r>
-        <w:rPr>
-          <w:rFonts w:cstheme="minorHAnsi"/>
-          <w:sz w:val="28"/>
-          <w:szCs w:val="28"/>
-          <w:lang w:val="en-US"/>
-        </w:rPr>
-        <w:t>: INTEGER, PK, NOT NULL, UNIQUE</w:t>
-      </w:r>
-    </w:p>
-    <w:p>
-      <w:pPr>
-        <w:pStyle w:val="a7"/>
-        <w:numPr>
-          <w:ilvl w:val="2"/>
-          <w:numId w:val="4"/>
-        </w:numPr>
-        <w:rPr>
-          <w:rFonts w:cstheme="minorHAnsi"/>
-          <w:sz w:val="28"/>
-          <w:szCs w:val="28"/>
-          <w:lang w:val="en-US"/>
-        </w:rPr>
-      </w:pPr>
-      <w:proofErr w:type="spellStart"/>
-      <w:r>
-        <w:rPr>
-          <w:rFonts w:cstheme="minorHAnsi"/>
-          <w:sz w:val="28"/>
-          <w:szCs w:val="28"/>
-          <w:lang w:val="en-US"/>
-        </w:rPr>
-        <w:t>Order</w:t>
-      </w:r>
-      <w:r>
-        <w:rPr>
-          <w:rFonts w:cstheme="minorHAnsi"/>
-          <w:sz w:val="28"/>
-          <w:szCs w:val="28"/>
-          <w:lang w:val="en-US"/>
-        </w:rPr>
-        <w:t>ID</w:t>
-      </w:r>
-      <w:proofErr w:type="spellEnd"/>
-      <w:r>
-        <w:rPr>
-          <w:rFonts w:cstheme="minorHAnsi"/>
-          <w:sz w:val="28"/>
-          <w:szCs w:val="28"/>
-          <w:lang w:val="en-US"/>
-        </w:rPr>
-        <w:t>: INTEGER, FK, NOT NULL</w:t>
-      </w:r>
-    </w:p>
-    <w:p>
-      <w:pPr>
-        <w:pStyle w:val="a7"/>
-        <w:numPr>
-          <w:ilvl w:val="2"/>
-          <w:numId w:val="4"/>
-        </w:numPr>
-        <w:rPr>
-          <w:rFonts w:cstheme="minorHAnsi"/>
-          <w:sz w:val="28"/>
-          <w:szCs w:val="28"/>
-          <w:lang w:val="en-US"/>
-        </w:rPr>
-      </w:pPr>
-      <w:proofErr w:type="spellStart"/>
-      <w:r>
-        <w:rPr>
-          <w:rFonts w:cstheme="minorHAnsi"/>
-          <w:sz w:val="28"/>
-          <w:szCs w:val="28"/>
-          <w:lang w:val="en-US"/>
-        </w:rPr>
-        <w:t>ProductID</w:t>
-      </w:r>
-      <w:proofErr w:type="spellEnd"/>
-      <w:r>
-        <w:rPr>
-          <w:rFonts w:cstheme="minorHAnsi"/>
-          <w:sz w:val="28"/>
-          <w:szCs w:val="28"/>
-          <w:lang w:val="en-US"/>
-        </w:rPr>
-        <w:t>: INTEGER, FK (REFERENCES Product), NOT NULL</w:t>
-      </w:r>
-    </w:p>
-    <w:p>
-      <w:pPr>
-        <w:pStyle w:val="a7"/>
-        <w:numPr>
-          <w:ilvl w:val="2"/>
-          <w:numId w:val="4"/>
-        </w:numPr>
-        <w:rPr>
-          <w:rFonts w:cstheme="minorHAnsi"/>
-          <w:sz w:val="28"/>
-          <w:szCs w:val="28"/>
-          <w:lang w:val="en-US"/>
-        </w:rPr>
-      </w:pPr>
-      <w:r>
-        <w:rPr>
-          <w:rFonts w:cstheme="minorHAnsi"/>
-          <w:sz w:val="28"/>
-          <w:szCs w:val="28"/>
-          <w:lang w:val="en-US"/>
-        </w:rPr>
-        <w:t>Quantity: INTEGER, NOT NULL</w:t>
-      </w:r>
-    </w:p>
-    <w:p>
-      <w:pPr>
-        <w:pStyle w:val="a7"/>
-        <w:numPr>
-          <w:ilvl w:val="2"/>
-          <w:numId w:val="4"/>
-        </w:numPr>
-        <w:rPr>
-          <w:rFonts w:cstheme="minorHAnsi"/>
-          <w:sz w:val="28"/>
-          <w:szCs w:val="28"/>
-          <w:lang w:val="en-US"/>
-        </w:rPr>
-      </w:pPr>
-      <w:proofErr w:type="spellStart"/>
-      <w:r>
-        <w:rPr>
-          <w:rFonts w:cstheme="minorHAnsi"/>
-          <w:sz w:val="28"/>
-          <w:szCs w:val="28"/>
-          <w:lang w:val="en-US"/>
-        </w:rPr>
-        <w:t>UnitPrice</w:t>
-      </w:r>
-      <w:proofErr w:type="spellEnd"/>
-      <w:r>
-        <w:rPr>
-          <w:rFonts w:cstheme="minorHAnsi"/>
-          <w:sz w:val="28"/>
-          <w:szCs w:val="28"/>
-          <w:lang w:val="en-US"/>
-        </w:rPr>
-        <w:t xml:space="preserve">: </w:t>
-      </w:r>
-      <w:proofErr w:type="gramStart"/>
-      <w:r>
-        <w:rPr>
-          <w:rFonts w:cstheme="minorHAnsi"/>
-          <w:sz w:val="28"/>
-          <w:szCs w:val="28"/>
-          <w:lang w:val="en-US"/>
-        </w:rPr>
-        <w:t>NUMERIC(</w:t>
-      </w:r>
-      <w:proofErr w:type="gramEnd"/>
-      <w:r>
-        <w:rPr>
-          <w:rFonts w:cstheme="minorHAnsi"/>
-          <w:sz w:val="28"/>
-          <w:szCs w:val="28"/>
-          <w:lang w:val="en-US"/>
-        </w:rPr>
-        <w:t>10,2), NOT NULL</w:t>
-      </w:r>
-    </w:p>
-    <w:p>
-      <w:pPr>
-        <w:pStyle w:val="a7"/>
-        <w:numPr>
-          <w:ilvl w:val="1"/>
-          <w:numId w:val="4"/>
-        </w:numPr>
-        <w:rPr>
-          <w:rFonts w:cstheme="minorHAnsi"/>
-          <w:sz w:val="28"/>
-          <w:szCs w:val="28"/>
-          <w:lang w:val="en-US"/>
-        </w:rPr>
-      </w:pPr>
-      <w:r>
-        <w:rPr>
-          <w:rFonts w:cstheme="minorHAnsi"/>
-          <w:sz w:val="28"/>
-          <w:szCs w:val="28"/>
-          <w:lang w:val="en-US"/>
-        </w:rPr>
-        <w:t>Constraints:</w:t>
-      </w:r>
-    </w:p>
-    <w:p>
-      <w:pPr>
-        <w:pStyle w:val="a7"/>
-        <w:numPr>
-          <w:ilvl w:val="2"/>
-          <w:numId w:val="4"/>
-        </w:numPr>
-        <w:rPr>
-          <w:rFonts w:cstheme="minorHAnsi"/>
-          <w:sz w:val="28"/>
-          <w:szCs w:val="28"/>
-          <w:lang w:val="en-US"/>
-        </w:rPr>
-      </w:pPr>
-      <w:r>
-        <w:rPr>
-          <w:rFonts w:cstheme="minorHAnsi"/>
-          <w:sz w:val="28"/>
-          <w:szCs w:val="28"/>
-          <w:lang w:val="en-US"/>
-        </w:rPr>
-        <w:t>PK_</w:t>
-      </w:r>
-      <w:r>
-        <w:rPr>
-          <w:rFonts w:cstheme="minorHAnsi"/>
-          <w:sz w:val="28"/>
-          <w:szCs w:val="28"/>
-          <w:lang w:val="en-US"/>
-        </w:rPr>
-        <w:t xml:space="preserve"> </w:t>
-      </w:r>
-      <w:proofErr w:type="spellStart"/>
-      <w:r>
-        <w:rPr>
-          <w:rFonts w:cstheme="minorHAnsi"/>
-          <w:sz w:val="28"/>
-          <w:szCs w:val="28"/>
-          <w:lang w:val="en-US"/>
-        </w:rPr>
-        <w:t>OrderItem</w:t>
-      </w:r>
-      <w:proofErr w:type="spellEnd"/>
-      <w:r>
-        <w:rPr>
-          <w:rFonts w:cstheme="minorHAnsi"/>
-          <w:sz w:val="28"/>
-          <w:szCs w:val="28"/>
-          <w:lang w:val="en-US"/>
-        </w:rPr>
-        <w:t>: PRIMARY KEY (</w:t>
-      </w:r>
-      <w:proofErr w:type="spellStart"/>
-      <w:r>
-        <w:rPr>
-          <w:rFonts w:cstheme="minorHAnsi"/>
-          <w:sz w:val="28"/>
-          <w:szCs w:val="28"/>
-          <w:lang w:val="en-US"/>
-        </w:rPr>
-        <w:t>Order</w:t>
-      </w:r>
-      <w:r>
-        <w:rPr>
-          <w:rFonts w:cstheme="minorHAnsi"/>
-          <w:sz w:val="28"/>
-          <w:szCs w:val="28"/>
-          <w:lang w:val="en-US"/>
-        </w:rPr>
-        <w:t>Item</w:t>
-      </w:r>
-      <w:r>
-        <w:rPr>
-          <w:rFonts w:cstheme="minorHAnsi"/>
-          <w:sz w:val="28"/>
-          <w:szCs w:val="28"/>
-          <w:lang w:val="en-US"/>
-        </w:rPr>
-        <w:t>ID</w:t>
-      </w:r>
-      <w:proofErr w:type="spellEnd"/>
-      <w:r>
-        <w:rPr>
-          <w:rFonts w:cstheme="minorHAnsi"/>
-          <w:sz w:val="28"/>
-          <w:szCs w:val="28"/>
-          <w:lang w:val="en-US"/>
-        </w:rPr>
-        <w:t>)</w:t>
-      </w:r>
-    </w:p>
-    <w:p>
-      <w:pPr>
-        <w:pStyle w:val="a7"/>
-        <w:numPr>
-          <w:ilvl w:val="2"/>
-          <w:numId w:val="4"/>
-        </w:numPr>
-        <w:rPr>
-          <w:rFonts w:cstheme="minorHAnsi"/>
-          <w:sz w:val="28"/>
-          <w:szCs w:val="28"/>
-          <w:lang w:val="en-US"/>
-        </w:rPr>
-      </w:pPr>
-      <w:r>
-        <w:rPr>
-          <w:rFonts w:cstheme="minorHAnsi"/>
-          <w:sz w:val="28"/>
-          <w:szCs w:val="28"/>
-          <w:lang w:val="en-US"/>
-        </w:rPr>
-        <w:t>FK_</w:t>
-      </w:r>
-      <w:r>
-        <w:rPr>
-          <w:rFonts w:cstheme="minorHAnsi"/>
-          <w:sz w:val="28"/>
-          <w:szCs w:val="28"/>
-          <w:lang w:val="en-US"/>
-        </w:rPr>
-        <w:t xml:space="preserve"> </w:t>
-      </w:r>
-      <w:proofErr w:type="spellStart"/>
-      <w:r>
-        <w:rPr>
-          <w:rFonts w:cstheme="minorHAnsi"/>
-          <w:sz w:val="28"/>
-          <w:szCs w:val="28"/>
-          <w:lang w:val="en-US"/>
-        </w:rPr>
-        <w:t>OrderItem</w:t>
-      </w:r>
-      <w:proofErr w:type="spellEnd"/>
-      <w:r>
-        <w:rPr>
-          <w:rFonts w:cstheme="minorHAnsi"/>
-          <w:sz w:val="28"/>
-          <w:szCs w:val="28"/>
-          <w:lang w:val="en-US"/>
-        </w:rPr>
-        <w:t xml:space="preserve"> </w:t>
-      </w:r>
-      <w:r>
-        <w:rPr>
-          <w:rFonts w:cstheme="minorHAnsi"/>
-          <w:sz w:val="28"/>
-          <w:szCs w:val="28"/>
-          <w:lang w:val="en-US"/>
-        </w:rPr>
-        <w:t>_</w:t>
-      </w:r>
-      <w:r>
-        <w:rPr>
-          <w:rFonts w:cstheme="minorHAnsi"/>
-          <w:sz w:val="28"/>
-          <w:szCs w:val="28"/>
-          <w:lang w:val="en-US"/>
-        </w:rPr>
-        <w:t>Order</w:t>
-      </w:r>
-      <w:r>
-        <w:rPr>
-          <w:rFonts w:cstheme="minorHAnsi"/>
-          <w:sz w:val="28"/>
-          <w:szCs w:val="28"/>
-          <w:lang w:val="en-US"/>
-        </w:rPr>
-        <w:t>: FOREIGN KEY (</w:t>
-      </w:r>
-      <w:proofErr w:type="spellStart"/>
-      <w:r>
-        <w:rPr>
-          <w:rFonts w:cstheme="minorHAnsi"/>
-          <w:sz w:val="28"/>
-          <w:szCs w:val="28"/>
-          <w:lang w:val="en-US"/>
-        </w:rPr>
-        <w:t>Order</w:t>
-      </w:r>
-      <w:r>
-        <w:rPr>
-          <w:rFonts w:cstheme="minorHAnsi"/>
-          <w:sz w:val="28"/>
-          <w:szCs w:val="28"/>
-          <w:lang w:val="en-US"/>
-        </w:rPr>
-        <w:t>ID</w:t>
-      </w:r>
-      <w:proofErr w:type="spellEnd"/>
-      <w:r>
-        <w:rPr>
-          <w:rFonts w:cstheme="minorHAnsi"/>
-          <w:sz w:val="28"/>
-          <w:szCs w:val="28"/>
-          <w:lang w:val="en-US"/>
-        </w:rPr>
-        <w:t xml:space="preserve">) </w:t>
-      </w:r>
-      <w:proofErr w:type="gramStart"/>
-      <w:r>
-        <w:rPr>
-          <w:rFonts w:cstheme="minorHAnsi"/>
-          <w:sz w:val="28"/>
-          <w:szCs w:val="28"/>
-          <w:lang w:val="en-US"/>
-        </w:rPr>
-        <w:t>REFERENCES</w:t>
-      </w:r>
-      <w:r>
-        <w:rPr>
-          <w:rFonts w:cstheme="minorHAnsi"/>
-          <w:sz w:val="28"/>
-          <w:szCs w:val="28"/>
-          <w:lang w:val="en-US"/>
-        </w:rPr>
-        <w:t xml:space="preserve">  </w:t>
-      </w:r>
-      <w:proofErr w:type="spellStart"/>
-      <w:r>
-        <w:rPr>
-          <w:rFonts w:cstheme="minorHAnsi"/>
-          <w:sz w:val="28"/>
-          <w:szCs w:val="28"/>
-          <w:lang w:val="en-US"/>
-        </w:rPr>
-        <w:t>CustomerOrder</w:t>
-      </w:r>
-      <w:proofErr w:type="spellEnd"/>
-      <w:proofErr w:type="gramEnd"/>
-      <w:r>
-        <w:rPr>
-          <w:rFonts w:cstheme="minorHAnsi"/>
-          <w:sz w:val="28"/>
-          <w:szCs w:val="28"/>
-          <w:lang w:val="en-US"/>
-        </w:rPr>
-        <w:t xml:space="preserve"> </w:t>
-      </w:r>
-      <w:r>
-        <w:rPr>
-          <w:rFonts w:cstheme="minorHAnsi"/>
-          <w:sz w:val="28"/>
-          <w:szCs w:val="28"/>
-          <w:lang w:val="en-US"/>
-        </w:rPr>
-        <w:t>(</w:t>
-      </w:r>
-      <w:proofErr w:type="spellStart"/>
-      <w:r>
-        <w:rPr>
-          <w:rFonts w:cstheme="minorHAnsi"/>
-          <w:sz w:val="28"/>
-          <w:szCs w:val="28"/>
-          <w:lang w:val="en-US"/>
-        </w:rPr>
-        <w:t>Order</w:t>
-      </w:r>
-      <w:r>
-        <w:rPr>
-          <w:rFonts w:cstheme="minorHAnsi"/>
-          <w:sz w:val="28"/>
-          <w:szCs w:val="28"/>
-          <w:lang w:val="en-US"/>
-        </w:rPr>
-        <w:t>ID</w:t>
-      </w:r>
-      <w:proofErr w:type="spellEnd"/>
-      <w:r>
-        <w:rPr>
-          <w:rFonts w:cstheme="minorHAnsi"/>
-          <w:sz w:val="28"/>
-          <w:szCs w:val="28"/>
-          <w:lang w:val="en-US"/>
-        </w:rPr>
-        <w:t>)</w:t>
-      </w:r>
-    </w:p>
-    <w:p>
-      <w:pPr>
-        <w:pStyle w:val="a7"/>
-        <w:numPr>
-          <w:ilvl w:val="2"/>
-          <w:numId w:val="4"/>
-        </w:numPr>
-        <w:rPr>
-          <w:rFonts w:cstheme="minorHAnsi"/>
-          <w:sz w:val="28"/>
-          <w:szCs w:val="28"/>
-          <w:lang w:val="en-US"/>
-        </w:rPr>
-      </w:pPr>
-      <w:r>
-        <w:rPr>
-          <w:rFonts w:cstheme="minorHAnsi"/>
-          <w:sz w:val="28"/>
-          <w:szCs w:val="28"/>
-          <w:lang w:val="en-US"/>
-        </w:rPr>
-        <w:t>FK_</w:t>
-      </w:r>
-      <w:r>
-        <w:rPr>
-          <w:rFonts w:cstheme="minorHAnsi"/>
-          <w:sz w:val="28"/>
-          <w:szCs w:val="28"/>
-          <w:lang w:val="en-US"/>
-        </w:rPr>
-        <w:t xml:space="preserve"> </w:t>
-      </w:r>
-      <w:proofErr w:type="spellStart"/>
-      <w:r>
-        <w:rPr>
-          <w:rFonts w:cstheme="minorHAnsi"/>
-          <w:sz w:val="28"/>
-          <w:szCs w:val="28"/>
-          <w:lang w:val="en-US"/>
-        </w:rPr>
-        <w:t>OrderItem</w:t>
-      </w:r>
-      <w:proofErr w:type="spellEnd"/>
-      <w:r>
-        <w:rPr>
-          <w:rFonts w:cstheme="minorHAnsi"/>
-          <w:sz w:val="28"/>
-          <w:szCs w:val="28"/>
-          <w:lang w:val="en-US"/>
-        </w:rPr>
-        <w:t xml:space="preserve"> </w:t>
-      </w:r>
-      <w:r>
-        <w:rPr>
-          <w:rFonts w:cstheme="minorHAnsi"/>
-          <w:sz w:val="28"/>
-          <w:szCs w:val="28"/>
-          <w:lang w:val="en-US"/>
-        </w:rPr>
-        <w:t>_</w:t>
-      </w:r>
-      <w:r>
-        <w:rPr>
-          <w:rFonts w:cstheme="minorHAnsi"/>
-          <w:sz w:val="28"/>
-          <w:szCs w:val="28"/>
-          <w:lang w:val="en-US"/>
-        </w:rPr>
-        <w:t>Product</w:t>
-      </w:r>
-      <w:r>
-        <w:rPr>
-          <w:rFonts w:cstheme="minorHAnsi"/>
-          <w:sz w:val="28"/>
-          <w:szCs w:val="28"/>
-          <w:lang w:val="en-US"/>
-        </w:rPr>
-        <w:t xml:space="preserve">: FOREIGN KEY </w:t>
-      </w:r>
-      <w:r>
-        <w:rPr>
-          <w:rFonts w:cstheme="minorHAnsi"/>
-          <w:sz w:val="28"/>
-          <w:szCs w:val="28"/>
-          <w:lang w:val="en-US"/>
-        </w:rPr>
-        <w:t>(</w:t>
       </w:r>
       <w:proofErr w:type="spellStart"/>
       <w:r>
@@ -5023,7 +4814,6 @@
           <w:bCs/>
           <w:sz w:val="28"/>
           <w:szCs w:val="28"/>
-          <w:lang w:val="en-US"/>
         </w:rPr>
       </w:pPr>
       <w:r>
@@ -5102,7 +4892,6 @@
           <w:bCs/>
           <w:sz w:val="28"/>
           <w:szCs w:val="28"/>
-          <w:lang w:val="en-US"/>
         </w:rPr>
       </w:pPr>
       <w:proofErr w:type="spellStart"/>
@@ -5115,15 +4904,16 @@
         </w:rPr>
         <w:t>CustomerOrder</w:t>
       </w:r>
-      <w:r>
-        <w:rPr>
-          <w:rFonts w:cstheme="minorHAnsi"/>
-          <w:sz w:val="28"/>
-          <w:szCs w:val="28"/>
-          <w:lang w:val="en-US"/>
+      <w:proofErr w:type="spellEnd"/>
+      <w:r>
+        <w:rPr>
+          <w:rFonts w:cstheme="minorHAnsi"/>
+          <w:sz w:val="28"/>
+          <w:szCs w:val="28"/>
         </w:rPr>
         <w:t>.</w:t>
       </w:r>
+      <w:proofErr w:type="spellStart"/>
       <w:r>
         <w:rPr>
           <w:rFonts w:cstheme="minorHAnsi"/>
@@ -5139,7 +4929,6 @@
           <w:rFonts w:cstheme="minorHAnsi"/>
           <w:sz w:val="28"/>
           <w:szCs w:val="28"/>
-          <w:lang w:val="en-US"/>
         </w:rPr>
         <w:t xml:space="preserve"> </w:t>
       </w:r>
@@ -5156,7 +4945,6 @@
           <w:rFonts w:cstheme="minorHAnsi"/>
           <w:sz w:val="28"/>
           <w:szCs w:val="28"/>
-          <w:lang w:val="en-US"/>
         </w:rPr>
         <w:t xml:space="preserve"> </w:t>
       </w:r>
@@ -5173,7 +4961,6 @@
           <w:rFonts w:cstheme="minorHAnsi"/>
           <w:sz w:val="28"/>
           <w:szCs w:val="28"/>
-          <w:lang w:val="en-US"/>
         </w:rPr>
         <w:t xml:space="preserve"> </w:t>
       </w:r>
@@ -5190,7 +4977,6 @@
           <w:rFonts w:cstheme="minorHAnsi"/>
           <w:sz w:val="28"/>
           <w:szCs w:val="28"/>
-          <w:lang w:val="en-US"/>
         </w:rPr>
         <w:t xml:space="preserve">, </w:t>
       </w:r>
@@ -5207,7 +4993,6 @@
           <w:rFonts w:cstheme="minorHAnsi"/>
           <w:sz w:val="28"/>
           <w:szCs w:val="28"/>
-          <w:lang w:val="en-US"/>
         </w:rPr>
         <w:t xml:space="preserve"> </w:t>
       </w:r>
@@ -5224,11 +5009,9 @@
           <w:rFonts w:cstheme="minorHAnsi"/>
           <w:sz w:val="28"/>
           <w:szCs w:val="28"/>
-          <w:lang w:val="en-US"/>
         </w:rPr>
         <w:t xml:space="preserve"> </w:t>
       </w:r>
-      <w:proofErr w:type="spellStart"/>
       <w:r>
         <w:rPr>
           <w:rFonts w:cstheme="minorHAnsi"/>
@@ -5243,10 +5026,10 @@
           <w:rFonts w:cstheme="minorHAnsi"/>
           <w:sz w:val="28"/>
           <w:szCs w:val="28"/>
-          <w:lang w:val="en-US"/>
         </w:rPr>
         <w:t>.</w:t>
       </w:r>
+      <w:proofErr w:type="spellStart"/>
       <w:r>
         <w:rPr>
           <w:rFonts w:cstheme="minorHAnsi"/>
@@ -5777,16 +5560,7 @@
           <w:szCs w:val="28"/>
           <w:lang w:val="en-US"/>
         </w:rPr>
-        <w:t>Supplier</w:t>
-      </w:r>
-      <w:r>
-        <w:rPr>
-          <w:rFonts w:cstheme="minorHAnsi"/>
-          <w:sz w:val="28"/>
-          <w:szCs w:val="28"/>
-          <w:lang w:val="en-US"/>
-        </w:rPr>
-        <w:t>ID</w:t>
+        <w:t>SupplierID</w:t>
       </w:r>
       <w:proofErr w:type="spellEnd"/>
       <w:r>
